--- a/server/docs/templates/ofertaOOO.docx
+++ b/server/docs/templates/ofertaOOO.docx
@@ -192,7 +192,66 @@
           <w:shd w:fill="auto" w:val="clear"/>
           <w:vertAlign w:val="baseline"/>
         </w:rPr>
-        <w:t xml:space="preserve">») между владельцем Платформы </w:t>
+        <w:t xml:space="preserve">») между </w:t>
+      </w:r>
+      <w:bookmarkStart w:id="0" w:name="__DdeLink__1359_3915630491"/>
+      <w:r>
+        <w:rPr>
+          <w:rFonts w:eastAsia="Arial" w:cs="Arial" w:ascii="Arial" w:hAnsi="Arial"/>
+          <w:i w:val="false"/>
+          <w:caps w:val="false"/>
+          <w:smallCaps w:val="false"/>
+          <w:strike w:val="false"/>
+          <w:dstrike w:val="false"/>
+          <w:color w:val="000000"/>
+          <w:position w:val="0"/>
+          <w:sz w:val="22"/>
+          <w:sz w:val="22"/>
+          <w:szCs w:val="22"/>
+          <w:u w:val="none"/>
+          <w:shd w:fill="auto" w:val="clear"/>
+          <w:vertAlign w:val="baseline"/>
+        </w:rPr>
+        <w:t>и</w:t>
+      </w:r>
+      <w:r>
+        <w:rPr>
+          <w:rFonts w:eastAsia="Arial" w:cs="Arial" w:ascii="Arial" w:hAnsi="Arial"/>
+          <w:i w:val="false"/>
+          <w:caps w:val="false"/>
+          <w:smallCaps w:val="false"/>
+          <w:strike w:val="false"/>
+          <w:dstrike w:val="false"/>
+          <w:color w:val="000000"/>
+          <w:position w:val="0"/>
+          <w:sz w:val="22"/>
+          <w:sz w:val="22"/>
+          <w:szCs w:val="22"/>
+          <w:u w:val="none"/>
+          <w:shd w:fill="auto" w:val="clear"/>
+          <w:vertAlign w:val="baseline"/>
+        </w:rPr>
+        <w:t>сполнителем</w:t>
+      </w:r>
+      <w:bookmarkEnd w:id="0"/>
+      <w:r>
+        <w:rPr>
+          <w:rFonts w:eastAsia="Arial" w:cs="Arial" w:ascii="Arial" w:hAnsi="Arial"/>
+          <w:i w:val="false"/>
+          <w:caps w:val="false"/>
+          <w:smallCaps w:val="false"/>
+          <w:strike w:val="false"/>
+          <w:dstrike w:val="false"/>
+          <w:color w:val="000000"/>
+          <w:position w:val="0"/>
+          <w:sz w:val="22"/>
+          <w:sz w:val="22"/>
+          <w:szCs w:val="22"/>
+          <w:u w:val="none"/>
+          <w:shd w:fill="auto" w:val="clear"/>
+          <w:vertAlign w:val="baseline"/>
+        </w:rPr>
+        <w:t xml:space="preserve"> Платформы </w:t>
       </w:r>
       <w:r>
         <w:rPr>
@@ -4570,8 +4629,8 @@
         <w:tblLook w:val="0600"/>
       </w:tblPr>
       <w:tblGrid>
-        <w:gridCol w:w="2549"/>
-        <w:gridCol w:w="6806"/>
+        <w:gridCol w:w="2547"/>
+        <w:gridCol w:w="6808"/>
       </w:tblGrid>
       <w:tr>
         <w:trPr>
@@ -4579,7 +4638,7 @@
         </w:trPr>
         <w:tc>
           <w:tcPr>
-            <w:tcW w:w="2549" w:type="dxa"/>
+            <w:tcW w:w="2547" w:type="dxa"/>
             <w:tcBorders>
               <w:top w:val="single" w:sz="8" w:space="0" w:color="000000"/>
               <w:left w:val="single" w:sz="8" w:space="0" w:color="000000"/>
@@ -4601,8 +4660,8 @@
                 <w:highlight w:val="white"/>
               </w:rPr>
             </w:pPr>
-            <w:bookmarkStart w:id="0" w:name="_heading=h.4i7ojhp"/>
-            <w:bookmarkEnd w:id="0"/>
+            <w:bookmarkStart w:id="1" w:name="_heading=h.4i7ojhp"/>
+            <w:bookmarkEnd w:id="1"/>
             <w:r>
               <w:rPr>
                 <w:rFonts w:eastAsia="Arial" w:cs="Arial" w:ascii="Arial" w:hAnsi="Arial"/>
@@ -4616,7 +4675,7 @@
         </w:tc>
         <w:tc>
           <w:tcPr>
-            <w:tcW w:w="6806" w:type="dxa"/>
+            <w:tcW w:w="6808" w:type="dxa"/>
             <w:tcBorders>
               <w:top w:val="single" w:sz="8" w:space="0" w:color="000000"/>
               <w:left w:val="single" w:sz="8" w:space="0" w:color="000000"/>
@@ -4636,8 +4695,8 @@
                 <w:highlight w:val="white"/>
               </w:rPr>
             </w:pPr>
-            <w:bookmarkStart w:id="1" w:name="_heading=h.4i7ojhp1"/>
-            <w:bookmarkEnd w:id="1"/>
+            <w:bookmarkStart w:id="2" w:name="_heading=h.4i7ojhp1"/>
+            <w:bookmarkEnd w:id="2"/>
             <w:r>
               <w:rPr>
                 <w:rFonts w:eastAsia="Arial" w:cs="Arial" w:ascii="Arial" w:hAnsi="Arial"/>
@@ -4655,7 +4714,7 @@
         </w:trPr>
         <w:tc>
           <w:tcPr>
-            <w:tcW w:w="2549" w:type="dxa"/>
+            <w:tcW w:w="2547" w:type="dxa"/>
             <w:tcBorders>
               <w:top w:val="single" w:sz="8" w:space="0" w:color="000000"/>
               <w:left w:val="single" w:sz="8" w:space="0" w:color="000000"/>
@@ -4693,7 +4752,7 @@
         </w:tc>
         <w:tc>
           <w:tcPr>
-            <w:tcW w:w="6806" w:type="dxa"/>
+            <w:tcW w:w="6808" w:type="dxa"/>
             <w:tcBorders>
               <w:top w:val="single" w:sz="8" w:space="0" w:color="000000"/>
               <w:left w:val="single" w:sz="8" w:space="0" w:color="000000"/>
@@ -4732,7 +4791,7 @@
         </w:trPr>
         <w:tc>
           <w:tcPr>
-            <w:tcW w:w="2549" w:type="dxa"/>
+            <w:tcW w:w="2547" w:type="dxa"/>
             <w:tcBorders>
               <w:top w:val="single" w:sz="8" w:space="0" w:color="000000"/>
               <w:left w:val="single" w:sz="8" w:space="0" w:color="000000"/>
@@ -4770,7 +4829,7 @@
         </w:tc>
         <w:tc>
           <w:tcPr>
-            <w:tcW w:w="6806" w:type="dxa"/>
+            <w:tcW w:w="6808" w:type="dxa"/>
             <w:tcBorders>
               <w:top w:val="single" w:sz="8" w:space="0" w:color="000000"/>
               <w:left w:val="single" w:sz="8" w:space="0" w:color="000000"/>
@@ -4809,7 +4868,7 @@
         </w:trPr>
         <w:tc>
           <w:tcPr>
-            <w:tcW w:w="2549" w:type="dxa"/>
+            <w:tcW w:w="2547" w:type="dxa"/>
             <w:tcBorders>
               <w:top w:val="single" w:sz="8" w:space="0" w:color="000000"/>
               <w:left w:val="single" w:sz="8" w:space="0" w:color="000000"/>
@@ -4846,7 +4905,7 @@
         </w:tc>
         <w:tc>
           <w:tcPr>
-            <w:tcW w:w="6806" w:type="dxa"/>
+            <w:tcW w:w="6808" w:type="dxa"/>
             <w:tcBorders>
               <w:top w:val="single" w:sz="8" w:space="0" w:color="000000"/>
               <w:left w:val="single" w:sz="8" w:space="0" w:color="000000"/>
@@ -4884,7 +4943,7 @@
         </w:trPr>
         <w:tc>
           <w:tcPr>
-            <w:tcW w:w="2549" w:type="dxa"/>
+            <w:tcW w:w="2547" w:type="dxa"/>
             <w:tcBorders>
               <w:top w:val="single" w:sz="8" w:space="0" w:color="000000"/>
               <w:left w:val="single" w:sz="8" w:space="0" w:color="000000"/>
@@ -4921,7 +4980,7 @@
         </w:tc>
         <w:tc>
           <w:tcPr>
-            <w:tcW w:w="6806" w:type="dxa"/>
+            <w:tcW w:w="6808" w:type="dxa"/>
             <w:tcBorders>
               <w:top w:val="single" w:sz="8" w:space="0" w:color="000000"/>
               <w:left w:val="single" w:sz="8" w:space="0" w:color="000000"/>
@@ -4959,7 +5018,7 @@
         </w:trPr>
         <w:tc>
           <w:tcPr>
-            <w:tcW w:w="2549" w:type="dxa"/>
+            <w:tcW w:w="2547" w:type="dxa"/>
             <w:tcBorders>
               <w:top w:val="single" w:sz="8" w:space="0" w:color="000000"/>
               <w:left w:val="single" w:sz="8" w:space="0" w:color="000000"/>
@@ -4996,7 +5055,7 @@
         </w:tc>
         <w:tc>
           <w:tcPr>
-            <w:tcW w:w="6806" w:type="dxa"/>
+            <w:tcW w:w="6808" w:type="dxa"/>
             <w:tcBorders>
               <w:top w:val="single" w:sz="8" w:space="0" w:color="000000"/>
               <w:left w:val="single" w:sz="8" w:space="0" w:color="000000"/>
@@ -5034,7 +5093,7 @@
         </w:trPr>
         <w:tc>
           <w:tcPr>
-            <w:tcW w:w="2549" w:type="dxa"/>
+            <w:tcW w:w="2547" w:type="dxa"/>
             <w:tcBorders>
               <w:top w:val="single" w:sz="8" w:space="0" w:color="000000"/>
               <w:left w:val="single" w:sz="8" w:space="0" w:color="000000"/>
@@ -5071,7 +5130,7 @@
         </w:tc>
         <w:tc>
           <w:tcPr>
-            <w:tcW w:w="6806" w:type="dxa"/>
+            <w:tcW w:w="6808" w:type="dxa"/>
             <w:tcBorders>
               <w:top w:val="single" w:sz="8" w:space="0" w:color="000000"/>
               <w:left w:val="single" w:sz="8" w:space="0" w:color="000000"/>
@@ -5109,7 +5168,7 @@
         </w:trPr>
         <w:tc>
           <w:tcPr>
-            <w:tcW w:w="2549" w:type="dxa"/>
+            <w:tcW w:w="2547" w:type="dxa"/>
             <w:tcBorders>
               <w:top w:val="single" w:sz="8" w:space="0" w:color="000000"/>
               <w:left w:val="single" w:sz="8" w:space="0" w:color="000000"/>
@@ -5146,7 +5205,7 @@
         </w:tc>
         <w:tc>
           <w:tcPr>
-            <w:tcW w:w="6806" w:type="dxa"/>
+            <w:tcW w:w="6808" w:type="dxa"/>
             <w:tcBorders>
               <w:top w:val="single" w:sz="8" w:space="0" w:color="000000"/>
               <w:left w:val="single" w:sz="8" w:space="0" w:color="000000"/>
@@ -5184,7 +5243,7 @@
         </w:trPr>
         <w:tc>
           <w:tcPr>
-            <w:tcW w:w="2549" w:type="dxa"/>
+            <w:tcW w:w="2547" w:type="dxa"/>
             <w:tcBorders>
               <w:top w:val="single" w:sz="8" w:space="0" w:color="000000"/>
               <w:left w:val="single" w:sz="8" w:space="0" w:color="000000"/>
@@ -5222,7 +5281,7 @@
         </w:tc>
         <w:tc>
           <w:tcPr>
-            <w:tcW w:w="6806" w:type="dxa"/>
+            <w:tcW w:w="6808" w:type="dxa"/>
             <w:tcBorders>
               <w:top w:val="single" w:sz="8" w:space="0" w:color="000000"/>
               <w:left w:val="single" w:sz="8" w:space="0" w:color="000000"/>
@@ -5392,7 +5451,7 @@
               </w:rPr>
               <w:t>{{</w:t>
             </w:r>
-            <w:bookmarkStart w:id="2" w:name="__DdeLink__502_18922726291"/>
+            <w:bookmarkStart w:id="3" w:name="__DdeLink__502_18922726291"/>
             <w:r>
               <w:rPr>
                 <w:b/>
@@ -5402,7 +5461,7 @@
               </w:rPr>
               <w:t>fioFirst</w:t>
             </w:r>
-            <w:bookmarkEnd w:id="2"/>
+            <w:bookmarkEnd w:id="3"/>
             <w:r>
               <w:rPr>
                 <w:b/>
@@ -5882,8 +5941,8 @@
       </w:pPr>
       <w:r>
         <w:rPr>
-          <w:sz w:val="22"/>
-          <w:szCs w:val="22"/>
+          <w:rFonts w:eastAsia="Arial" w:cs="Arial" w:ascii="Arial" w:hAnsi="Arial"/>
+          <w:b/>
         </w:rPr>
       </w:r>
     </w:p>
@@ -5950,14 +6009,14 @@
         <w:tblLook w:val="0000"/>
       </w:tblPr>
       <w:tblGrid>
-        <w:gridCol w:w="4677"/>
+        <w:gridCol w:w="4676"/>
         <w:gridCol w:w="4672"/>
       </w:tblGrid>
       <w:tr>
         <w:trPr/>
         <w:tc>
           <w:tcPr>
-            <w:tcW w:w="4677" w:type="dxa"/>
+            <w:tcW w:w="4676" w:type="dxa"/>
             <w:tcBorders>
               <w:top w:val="single" w:sz="4" w:space="0" w:color="000000"/>
               <w:left w:val="single" w:sz="4" w:space="0" w:color="000000"/>
@@ -6076,7 +6135,7 @@
         <w:trPr/>
         <w:tc>
           <w:tcPr>
-            <w:tcW w:w="4677" w:type="dxa"/>
+            <w:tcW w:w="4676" w:type="dxa"/>
             <w:tcBorders>
               <w:top w:val="single" w:sz="4" w:space="0" w:color="000000"/>
               <w:left w:val="single" w:sz="4" w:space="0" w:color="000000"/>
@@ -6190,7 +6249,7 @@
         </w:trPr>
         <w:tc>
           <w:tcPr>
-            <w:tcW w:w="4677" w:type="dxa"/>
+            <w:tcW w:w="4676" w:type="dxa"/>
             <w:tcBorders>
               <w:top w:val="single" w:sz="4" w:space="0" w:color="000000"/>
               <w:left w:val="single" w:sz="4" w:space="0" w:color="000000"/>
@@ -7029,6 +7088,50 @@
       <w:u w:val="single"/>
     </w:rPr>
   </w:style>
+  <w:style w:type="character" w:styleId="ListLabel5">
+    <w:name w:val="ListLabel 5"/>
+    <w:qFormat/>
+    <w:rPr>
+      <w:rFonts w:ascii="Arial" w:hAnsi="Arial" w:eastAsia="Arial" w:cs="Arial"/>
+      <w:color w:val="0000FF"/>
+      <w:sz w:val="22"/>
+      <w:szCs w:val="22"/>
+      <w:u w:val="single"/>
+    </w:rPr>
+  </w:style>
+  <w:style w:type="character" w:styleId="ListLabel6">
+    <w:name w:val="ListLabel 6"/>
+    <w:qFormat/>
+    <w:rPr>
+      <w:rFonts w:ascii="Arial" w:hAnsi="Arial" w:eastAsia="Arial" w:cs="Arial"/>
+      <w:color w:val="1155CC"/>
+      <w:sz w:val="20"/>
+      <w:szCs w:val="20"/>
+      <w:u w:val="single"/>
+    </w:rPr>
+  </w:style>
+  <w:style w:type="character" w:styleId="ListLabel7">
+    <w:name w:val="ListLabel 7"/>
+    <w:qFormat/>
+    <w:rPr>
+      <w:rFonts w:ascii="Arial" w:hAnsi="Arial" w:eastAsia="Arial" w:cs="Arial"/>
+      <w:color w:val="0000FF"/>
+      <w:sz w:val="22"/>
+      <w:szCs w:val="22"/>
+      <w:u w:val="single"/>
+    </w:rPr>
+  </w:style>
+  <w:style w:type="character" w:styleId="ListLabel8">
+    <w:name w:val="ListLabel 8"/>
+    <w:qFormat/>
+    <w:rPr>
+      <w:rFonts w:ascii="Arial" w:hAnsi="Arial" w:eastAsia="Arial" w:cs="Arial"/>
+      <w:color w:val="1155CC"/>
+      <w:sz w:val="20"/>
+      <w:szCs w:val="20"/>
+      <w:u w:val="single"/>
+    </w:rPr>
+  </w:style>
   <w:style w:type="paragraph" w:styleId="Heading">
     <w:name w:val="Heading"/>
     <w:basedOn w:val="Normal"/>

--- a/server/docs/templates/ofertaOOO.docx
+++ b/server/docs/templates/ofertaOOO.docx
@@ -19,8 +19,18 @@
           <w:b/>
           <w:sz w:val="22"/>
           <w:szCs w:val="22"/>
-        </w:rPr>
-        <w:t>Договор-оферта на оказание услуг</w:t>
+          <w:lang w:val="en-US"/>
+        </w:rPr>
+        <w:t>Д</w:t>
+      </w:r>
+      <w:r>
+        <w:rPr>
+          <w:rFonts w:ascii="Arial" w:eastAsia="Arial" w:hAnsi="Arial" w:cs="Arial"/>
+          <w:b/>
+          <w:sz w:val="22"/>
+          <w:szCs w:val="22"/>
+        </w:rPr>
+        <w:t>оговор-оферта на оказание услуг</w:t>
       </w:r>
     </w:p>
     <w:p>
@@ -72,6 +82,131 @@
           <w:szCs w:val="22"/>
         </w:rPr>
         <w:t xml:space="preserve">»), расположенной по адресу: </w:t>
+      </w:r>
+      <w:r>
+        <w:fldChar w:fldCharType="begin"/>
+      </w:r>
+      <w:r>
+        <w:instrText>HYPERLINK "http://www.harmex.ru/" \h</w:instrText>
+      </w:r>
+      <w:r>
+        <w:fldChar w:fldCharType="separate"/>
+      </w:r>
+      <w:r>
+        <w:rPr>
+          <w:rStyle w:val="ListLabel1"/>
+        </w:rPr>
+        <w:t>www.harmex.ru</w:t>
+      </w:r>
+      <w:r>
+        <w:fldChar w:fldCharType="end"/>
+      </w:r>
+      <w:r>
+        <w:rPr>
+          <w:rFonts w:ascii="Arial" w:eastAsia="Arial" w:hAnsi="Arial" w:cs="Arial"/>
+          <w:color w:val="000000"/>
+          <w:sz w:val="22"/>
+          <w:szCs w:val="22"/>
+        </w:rPr>
+        <w:t xml:space="preserve"> заключить договор (далее - «</w:t>
+      </w:r>
+      <w:r>
+        <w:rPr>
+          <w:rFonts w:ascii="Arial" w:eastAsia="Arial" w:hAnsi="Arial" w:cs="Arial"/>
+          <w:b/>
+          <w:color w:val="000000"/>
+          <w:sz w:val="22"/>
+          <w:szCs w:val="22"/>
+        </w:rPr>
+        <w:t>Договор</w:t>
+      </w:r>
+      <w:r>
+        <w:rPr>
+          <w:rFonts w:ascii="Arial" w:eastAsia="Arial" w:hAnsi="Arial" w:cs="Arial"/>
+          <w:color w:val="000000"/>
+          <w:sz w:val="22"/>
+          <w:szCs w:val="22"/>
+        </w:rPr>
+        <w:t xml:space="preserve">») между </w:t>
+      </w:r>
+      <w:bookmarkStart w:id="0" w:name="__DdeLink__1359_3915630491"/>
+      <w:r>
+        <w:rPr>
+          <w:rFonts w:ascii="Arial" w:eastAsia="Arial" w:hAnsi="Arial" w:cs="Arial"/>
+          <w:color w:val="000000"/>
+          <w:sz w:val="22"/>
+          <w:szCs w:val="22"/>
+        </w:rPr>
+        <w:t>исполнителем</w:t>
+      </w:r>
+      <w:bookmarkEnd w:id="0"/>
+      <w:r>
+        <w:rPr>
+          <w:rFonts w:ascii="Arial" w:eastAsia="Arial" w:hAnsi="Arial" w:cs="Arial"/>
+          <w:color w:val="000000"/>
+          <w:sz w:val="22"/>
+          <w:szCs w:val="22"/>
+        </w:rPr>
+        <w:t xml:space="preserve"> Платформы </w:t>
+      </w:r>
+      <w:r>
+        <w:rPr>
+          <w:rFonts w:ascii="Arial" w:eastAsia="Arial" w:hAnsi="Arial" w:cs="Arial"/>
+          <w:sz w:val="22"/>
+          <w:szCs w:val="22"/>
+        </w:rPr>
+        <w:t>Индивидуальный предприниматель Балашов Андрей Эдуардович (ИНН: 644651000810, ОГРНИП: 323645700117862)</w:t>
+      </w:r>
+      <w:r>
+        <w:rPr>
+          <w:rFonts w:ascii="Arial" w:eastAsia="Arial" w:hAnsi="Arial" w:cs="Arial"/>
+          <w:color w:val="000000"/>
+          <w:sz w:val="22"/>
+          <w:szCs w:val="22"/>
+        </w:rPr>
+        <w:t xml:space="preserve"> (далее – «</w:t>
+      </w:r>
+      <w:r>
+        <w:rPr>
+          <w:rFonts w:ascii="Arial" w:eastAsia="Arial" w:hAnsi="Arial" w:cs="Arial"/>
+          <w:b/>
+          <w:color w:val="000000"/>
+          <w:sz w:val="22"/>
+          <w:szCs w:val="22"/>
+        </w:rPr>
+        <w:t>Исполнитель</w:t>
+      </w:r>
+      <w:r>
+        <w:rPr>
+          <w:rFonts w:ascii="Arial" w:eastAsia="Arial" w:hAnsi="Arial" w:cs="Arial"/>
+          <w:color w:val="000000"/>
+          <w:sz w:val="22"/>
+          <w:szCs w:val="22"/>
+        </w:rPr>
+        <w:t>»), на указанных ниже условиях.</w:t>
+      </w:r>
+    </w:p>
+    <w:p>
+      <w:pPr>
+        <w:spacing w:after="120"/>
+        <w:ind w:left="-566"/>
+      </w:pPr>
+      <w:r>
+        <w:rPr>
+          <w:rFonts w:ascii="Arial" w:eastAsia="Arial" w:hAnsi="Arial" w:cs="Arial"/>
+          <w:color w:val="000000"/>
+          <w:sz w:val="22"/>
+          <w:szCs w:val="22"/>
+        </w:rPr>
+        <w:t>Безусловным принятием (акцептом) условий настоящего Договора считается регистрация на веб-сайт</w:t>
+      </w:r>
+      <w:r>
+        <w:rPr>
+          <w:rFonts w:ascii="Arial" w:eastAsia="Arial" w:hAnsi="Arial" w:cs="Arial"/>
+          <w:sz w:val="22"/>
+          <w:szCs w:val="22"/>
+        </w:rPr>
+        <w:t xml:space="preserve">е </w:t>
       </w:r>
       <w:hyperlink r:id="rId8">
         <w:r>
@@ -88,128 +223,13 @@
           <w:sz w:val="22"/>
           <w:szCs w:val="22"/>
         </w:rPr>
-        <w:t xml:space="preserve"> заключить договор (далее - «</w:t>
-      </w:r>
-      <w:r>
-        <w:rPr>
-          <w:rFonts w:ascii="Arial" w:eastAsia="Arial" w:hAnsi="Arial" w:cs="Arial"/>
-          <w:b/>
-          <w:color w:val="000000"/>
-          <w:sz w:val="22"/>
-          <w:szCs w:val="22"/>
-        </w:rPr>
-        <w:t>Договор</w:t>
-      </w:r>
-      <w:r>
-        <w:rPr>
-          <w:rFonts w:ascii="Arial" w:eastAsia="Arial" w:hAnsi="Arial" w:cs="Arial"/>
-          <w:color w:val="000000"/>
-          <w:sz w:val="22"/>
-          <w:szCs w:val="22"/>
-        </w:rPr>
-        <w:t xml:space="preserve">») между </w:t>
-      </w:r>
-      <w:bookmarkStart w:id="0" w:name="__DdeLink__1359_3915630491"/>
-      <w:r>
-        <w:rPr>
-          <w:rFonts w:ascii="Arial" w:eastAsia="Arial" w:hAnsi="Arial" w:cs="Arial"/>
-          <w:color w:val="000000"/>
-          <w:sz w:val="22"/>
-          <w:szCs w:val="22"/>
-        </w:rPr>
-        <w:t>исполнителем</w:t>
-      </w:r>
-      <w:bookmarkEnd w:id="0"/>
-      <w:r>
-        <w:rPr>
-          <w:rFonts w:ascii="Arial" w:eastAsia="Arial" w:hAnsi="Arial" w:cs="Arial"/>
-          <w:color w:val="000000"/>
-          <w:sz w:val="22"/>
-          <w:szCs w:val="22"/>
-        </w:rPr>
-        <w:t xml:space="preserve"> Платформы </w:t>
-      </w:r>
-      <w:r>
-        <w:rPr>
-          <w:rFonts w:ascii="Arial" w:eastAsia="Arial" w:hAnsi="Arial" w:cs="Arial"/>
-          <w:sz w:val="22"/>
-          <w:szCs w:val="22"/>
-        </w:rPr>
-        <w:t>Индивидуальный предприниматель Балашов Андрей Эдуардович (ИНН: 644651000810, ОГРНИП: 323645700117862)</w:t>
-      </w:r>
-      <w:r>
-        <w:rPr>
-          <w:rFonts w:ascii="Arial" w:eastAsia="Arial" w:hAnsi="Arial" w:cs="Arial"/>
-          <w:color w:val="000000"/>
-          <w:sz w:val="22"/>
-          <w:szCs w:val="22"/>
-        </w:rPr>
-        <w:t xml:space="preserve"> (далее – «</w:t>
-      </w:r>
-      <w:r>
-        <w:rPr>
-          <w:rFonts w:ascii="Arial" w:eastAsia="Arial" w:hAnsi="Arial" w:cs="Arial"/>
-          <w:b/>
-          <w:color w:val="000000"/>
-          <w:sz w:val="22"/>
-          <w:szCs w:val="22"/>
-        </w:rPr>
-        <w:t>Исполнитель</w:t>
-      </w:r>
-      <w:r>
-        <w:rPr>
-          <w:rFonts w:ascii="Arial" w:eastAsia="Arial" w:hAnsi="Arial" w:cs="Arial"/>
-          <w:color w:val="000000"/>
-          <w:sz w:val="22"/>
-          <w:szCs w:val="22"/>
-        </w:rPr>
-        <w:t>»), на указанных ниже условиях.</w:t>
+        <w:t xml:space="preserve"> и любые последующие действия по использованию Платформы. Акцепт настоящего Договора на иных условиях, отличных от тех, что указаны в настоящем Договоре, либо акцепт под условием, не допускается.</w:t>
       </w:r>
     </w:p>
     <w:p>
       <w:pPr>
         <w:spacing w:after="120"/>
         <w:ind w:left="-566"/>
-      </w:pPr>
-      <w:r>
-        <w:rPr>
-          <w:rFonts w:ascii="Arial" w:eastAsia="Arial" w:hAnsi="Arial" w:cs="Arial"/>
-          <w:color w:val="000000"/>
-          <w:sz w:val="22"/>
-          <w:szCs w:val="22"/>
-        </w:rPr>
-        <w:t>Безусловным принятием (акцептом) условий настоящего Договора считается регистрация на веб-сайт</w:t>
-      </w:r>
-      <w:r>
-        <w:rPr>
-          <w:rFonts w:ascii="Arial" w:eastAsia="Arial" w:hAnsi="Arial" w:cs="Arial"/>
-          <w:sz w:val="22"/>
-          <w:szCs w:val="22"/>
-        </w:rPr>
-        <w:t xml:space="preserve">е </w:t>
-      </w:r>
-      <w:hyperlink r:id="rId9">
-        <w:r>
-          <w:rPr>
-            <w:rStyle w:val="ListLabel1"/>
-          </w:rPr>
-          <w:t>www.harmex.ru</w:t>
-        </w:r>
-      </w:hyperlink>
-      <w:r>
-        <w:rPr>
-          <w:rFonts w:ascii="Arial" w:eastAsia="Arial" w:hAnsi="Arial" w:cs="Arial"/>
-          <w:color w:val="000000"/>
-          <w:sz w:val="22"/>
-          <w:szCs w:val="22"/>
-        </w:rPr>
-        <w:t xml:space="preserve"> и любые последующие действия по использованию Платформы. Акцепт настоящего Договора на иных условиях, отличных от тех, что указаны в настоящем Договоре, либо акцепт под условием, не допускается.</w:t>
-      </w:r>
-    </w:p>
-    <w:p>
-      <w:pPr>
-        <w:spacing w:after="120"/>
-        <w:ind w:left="-566"/>
         <w:rPr>
           <w:rFonts w:ascii="Arial" w:eastAsia="Arial" w:hAnsi="Arial" w:cs="Arial"/>
           <w:color w:val="000000"/>
@@ -243,16 +263,7 @@
           <w:sz w:val="22"/>
           <w:szCs w:val="22"/>
         </w:rPr>
-        <w:t xml:space="preserve">», Исполнитель и </w:t>
-      </w:r>
-      <w:r>
-        <w:rPr>
-          <w:rFonts w:ascii="Arial" w:eastAsia="Arial" w:hAnsi="Arial" w:cs="Arial"/>
-          <w:color w:val="000000"/>
-          <w:sz w:val="22"/>
-          <w:szCs w:val="22"/>
-        </w:rPr>
-        <w:t>Пользователь совместно именуются «</w:t>
+        <w:t>», Исполнитель и Пользователь совместно именуются «</w:t>
       </w:r>
       <w:r>
         <w:rPr>
@@ -1212,16 +1223,7 @@
           <w:sz w:val="22"/>
           <w:szCs w:val="22"/>
         </w:rPr>
-        <w:t> Используя материалы Исполнителя, а также используя Платформу, Пользователь признает и соглашается с тем, что все содержимое Платформы, алгоритмы, дизайн, логотипы, контент и структура содержимого Платформы защищены авторским правом, правом на товарный знак и другими правами на результаты интеллектуальной деятельности и что указанные права являются действительными и охраняются во всех формах, на всех носителях и в отношении всех технологий, как существующих в настоящее время, так и разработанных или созданн</w:t>
-      </w:r>
-      <w:r>
-        <w:rPr>
-          <w:rFonts w:ascii="Arial" w:eastAsia="Arial" w:hAnsi="Arial" w:cs="Arial"/>
-          <w:color w:val="000000"/>
-          <w:sz w:val="22"/>
-          <w:szCs w:val="22"/>
-        </w:rPr>
-        <w:t>ых впоследствии. Никакие права на любое содержимое материалов и Платформы, принадлежащих Исполнителю, включая, помимо прочего, аудиовизуальные произведения, текстовые и графические материалы, программы для ЭВМ, товарные знаки не переходят к Пользователю в результате пользования материалами и Платформой и заключения Договора.</w:t>
+        <w:t> Используя материалы Исполнителя, а также используя Платформу, Пользователь признает и соглашается с тем, что все содержимое Платформы, алгоритмы, дизайн, логотипы, контент и структура содержимого Платформы защищены авторским правом, правом на товарный знак и другими правами на результаты интеллектуальной деятельности и что указанные права являются действительными и охраняются во всех формах, на всех носителях и в отношении всех технологий, как существующих в настоящее время, так и разработанных или созданных впоследствии. Никакие права на любое содержимое материалов и Платформы, принадлежащих Исполнителю, включая, помимо прочего, аудиовизуальные произведения, текстовые и графические материалы, программы для ЭВМ, товарные знаки не переходят к Пользователю в результате пользования материалами и Платформой и заключения Договора.</w:t>
       </w:r>
     </w:p>
     <w:p>
@@ -1536,16 +1538,7 @@
           <w:sz w:val="22"/>
           <w:szCs w:val="22"/>
         </w:rPr>
-        <w:t xml:space="preserve">соблюдать условия настоящего Договора, с вносимыми время от время изменениями, а в случае несогласия с такими изменениями прекратить </w:t>
-      </w:r>
-      <w:r>
-        <w:rPr>
-          <w:rFonts w:ascii="Arial" w:eastAsia="Arial" w:hAnsi="Arial" w:cs="Arial"/>
-          <w:color w:val="000000"/>
-          <w:sz w:val="22"/>
-          <w:szCs w:val="22"/>
-        </w:rPr>
-        <w:t>использование Платформы.</w:t>
+        <w:t>соблюдать условия настоящего Договора, с вносимыми время от время изменениями, а в случае несогласия с такими изменениями прекратить использование Платформы.</w:t>
       </w:r>
     </w:p>
     <w:p>
@@ -2118,16 +2111,7 @@
           <w:sz w:val="22"/>
           <w:szCs w:val="22"/>
         </w:rPr>
-        <w:t xml:space="preserve">Пользователь может связаться с Исполнителем в форме обратной связи, чат-боте поддержки или с помощью адреса электронной почты Исполнителя, </w:t>
-      </w:r>
-      <w:r>
-        <w:rPr>
-          <w:rFonts w:ascii="Arial" w:eastAsia="Arial" w:hAnsi="Arial" w:cs="Arial"/>
-          <w:color w:val="000000"/>
-          <w:sz w:val="22"/>
-          <w:szCs w:val="22"/>
-        </w:rPr>
-        <w:t>указанного на Платформе.</w:t>
+        <w:t>Пользователь может связаться с Исполнителем в форме обратной связи, чат-боте поддержки или с помощью адреса электронной почты Исполнителя, указанного на Платформе.</w:t>
       </w:r>
     </w:p>
     <w:p>
@@ -2934,7 +2918,7 @@
               <w:shd w:val="clear" w:color="auto" w:fill="FFFFFF"/>
               <w:spacing w:after="0"/>
             </w:pPr>
-            <w:hyperlink r:id="rId10">
+            <w:hyperlink r:id="rId9">
               <w:r>
                 <w:rPr>
                   <w:rStyle w:val="ListLabel2"/>
@@ -3064,6 +3048,7 @@
               <w:t>{{</w:t>
             </w:r>
             <w:bookmarkStart w:id="3" w:name="__DdeLink__502_18922726291"/>
+            <w:proofErr w:type="spellStart"/>
             <w:r>
               <w:rPr>
                 <w:b/>
@@ -3074,6 +3059,7 @@
               <w:t>fioFirst</w:t>
             </w:r>
             <w:bookmarkEnd w:id="3"/>
+            <w:proofErr w:type="spellEnd"/>
             <w:r>
               <w:rPr>
                 <w:b/>
@@ -3130,7 +3116,23 @@
                 <w:highlight w:val="white"/>
                 <w:lang w:val="en-US"/>
               </w:rPr>
-              <w:t>{{ogrn}}</w:t>
+              <w:t>{{</w:t>
+            </w:r>
+            <w:proofErr w:type="spellStart"/>
+            <w:r>
+              <w:rPr>
+                <w:highlight w:val="white"/>
+                <w:lang w:val="en-US"/>
+              </w:rPr>
+              <w:t>ogrn</w:t>
+            </w:r>
+            <w:proofErr w:type="spellEnd"/>
+            <w:r>
+              <w:rPr>
+                <w:highlight w:val="white"/>
+                <w:lang w:val="en-US"/>
+              </w:rPr>
+              <w:t>}}</w:t>
             </w:r>
           </w:p>
         </w:tc>
@@ -3314,7 +3316,23 @@
                 <w:highlight w:val="white"/>
                 <w:lang w:val="en-US"/>
               </w:rPr>
-              <w:t>{{bik}}</w:t>
+              <w:t>{{</w:t>
+            </w:r>
+            <w:proofErr w:type="spellStart"/>
+            <w:r>
+              <w:rPr>
+                <w:highlight w:val="white"/>
+                <w:lang w:val="en-US"/>
+              </w:rPr>
+              <w:t>bik</w:t>
+            </w:r>
+            <w:proofErr w:type="spellEnd"/>
+            <w:r>
+              <w:rPr>
+                <w:highlight w:val="white"/>
+                <w:lang w:val="en-US"/>
+              </w:rPr>
+              <w:t>}}</w:t>
             </w:r>
           </w:p>
         </w:tc>
@@ -3360,7 +3378,23 @@
                 <w:highlight w:val="white"/>
                 <w:lang w:val="en-US"/>
               </w:rPr>
-              <w:t>{{rs}}</w:t>
+              <w:t>{{</w:t>
+            </w:r>
+            <w:proofErr w:type="spellStart"/>
+            <w:r>
+              <w:rPr>
+                <w:highlight w:val="white"/>
+                <w:lang w:val="en-US"/>
+              </w:rPr>
+              <w:t>rs</w:t>
+            </w:r>
+            <w:proofErr w:type="spellEnd"/>
+            <w:r>
+              <w:rPr>
+                <w:highlight w:val="white"/>
+                <w:lang w:val="en-US"/>
+              </w:rPr>
+              <w:t>}}</w:t>
             </w:r>
           </w:p>
         </w:tc>
@@ -3406,7 +3440,23 @@
                 <w:highlight w:val="white"/>
                 <w:lang w:val="en-US"/>
               </w:rPr>
-              <w:t>{{ks}}</w:t>
+              <w:t>{{</w:t>
+            </w:r>
+            <w:proofErr w:type="spellStart"/>
+            <w:r>
+              <w:rPr>
+                <w:highlight w:val="white"/>
+                <w:lang w:val="en-US"/>
+              </w:rPr>
+              <w:t>ks</w:t>
+            </w:r>
+            <w:proofErr w:type="spellEnd"/>
+            <w:r>
+              <w:rPr>
+                <w:highlight w:val="white"/>
+                <w:lang w:val="en-US"/>
+              </w:rPr>
+              <w:t>}}</w:t>
             </w:r>
           </w:p>
         </w:tc>
@@ -3643,15 +3693,61 @@
               <w:widowControl w:val="0"/>
               <w:spacing w:after="0"/>
               <w:jc w:val="center"/>
+              <w:rPr>
+                <w:lang w:val="en-US"/>
+              </w:rPr>
             </w:pPr>
+            <w:proofErr w:type="spellStart"/>
             <w:r>
               <w:rPr>
                 <w:sz w:val="20"/>
                 <w:szCs w:val="20"/>
                 <w:highlight w:val="white"/>
-              </w:rPr>
-              <w:t>Новиков Андрей Валерьевич</w:t>
-            </w:r>
+                <w:lang w:val="en-US"/>
+              </w:rPr>
+              <w:t>Балашов</w:t>
+            </w:r>
+            <w:proofErr w:type="spellEnd"/>
+            <w:r>
+              <w:rPr>
+                <w:sz w:val="20"/>
+                <w:szCs w:val="20"/>
+                <w:highlight w:val="white"/>
+                <w:lang w:val="en-US"/>
+              </w:rPr>
+              <w:t xml:space="preserve"> </w:t>
+            </w:r>
+            <w:proofErr w:type="spellStart"/>
+            <w:r>
+              <w:rPr>
+                <w:sz w:val="20"/>
+                <w:szCs w:val="20"/>
+                <w:highlight w:val="white"/>
+                <w:lang w:val="en-US"/>
+              </w:rPr>
+              <w:t>Андрей</w:t>
+            </w:r>
+            <w:proofErr w:type="spellEnd"/>
+            <w:r>
+              <w:rPr>
+                <w:sz w:val="20"/>
+                <w:szCs w:val="20"/>
+                <w:highlight w:val="white"/>
+                <w:lang w:val="en-US"/>
+              </w:rPr>
+              <w:t xml:space="preserve"> </w:t>
+            </w:r>
+            <w:proofErr w:type="spellStart"/>
+            <w:r>
+              <w:rPr>
+                <w:sz w:val="20"/>
+                <w:szCs w:val="20"/>
+                <w:highlight w:val="white"/>
+                <w:lang w:val="en-US"/>
+              </w:rPr>
+              <w:t>Эдуардович</w:t>
+            </w:r>
+            <w:proofErr w:type="spellEnd"/>
           </w:p>
         </w:tc>
         <w:tc>
@@ -3693,6 +3789,7 @@
               </w:rPr>
               <w:t>{{</w:t>
             </w:r>
+            <w:proofErr w:type="spellStart"/>
             <w:r>
               <w:rPr>
                 <w:sz w:val="20"/>
@@ -3701,6 +3798,7 @@
               </w:rPr>
               <w:t>fio</w:t>
             </w:r>
+            <w:proofErr w:type="spellEnd"/>
             <w:r>
               <w:rPr>
                 <w:sz w:val="18"/>
@@ -3785,7 +3883,7 @@
     </w:tbl>
     <w:p/>
     <w:sectPr>
-      <w:headerReference w:type="default" r:id="rId11"/>
+      <w:headerReference w:type="default" r:id="rId10"/>
       <w:pgSz w:w="11906" w:h="16838"/>
       <w:pgMar w:top="1134" w:right="850" w:bottom="1134" w:left="1701" w:header="708" w:footer="0" w:gutter="0"/>
       <w:pgNumType w:start="1"/>
@@ -3864,15 +3962,7 @@
         <w:sz w:val="22"/>
         <w:szCs w:val="22"/>
       </w:rPr>
-      <w:t xml:space="preserve">Редакция от 15.11. 2024 </w:t>
-    </w:r>
-    <w:r>
-      <w:rPr>
-        <w:rFonts w:ascii="Arial" w:eastAsia="Arial" w:hAnsi="Arial" w:cs="Arial"/>
-        <w:sz w:val="22"/>
-        <w:szCs w:val="22"/>
-      </w:rPr>
-      <w:t>г.</w:t>
+      <w:t>Редакция от 15.11. 2024 г.</w:t>
     </w:r>
   </w:p>
 </w:hdr>
@@ -4938,7 +5028,6 @@
     <w:rPr>
       <w:color w:val="000080"/>
       <w:u w:val="single"/>
-      <w:lang/>
     </w:rPr>
   </w:style>
   <w:style w:type="character" w:customStyle="1" w:styleId="ListLabel2">

--- a/server/docs/templates/ofertaOOO.docx
+++ b/server/docs/templates/ofertaOOO.docx
@@ -1,13 +1,14 @@
 
 <file path=word/document.xml><?xml version="1.0" encoding="utf-8"?>
-<w:document xmlns:wpc="http://schemas.microsoft.com/office/word/2010/wordprocessingCanvas" xmlns:cx="http://schemas.microsoft.com/office/drawing/2014/chartex" xmlns:cx1="http://schemas.microsoft.com/office/drawing/2015/9/8/chartex" xmlns:cx2="http://schemas.microsoft.com/office/drawing/2015/10/21/chartex" xmlns:cx3="http://schemas.microsoft.com/office/drawing/2016/5/9/chartex" xmlns:cx4="http://schemas.microsoft.com/office/drawing/2016/5/10/chartex" xmlns:cx5="http://schemas.microsoft.com/office/drawing/2016/5/11/chartex" xmlns:cx6="http://schemas.microsoft.com/office/drawing/2016/5/12/chartex" xmlns:cx7="http://schemas.microsoft.com/office/drawing/2016/5/13/chartex" xmlns:cx8="http://schemas.microsoft.com/office/drawing/2016/5/14/chartex" xmlns:mc="http://schemas.openxmlformats.org/markup-compatibility/2006" xmlns:aink="http://schemas.microsoft.com/office/drawing/2016/ink" xmlns:am3d="http://schemas.microsoft.com/office/drawing/2017/model3d" xmlns:o="urn:schemas-microsoft-com:office:office" xmlns:oel="http://schemas.microsoft.com/office/2019/extlst" xmlns:r="http://schemas.openxmlformats.org/officeDocument/2006/relationships" xmlns:m="http://schemas.openxmlformats.org/officeDocument/2006/math" xmlns:v="urn:schemas-microsoft-com:vml" xmlns:wp14="http://schemas.microsoft.com/office/word/2010/wordprocessingDrawing" xmlns:wp="http://schemas.openxmlformats.org/drawingml/2006/wordprocessingDrawing" xmlns:w10="urn:schemas-microsoft-com:office:word" xmlns:w="http://schemas.openxmlformats.org/wordprocessingml/2006/main" xmlns:w14="http://schemas.microsoft.com/office/word/2010/wordml" xmlns:w15="http://schemas.microsoft.com/office/word/2012/wordml" xmlns:w16cex="http://schemas.microsoft.com/office/word/2018/wordml/cex" xmlns:w16cid="http://schemas.microsoft.com/office/word/2016/wordml/cid" xmlns:w16="http://schemas.microsoft.com/office/word/2018/wordml" xmlns:w16du="http://schemas.microsoft.com/office/word/2023/wordml/word16du" xmlns:w16sdtdh="http://schemas.microsoft.com/office/word/2020/wordml/sdtdatahash" xmlns:w16se="http://schemas.microsoft.com/office/word/2015/wordml/symex" xmlns:wpg="http://schemas.microsoft.com/office/word/2010/wordprocessingGroup" xmlns:wpi="http://schemas.microsoft.com/office/word/2010/wordprocessingInk" xmlns:wne="http://schemas.microsoft.com/office/word/2006/wordml" xmlns:wps="http://schemas.microsoft.com/office/word/2010/wordprocessingShape" mc:Ignorable="w14 w15 w16se w16cid w16 w16cex w16sdtdh w16du wp14">
+<w:document xmlns:o="urn:schemas-microsoft-com:office:office" xmlns:r="http://schemas.openxmlformats.org/officeDocument/2006/relationships" xmlns:v="urn:schemas-microsoft-com:vml" xmlns:w="http://schemas.openxmlformats.org/wordprocessingml/2006/main" xmlns:w10="urn:schemas-microsoft-com:office:word" xmlns:wp="http://schemas.openxmlformats.org/drawingml/2006/wordprocessingDrawing" xmlns:pic="http://schemas.openxmlformats.org/drawingml/2006/picture" xmlns:wps="http://schemas.microsoft.com/office/word/2010/wordprocessingShape" xmlns:wpg="http://schemas.microsoft.com/office/word/2010/wordprocessingGroup" xmlns:mc="http://schemas.openxmlformats.org/markup-compatibility/2006" xmlns:wp14="http://schemas.microsoft.com/office/word/2010/wordprocessingDrawing" xmlns:w14="http://schemas.microsoft.com/office/word/2010/wordml" xmlns:w15="http://schemas.microsoft.com/office/word/2012/wordml" mc:Ignorable="w14 wp14 w15">
   <w:body>
     <w:p>
       <w:pPr>
+        <w:pStyle w:val="Normal"/>
         <w:ind w:left="-566"/>
         <w:jc w:val="center"/>
         <w:rPr>
-          <w:rFonts w:ascii="Arial" w:eastAsia="Arial" w:hAnsi="Arial" w:cs="Arial"/>
+          <w:rFonts w:ascii="Arial" w:hAnsi="Arial" w:eastAsia="Arial" w:cs="Arial"/>
           <w:b/>
           <w:sz w:val="22"/>
           <w:szCs w:val="22"/>
@@ -15,7 +16,7 @@
       </w:pPr>
       <w:r>
         <w:rPr>
-          <w:rFonts w:ascii="Arial" w:eastAsia="Arial" w:hAnsi="Arial" w:cs="Arial"/>
+          <w:rFonts w:eastAsia="Arial" w:cs="Arial" w:ascii="Arial" w:hAnsi="Arial"/>
           <w:b/>
           <w:sz w:val="22"/>
           <w:szCs w:val="22"/>
@@ -25,7 +26,7 @@
       </w:r>
       <w:r>
         <w:rPr>
-          <w:rFonts w:ascii="Arial" w:eastAsia="Arial" w:hAnsi="Arial" w:cs="Arial"/>
+          <w:rFonts w:eastAsia="Arial" w:cs="Arial" w:ascii="Arial" w:hAnsi="Arial"/>
           <w:b/>
           <w:sz w:val="22"/>
           <w:szCs w:val="22"/>
@@ -35,12 +36,14 @@
     </w:p>
     <w:p>
       <w:pPr>
-        <w:spacing w:after="120"/>
+        <w:pStyle w:val="Normal"/>
+        <w:spacing w:before="0" w:after="120"/>
         <w:ind w:left="-566"/>
-      </w:pPr>
-      <w:r>
-        <w:rPr>
-          <w:rFonts w:ascii="Arial" w:eastAsia="Arial" w:hAnsi="Arial" w:cs="Arial"/>
+        <w:rPr/>
+      </w:pPr>
+      <w:r>
+        <w:rPr>
+          <w:rFonts w:eastAsia="Arial" w:cs="Arial" w:ascii="Arial" w:hAnsi="Arial"/>
           <w:color w:val="000000"/>
           <w:sz w:val="22"/>
           <w:szCs w:val="22"/>
@@ -49,7 +52,7 @@
       </w:r>
       <w:r>
         <w:rPr>
-          <w:rFonts w:ascii="Arial" w:eastAsia="Arial" w:hAnsi="Arial" w:cs="Arial"/>
+          <w:rFonts w:eastAsia="Arial" w:cs="Arial" w:ascii="Arial" w:hAnsi="Arial"/>
           <w:sz w:val="22"/>
           <w:szCs w:val="22"/>
         </w:rPr>
@@ -57,7 +60,7 @@
       </w:r>
       <w:r>
         <w:rPr>
-          <w:rFonts w:ascii="Arial" w:eastAsia="Arial" w:hAnsi="Arial" w:cs="Arial"/>
+          <w:rFonts w:eastAsia="Arial" w:cs="Arial" w:ascii="Arial" w:hAnsi="Arial"/>
           <w:color w:val="000000"/>
           <w:sz w:val="22"/>
           <w:szCs w:val="22"/>
@@ -66,7 +69,7 @@
       </w:r>
       <w:r>
         <w:rPr>
-          <w:rFonts w:ascii="Arial" w:eastAsia="Arial" w:hAnsi="Arial" w:cs="Arial"/>
+          <w:rFonts w:eastAsia="Arial" w:cs="Arial" w:ascii="Arial" w:hAnsi="Arial"/>
           <w:b/>
           <w:color w:val="000000"/>
           <w:sz w:val="22"/>
@@ -76,149 +79,153 @@
       </w:r>
       <w:r>
         <w:rPr>
-          <w:rFonts w:ascii="Arial" w:eastAsia="Arial" w:hAnsi="Arial" w:cs="Arial"/>
+          <w:rFonts w:eastAsia="Arial" w:cs="Arial" w:ascii="Arial" w:hAnsi="Arial"/>
           <w:color w:val="000000"/>
           <w:sz w:val="22"/>
           <w:szCs w:val="22"/>
         </w:rPr>
         <w:t xml:space="preserve">»), расположенной по адресу: </w:t>
       </w:r>
-      <w:r>
-        <w:fldChar w:fldCharType="begin"/>
-      </w:r>
-      <w:r>
-        <w:instrText>HYPERLINK "http://www.harmex.ru/" \h</w:instrText>
-      </w:r>
-      <w:r>
-        <w:fldChar w:fldCharType="separate"/>
-      </w:r>
-      <w:r>
-        <w:rPr>
-          <w:rStyle w:val="ListLabel1"/>
-        </w:rPr>
-        <w:t>www.harmex.ru</w:t>
-      </w:r>
-      <w:r>
-        <w:fldChar w:fldCharType="end"/>
-      </w:r>
-      <w:r>
-        <w:rPr>
-          <w:rFonts w:ascii="Arial" w:eastAsia="Arial" w:hAnsi="Arial" w:cs="Arial"/>
-          <w:color w:val="000000"/>
-          <w:sz w:val="22"/>
-          <w:szCs w:val="22"/>
-        </w:rPr>
-        <w:t xml:space="preserve"> заключить договор (далее - «</w:t>
-      </w:r>
-      <w:r>
-        <w:rPr>
-          <w:rFonts w:ascii="Arial" w:eastAsia="Arial" w:hAnsi="Arial" w:cs="Arial"/>
-          <w:b/>
-          <w:color w:val="000000"/>
-          <w:sz w:val="22"/>
-          <w:szCs w:val="22"/>
-        </w:rPr>
-        <w:t>Договор</w:t>
-      </w:r>
-      <w:r>
-        <w:rPr>
-          <w:rFonts w:ascii="Arial" w:eastAsia="Arial" w:hAnsi="Arial" w:cs="Arial"/>
-          <w:color w:val="000000"/>
-          <w:sz w:val="22"/>
-          <w:szCs w:val="22"/>
-        </w:rPr>
-        <w:t xml:space="preserve">») между </w:t>
-      </w:r>
-      <w:bookmarkStart w:id="0" w:name="__DdeLink__1359_3915630491"/>
-      <w:r>
-        <w:rPr>
-          <w:rFonts w:ascii="Arial" w:eastAsia="Arial" w:hAnsi="Arial" w:cs="Arial"/>
-          <w:color w:val="000000"/>
-          <w:sz w:val="22"/>
-          <w:szCs w:val="22"/>
-        </w:rPr>
-        <w:t>исполнителем</w:t>
-      </w:r>
-      <w:bookmarkEnd w:id="0"/>
-      <w:r>
-        <w:rPr>
-          <w:rFonts w:ascii="Arial" w:eastAsia="Arial" w:hAnsi="Arial" w:cs="Arial"/>
-          <w:color w:val="000000"/>
-          <w:sz w:val="22"/>
-          <w:szCs w:val="22"/>
-        </w:rPr>
-        <w:t xml:space="preserve"> Платформы </w:t>
-      </w:r>
-      <w:r>
-        <w:rPr>
-          <w:rFonts w:ascii="Arial" w:eastAsia="Arial" w:hAnsi="Arial" w:cs="Arial"/>
-          <w:sz w:val="22"/>
-          <w:szCs w:val="22"/>
-        </w:rPr>
-        <w:t>Индивидуальный предприниматель Балашов Андрей Эдуардович (ИНН: 644651000810, ОГРНИП: 323645700117862)</w:t>
-      </w:r>
-      <w:r>
-        <w:rPr>
-          <w:rFonts w:ascii="Arial" w:eastAsia="Arial" w:hAnsi="Arial" w:cs="Arial"/>
-          <w:color w:val="000000"/>
-          <w:sz w:val="22"/>
-          <w:szCs w:val="22"/>
-        </w:rPr>
-        <w:t xml:space="preserve"> (далее – «</w:t>
-      </w:r>
-      <w:r>
-        <w:rPr>
-          <w:rFonts w:ascii="Arial" w:eastAsia="Arial" w:hAnsi="Arial" w:cs="Arial"/>
-          <w:b/>
-          <w:color w:val="000000"/>
-          <w:sz w:val="22"/>
-          <w:szCs w:val="22"/>
-        </w:rPr>
-        <w:t>Исполнитель</w:t>
-      </w:r>
-      <w:r>
-        <w:rPr>
-          <w:rFonts w:ascii="Arial" w:eastAsia="Arial" w:hAnsi="Arial" w:cs="Arial"/>
-          <w:color w:val="000000"/>
-          <w:sz w:val="22"/>
-          <w:szCs w:val="22"/>
-        </w:rPr>
-        <w:t>»), на указанных ниже условиях.</w:t>
-      </w:r>
-    </w:p>
-    <w:p>
-      <w:pPr>
-        <w:spacing w:after="120"/>
-        <w:ind w:left="-566"/>
-      </w:pPr>
-      <w:r>
-        <w:rPr>
-          <w:rFonts w:ascii="Arial" w:eastAsia="Arial" w:hAnsi="Arial" w:cs="Arial"/>
-          <w:color w:val="000000"/>
-          <w:sz w:val="22"/>
-          <w:szCs w:val="22"/>
-        </w:rPr>
-        <w:t>Безусловным принятием (акцептом) условий настоящего Договора считается регистрация на веб-сайт</w:t>
-      </w:r>
-      <w:r>
-        <w:rPr>
-          <w:rFonts w:ascii="Arial" w:eastAsia="Arial" w:hAnsi="Arial" w:cs="Arial"/>
-          <w:sz w:val="22"/>
-          <w:szCs w:val="22"/>
-        </w:rPr>
-        <w:t xml:space="preserve">е </w:t>
-      </w:r>
-      <w:hyperlink r:id="rId8">
+      <w:hyperlink r:id="rId2">
         <w:r>
           <w:rPr>
-            <w:rStyle w:val="ListLabel1"/>
+            <w:rStyle w:val="Style"/>
+            <w:rFonts w:ascii="Arial" w:hAnsi="Arial" w:eastAsia="Arial" w:cs="Arial"/>
+            <w:color w:val="0000FF"/>
+            <w:sz w:val="22"/>
+            <w:sz w:val="22"/>
+            <w:szCs w:val="22"/>
+            <w:u w:val="single"/>
           </w:rPr>
           <w:t>www.harmex.ru</w:t>
         </w:r>
       </w:hyperlink>
       <w:r>
         <w:rPr>
-          <w:rFonts w:ascii="Arial" w:eastAsia="Arial" w:hAnsi="Arial" w:cs="Arial"/>
+          <w:rFonts w:eastAsia="Arial" w:cs="Arial" w:ascii="Arial" w:hAnsi="Arial"/>
+          <w:color w:val="000000"/>
+          <w:sz w:val="22"/>
+          <w:szCs w:val="22"/>
+        </w:rPr>
+        <w:t xml:space="preserve"> заключить договор (далее - «</w:t>
+      </w:r>
+      <w:r>
+        <w:rPr>
+          <w:rFonts w:eastAsia="Arial" w:cs="Arial" w:ascii="Arial" w:hAnsi="Arial"/>
+          <w:b/>
+          <w:color w:val="000000"/>
+          <w:sz w:val="22"/>
+          <w:szCs w:val="22"/>
+        </w:rPr>
+        <w:t>Договор</w:t>
+      </w:r>
+      <w:r>
+        <w:rPr>
+          <w:rFonts w:eastAsia="Arial" w:cs="Arial" w:ascii="Arial" w:hAnsi="Arial"/>
+          <w:color w:val="000000"/>
+          <w:sz w:val="22"/>
+          <w:szCs w:val="22"/>
+        </w:rPr>
+        <w:t xml:space="preserve">») между </w:t>
+      </w:r>
+      <w:bookmarkStart w:id="0" w:name="__DdeLink__1359_3915630491"/>
+      <w:r>
+        <w:rPr>
+          <w:rFonts w:eastAsia="Arial" w:cs="Arial" w:ascii="Arial" w:hAnsi="Arial"/>
+          <w:color w:val="000000"/>
+          <w:sz w:val="22"/>
+          <w:szCs w:val="22"/>
+        </w:rPr>
+        <w:t>исполнителем</w:t>
+      </w:r>
+      <w:bookmarkEnd w:id="0"/>
+      <w:r>
+        <w:rPr>
+          <w:rFonts w:eastAsia="Arial" w:cs="Arial" w:ascii="Arial" w:hAnsi="Arial"/>
+          <w:color w:val="000000"/>
+          <w:sz w:val="22"/>
+          <w:szCs w:val="22"/>
+        </w:rPr>
+        <w:t xml:space="preserve"> Платформы </w:t>
+      </w:r>
+      <w:r>
+        <w:rPr>
+          <w:rFonts w:eastAsia="Arial" w:cs="Arial" w:ascii="Arial" w:hAnsi="Arial"/>
+          <w:sz w:val="22"/>
+          <w:szCs w:val="22"/>
+        </w:rPr>
+        <w:t>Индивидуальный предприниматель Балашов Андрей Эдуардович (ИНН: 644651000810, ОГРНИП: 323645700117862)</w:t>
+      </w:r>
+      <w:r>
+        <w:rPr>
+          <w:rFonts w:eastAsia="Arial" w:cs="Arial" w:ascii="Arial" w:hAnsi="Arial"/>
+          <w:color w:val="000000"/>
+          <w:sz w:val="22"/>
+          <w:szCs w:val="22"/>
+        </w:rPr>
+        <w:t xml:space="preserve"> (далее – «</w:t>
+      </w:r>
+      <w:r>
+        <w:rPr>
+          <w:rFonts w:eastAsia="Arial" w:cs="Arial" w:ascii="Arial" w:hAnsi="Arial"/>
+          <w:b/>
+          <w:color w:val="000000"/>
+          <w:sz w:val="22"/>
+          <w:szCs w:val="22"/>
+        </w:rPr>
+        <w:t>Исполнитель</w:t>
+      </w:r>
+      <w:r>
+        <w:rPr>
+          <w:rFonts w:eastAsia="Arial" w:cs="Arial" w:ascii="Arial" w:hAnsi="Arial"/>
+          <w:color w:val="000000"/>
+          <w:sz w:val="22"/>
+          <w:szCs w:val="22"/>
+        </w:rPr>
+        <w:t>»), на указанных ниже условиях.</w:t>
+      </w:r>
+    </w:p>
+    <w:p>
+      <w:pPr>
+        <w:pStyle w:val="Normal"/>
+        <w:spacing w:before="0" w:after="120"/>
+        <w:ind w:left="-566"/>
+        <w:rPr/>
+      </w:pPr>
+      <w:r>
+        <w:rPr>
+          <w:rFonts w:eastAsia="Arial" w:cs="Arial" w:ascii="Arial" w:hAnsi="Arial"/>
+          <w:color w:val="000000"/>
+          <w:sz w:val="22"/>
+          <w:szCs w:val="22"/>
+        </w:rPr>
+        <w:t>Безусловным принятием (акцептом) условий настоящего Договора считается регистрация на веб-сайт</w:t>
+      </w:r>
+      <w:r>
+        <w:rPr>
+          <w:rFonts w:eastAsia="Arial" w:cs="Arial" w:ascii="Arial" w:hAnsi="Arial"/>
+          <w:sz w:val="22"/>
+          <w:szCs w:val="22"/>
+        </w:rPr>
+        <w:t xml:space="preserve">е </w:t>
+      </w:r>
+      <w:hyperlink r:id="rId3">
+        <w:r>
+          <w:rPr>
+            <w:rStyle w:val="Style"/>
+            <w:rFonts w:ascii="Arial" w:hAnsi="Arial" w:eastAsia="Arial" w:cs="Arial"/>
+            <w:color w:val="0000FF"/>
+            <w:sz w:val="22"/>
+            <w:sz w:val="22"/>
+            <w:szCs w:val="22"/>
+            <w:u w:val="single"/>
+          </w:rPr>
+          <w:t>www.harmex.ru</w:t>
+        </w:r>
+      </w:hyperlink>
+      <w:r>
+        <w:rPr>
+          <w:rFonts w:eastAsia="Arial" w:cs="Arial" w:ascii="Arial" w:hAnsi="Arial"/>
           <w:color w:val="000000"/>
           <w:sz w:val="22"/>
           <w:szCs w:val="22"/>
@@ -228,18 +235,19 @@
     </w:p>
     <w:p>
       <w:pPr>
-        <w:spacing w:after="120"/>
+        <w:pStyle w:val="Normal"/>
+        <w:spacing w:before="0" w:after="120"/>
         <w:ind w:left="-566"/>
         <w:rPr>
-          <w:rFonts w:ascii="Arial" w:eastAsia="Arial" w:hAnsi="Arial" w:cs="Arial"/>
-          <w:color w:val="000000"/>
-          <w:sz w:val="22"/>
-          <w:szCs w:val="22"/>
-        </w:rPr>
-      </w:pPr>
-      <w:r>
-        <w:rPr>
-          <w:rFonts w:ascii="Arial" w:eastAsia="Arial" w:hAnsi="Arial" w:cs="Arial"/>
+          <w:rFonts w:ascii="Arial" w:hAnsi="Arial" w:eastAsia="Arial" w:cs="Arial"/>
+          <w:color w:val="000000"/>
+          <w:sz w:val="22"/>
+          <w:szCs w:val="22"/>
+        </w:rPr>
+      </w:pPr>
+      <w:r>
+        <w:rPr>
+          <w:rFonts w:eastAsia="Arial" w:cs="Arial" w:ascii="Arial" w:hAnsi="Arial"/>
           <w:color w:val="000000"/>
           <w:sz w:val="22"/>
           <w:szCs w:val="22"/>
@@ -248,7 +256,7 @@
       </w:r>
       <w:r>
         <w:rPr>
-          <w:rFonts w:ascii="Arial" w:eastAsia="Arial" w:hAnsi="Arial" w:cs="Arial"/>
+          <w:rFonts w:eastAsia="Arial" w:cs="Arial" w:ascii="Arial" w:hAnsi="Arial"/>
           <w:b/>
           <w:color w:val="000000"/>
           <w:sz w:val="22"/>
@@ -258,7 +266,7 @@
       </w:r>
       <w:r>
         <w:rPr>
-          <w:rFonts w:ascii="Arial" w:eastAsia="Arial" w:hAnsi="Arial" w:cs="Arial"/>
+          <w:rFonts w:eastAsia="Arial" w:cs="Arial" w:ascii="Arial" w:hAnsi="Arial"/>
           <w:color w:val="000000"/>
           <w:sz w:val="22"/>
           <w:szCs w:val="22"/>
@@ -267,7 +275,7 @@
       </w:r>
       <w:r>
         <w:rPr>
-          <w:rFonts w:ascii="Arial" w:eastAsia="Arial" w:hAnsi="Arial" w:cs="Arial"/>
+          <w:rFonts w:eastAsia="Arial" w:cs="Arial" w:ascii="Arial" w:hAnsi="Arial"/>
           <w:b/>
           <w:color w:val="000000"/>
           <w:sz w:val="22"/>
@@ -277,7 +285,7 @@
       </w:r>
       <w:r>
         <w:rPr>
-          <w:rFonts w:ascii="Arial" w:eastAsia="Arial" w:hAnsi="Arial" w:cs="Arial"/>
+          <w:rFonts w:eastAsia="Arial" w:cs="Arial" w:ascii="Arial" w:hAnsi="Arial"/>
           <w:color w:val="000000"/>
           <w:sz w:val="22"/>
           <w:szCs w:val="22"/>
@@ -286,7 +294,7 @@
       </w:r>
       <w:r>
         <w:rPr>
-          <w:rFonts w:ascii="Arial" w:eastAsia="Arial" w:hAnsi="Arial" w:cs="Arial"/>
+          <w:rFonts w:eastAsia="Arial" w:cs="Arial" w:ascii="Arial" w:hAnsi="Arial"/>
           <w:b/>
           <w:color w:val="000000"/>
           <w:sz w:val="22"/>
@@ -296,7 +304,7 @@
       </w:r>
       <w:r>
         <w:rPr>
-          <w:rFonts w:ascii="Arial" w:eastAsia="Arial" w:hAnsi="Arial" w:cs="Arial"/>
+          <w:rFonts w:eastAsia="Arial" w:cs="Arial" w:ascii="Arial" w:hAnsi="Arial"/>
           <w:color w:val="000000"/>
           <w:sz w:val="22"/>
           <w:szCs w:val="22"/>
@@ -306,26 +314,35 @@
     </w:p>
     <w:p>
       <w:pPr>
+        <w:pStyle w:val="Normal"/>
         <w:ind w:left="-566"/>
         <w:jc w:val="center"/>
         <w:rPr>
-          <w:rFonts w:ascii="Arial" w:eastAsia="Arial" w:hAnsi="Arial" w:cs="Arial"/>
+          <w:rFonts w:ascii="Arial" w:hAnsi="Arial" w:eastAsia="Arial" w:cs="Arial"/>
           <w:sz w:val="20"/>
           <w:szCs w:val="20"/>
         </w:rPr>
       </w:pPr>
-    </w:p>
-    <w:p>
-      <w:pPr>
+      <w:r>
+        <w:rPr>
+          <w:rFonts w:eastAsia="Arial" w:cs="Arial" w:ascii="Arial" w:hAnsi="Arial"/>
+          <w:sz w:val="20"/>
+          <w:szCs w:val="20"/>
+        </w:rPr>
+      </w:r>
+    </w:p>
+    <w:p>
+      <w:pPr>
+        <w:pStyle w:val="Normal"/>
         <w:numPr>
           <w:ilvl w:val="0"/>
           <w:numId w:val="1"/>
         </w:numPr>
-        <w:spacing w:after="0"/>
-        <w:ind w:left="-566" w:firstLine="0"/>
+        <w:spacing w:before="0" w:after="0"/>
+        <w:ind w:hanging="0" w:left="-566"/>
         <w:jc w:val="center"/>
         <w:rPr>
-          <w:rFonts w:ascii="Arial" w:eastAsia="Arial" w:hAnsi="Arial" w:cs="Arial"/>
+          <w:rFonts w:ascii="Arial" w:hAnsi="Arial" w:eastAsia="Arial" w:cs="Arial"/>
           <w:b/>
           <w:color w:val="000000"/>
           <w:sz w:val="22"/>
@@ -334,7 +351,7 @@
       </w:pPr>
       <w:r>
         <w:rPr>
-          <w:rFonts w:ascii="Arial" w:eastAsia="Arial" w:hAnsi="Arial" w:cs="Arial"/>
+          <w:rFonts w:eastAsia="Arial" w:cs="Arial" w:ascii="Arial" w:hAnsi="Arial"/>
           <w:b/>
           <w:color w:val="000000"/>
           <w:sz w:val="22"/>
@@ -345,22 +362,23 @@
     </w:p>
     <w:p>
       <w:pPr>
+        <w:pStyle w:val="Normal"/>
         <w:numPr>
           <w:ilvl w:val="1"/>
           <w:numId w:val="1"/>
         </w:numPr>
-        <w:spacing w:after="0"/>
-        <w:ind w:left="-566" w:firstLine="0"/>
-        <w:rPr>
-          <w:rFonts w:ascii="Arial" w:eastAsia="Arial" w:hAnsi="Arial" w:cs="Arial"/>
-          <w:color w:val="000000"/>
-          <w:sz w:val="22"/>
-          <w:szCs w:val="22"/>
-        </w:rPr>
-      </w:pPr>
-      <w:r>
-        <w:rPr>
-          <w:rFonts w:ascii="Arial" w:eastAsia="Arial" w:hAnsi="Arial" w:cs="Arial"/>
+        <w:spacing w:before="0" w:after="0"/>
+        <w:ind w:hanging="0" w:left="-566"/>
+        <w:rPr>
+          <w:rFonts w:ascii="Arial" w:hAnsi="Arial" w:eastAsia="Arial" w:cs="Arial"/>
+          <w:color w:val="000000"/>
+          <w:sz w:val="22"/>
+          <w:szCs w:val="22"/>
+        </w:rPr>
+      </w:pPr>
+      <w:r>
+        <w:rPr>
+          <w:rFonts w:eastAsia="Arial" w:cs="Arial" w:ascii="Arial" w:hAnsi="Arial"/>
           <w:color w:val="000000"/>
           <w:sz w:val="22"/>
           <w:szCs w:val="22"/>
@@ -369,7 +387,7 @@
       </w:r>
       <w:r>
         <w:rPr>
-          <w:rFonts w:ascii="Arial" w:eastAsia="Arial" w:hAnsi="Arial" w:cs="Arial"/>
+          <w:rFonts w:eastAsia="Arial" w:cs="Arial" w:ascii="Arial" w:hAnsi="Arial"/>
           <w:sz w:val="22"/>
           <w:szCs w:val="22"/>
         </w:rPr>
@@ -377,7 +395,7 @@
       </w:r>
       <w:r>
         <w:rPr>
-          <w:rFonts w:ascii="Arial" w:eastAsia="Arial" w:hAnsi="Arial" w:cs="Arial"/>
+          <w:rFonts w:eastAsia="Arial" w:cs="Arial" w:ascii="Arial" w:hAnsi="Arial"/>
           <w:color w:val="000000"/>
           <w:sz w:val="22"/>
           <w:szCs w:val="22"/>
@@ -386,7 +404,7 @@
       </w:r>
       <w:r>
         <w:rPr>
-          <w:rFonts w:ascii="Arial" w:eastAsia="Arial" w:hAnsi="Arial" w:cs="Arial"/>
+          <w:rFonts w:eastAsia="Arial" w:cs="Arial" w:ascii="Arial" w:hAnsi="Arial"/>
           <w:sz w:val="22"/>
           <w:szCs w:val="22"/>
         </w:rPr>
@@ -394,7 +412,7 @@
       </w:r>
       <w:r>
         <w:rPr>
-          <w:rFonts w:ascii="Arial" w:eastAsia="Arial" w:hAnsi="Arial" w:cs="Arial"/>
+          <w:rFonts w:eastAsia="Arial" w:cs="Arial" w:ascii="Arial" w:hAnsi="Arial"/>
           <w:color w:val="000000"/>
           <w:sz w:val="22"/>
           <w:szCs w:val="22"/>
@@ -403,7 +421,7 @@
       </w:r>
       <w:r>
         <w:rPr>
-          <w:rFonts w:ascii="Arial" w:eastAsia="Arial" w:hAnsi="Arial" w:cs="Arial"/>
+          <w:rFonts w:eastAsia="Arial" w:cs="Arial" w:ascii="Arial" w:hAnsi="Arial"/>
           <w:sz w:val="22"/>
           <w:szCs w:val="22"/>
         </w:rPr>
@@ -411,7 +429,7 @@
       </w:r>
       <w:r>
         <w:rPr>
-          <w:rFonts w:ascii="Arial" w:eastAsia="Arial" w:hAnsi="Arial" w:cs="Arial"/>
+          <w:rFonts w:eastAsia="Arial" w:cs="Arial" w:ascii="Arial" w:hAnsi="Arial"/>
           <w:color w:val="000000"/>
           <w:sz w:val="22"/>
           <w:szCs w:val="22"/>
@@ -420,7 +438,7 @@
       </w:r>
       <w:r>
         <w:rPr>
-          <w:rFonts w:ascii="Arial" w:eastAsia="Arial" w:hAnsi="Arial" w:cs="Arial"/>
+          <w:rFonts w:eastAsia="Arial" w:cs="Arial" w:ascii="Arial" w:hAnsi="Arial"/>
           <w:sz w:val="22"/>
           <w:szCs w:val="22"/>
         </w:rPr>
@@ -428,7 +446,7 @@
       </w:r>
       <w:r>
         <w:rPr>
-          <w:rFonts w:ascii="Arial" w:eastAsia="Arial" w:hAnsi="Arial" w:cs="Arial"/>
+          <w:rFonts w:eastAsia="Arial" w:cs="Arial" w:ascii="Arial" w:hAnsi="Arial"/>
           <w:color w:val="000000"/>
           <w:sz w:val="22"/>
           <w:szCs w:val="22"/>
@@ -437,7 +455,7 @@
       </w:r>
       <w:r>
         <w:rPr>
-          <w:rFonts w:ascii="Arial" w:eastAsia="Arial" w:hAnsi="Arial" w:cs="Arial"/>
+          <w:rFonts w:eastAsia="Arial" w:cs="Arial" w:ascii="Arial" w:hAnsi="Arial"/>
           <w:sz w:val="22"/>
           <w:szCs w:val="22"/>
         </w:rPr>
@@ -445,7 +463,7 @@
       </w:r>
       <w:r>
         <w:rPr>
-          <w:rFonts w:ascii="Arial" w:eastAsia="Arial" w:hAnsi="Arial" w:cs="Arial"/>
+          <w:rFonts w:eastAsia="Arial" w:cs="Arial" w:ascii="Arial" w:hAnsi="Arial"/>
           <w:color w:val="000000"/>
           <w:sz w:val="22"/>
           <w:szCs w:val="22"/>
@@ -454,7 +472,7 @@
       </w:r>
       <w:r>
         <w:rPr>
-          <w:rFonts w:ascii="Arial" w:eastAsia="Arial" w:hAnsi="Arial" w:cs="Arial"/>
+          <w:rFonts w:eastAsia="Arial" w:cs="Arial" w:ascii="Arial" w:hAnsi="Arial"/>
           <w:sz w:val="22"/>
           <w:szCs w:val="22"/>
         </w:rPr>
@@ -462,7 +480,7 @@
       </w:r>
       <w:r>
         <w:rPr>
-          <w:rFonts w:ascii="Arial" w:eastAsia="Arial" w:hAnsi="Arial" w:cs="Arial"/>
+          <w:rFonts w:eastAsia="Arial" w:cs="Arial" w:ascii="Arial" w:hAnsi="Arial"/>
           <w:color w:val="000000"/>
           <w:sz w:val="22"/>
           <w:szCs w:val="22"/>
@@ -472,22 +490,23 @@
     </w:p>
     <w:p>
       <w:pPr>
+        <w:pStyle w:val="Normal"/>
         <w:numPr>
           <w:ilvl w:val="1"/>
           <w:numId w:val="1"/>
         </w:numPr>
-        <w:spacing w:after="0"/>
-        <w:ind w:left="-566" w:firstLine="0"/>
-        <w:rPr>
-          <w:rFonts w:ascii="Arial" w:eastAsia="Arial" w:hAnsi="Arial" w:cs="Arial"/>
-          <w:color w:val="000000"/>
-          <w:sz w:val="22"/>
-          <w:szCs w:val="22"/>
-        </w:rPr>
-      </w:pPr>
-      <w:r>
-        <w:rPr>
-          <w:rFonts w:ascii="Arial" w:eastAsia="Arial" w:hAnsi="Arial" w:cs="Arial"/>
+        <w:spacing w:before="0" w:after="0"/>
+        <w:ind w:hanging="0" w:left="-566"/>
+        <w:rPr>
+          <w:rFonts w:ascii="Arial" w:hAnsi="Arial" w:eastAsia="Arial" w:cs="Arial"/>
+          <w:color w:val="000000"/>
+          <w:sz w:val="22"/>
+          <w:szCs w:val="22"/>
+        </w:rPr>
+      </w:pPr>
+      <w:r>
+        <w:rPr>
+          <w:rFonts w:eastAsia="Arial" w:cs="Arial" w:ascii="Arial" w:hAnsi="Arial"/>
           <w:color w:val="000000"/>
           <w:sz w:val="22"/>
           <w:szCs w:val="22"/>
@@ -496,7 +515,7 @@
       </w:r>
       <w:r>
         <w:rPr>
-          <w:rFonts w:ascii="Arial" w:eastAsia="Arial" w:hAnsi="Arial" w:cs="Arial"/>
+          <w:rFonts w:eastAsia="Arial" w:cs="Arial" w:ascii="Arial" w:hAnsi="Arial"/>
           <w:sz w:val="22"/>
           <w:szCs w:val="22"/>
         </w:rPr>
@@ -505,22 +524,23 @@
     </w:p>
     <w:p>
       <w:pPr>
+        <w:pStyle w:val="Normal"/>
         <w:numPr>
           <w:ilvl w:val="1"/>
           <w:numId w:val="1"/>
         </w:numPr>
-        <w:spacing w:after="0"/>
-        <w:ind w:left="-566" w:firstLine="0"/>
-        <w:rPr>
-          <w:rFonts w:ascii="Arial" w:eastAsia="Arial" w:hAnsi="Arial" w:cs="Arial"/>
-          <w:color w:val="000000"/>
-          <w:sz w:val="22"/>
-          <w:szCs w:val="22"/>
-        </w:rPr>
-      </w:pPr>
-      <w:r>
-        <w:rPr>
-          <w:rFonts w:ascii="Arial" w:eastAsia="Arial" w:hAnsi="Arial" w:cs="Arial"/>
+        <w:spacing w:before="0" w:after="0"/>
+        <w:ind w:hanging="0" w:left="-566"/>
+        <w:rPr>
+          <w:rFonts w:ascii="Arial" w:hAnsi="Arial" w:eastAsia="Arial" w:cs="Arial"/>
+          <w:color w:val="000000"/>
+          <w:sz w:val="22"/>
+          <w:szCs w:val="22"/>
+        </w:rPr>
+      </w:pPr>
+      <w:r>
+        <w:rPr>
+          <w:rFonts w:eastAsia="Arial" w:cs="Arial" w:ascii="Arial" w:hAnsi="Arial"/>
           <w:color w:val="000000"/>
           <w:sz w:val="22"/>
           <w:szCs w:val="22"/>
@@ -530,27 +550,37 @@
     </w:p>
     <w:p>
       <w:pPr>
-        <w:spacing w:after="0"/>
+        <w:pStyle w:val="Normal"/>
+        <w:spacing w:before="0" w:after="0"/>
         <w:ind w:left="-566"/>
         <w:rPr>
-          <w:rFonts w:ascii="Arial" w:eastAsia="Arial" w:hAnsi="Arial" w:cs="Arial"/>
-          <w:color w:val="000000"/>
-          <w:sz w:val="22"/>
-          <w:szCs w:val="22"/>
-        </w:rPr>
-      </w:pPr>
-    </w:p>
-    <w:p>
-      <w:pPr>
+          <w:rFonts w:ascii="Arial" w:hAnsi="Arial" w:eastAsia="Arial" w:cs="Arial"/>
+          <w:color w:val="000000"/>
+          <w:sz w:val="22"/>
+          <w:szCs w:val="22"/>
+        </w:rPr>
+      </w:pPr>
+      <w:r>
+        <w:rPr>
+          <w:rFonts w:eastAsia="Arial" w:cs="Arial" w:ascii="Arial" w:hAnsi="Arial"/>
+          <w:color w:val="000000"/>
+          <w:sz w:val="22"/>
+          <w:szCs w:val="22"/>
+        </w:rPr>
+      </w:r>
+    </w:p>
+    <w:p>
+      <w:pPr>
+        <w:pStyle w:val="Normal"/>
         <w:numPr>
           <w:ilvl w:val="0"/>
           <w:numId w:val="1"/>
         </w:numPr>
-        <w:spacing w:after="0"/>
-        <w:ind w:left="-566" w:firstLine="0"/>
+        <w:spacing w:before="0" w:after="0"/>
+        <w:ind w:hanging="0" w:left="-566"/>
         <w:jc w:val="center"/>
         <w:rPr>
-          <w:rFonts w:ascii="Arial" w:eastAsia="Arial" w:hAnsi="Arial" w:cs="Arial"/>
+          <w:rFonts w:ascii="Arial" w:hAnsi="Arial" w:eastAsia="Arial" w:cs="Arial"/>
           <w:b/>
           <w:color w:val="000000"/>
           <w:sz w:val="22"/>
@@ -559,7 +589,7 @@
       </w:pPr>
       <w:r>
         <w:rPr>
-          <w:rFonts w:ascii="Arial" w:eastAsia="Arial" w:hAnsi="Arial" w:cs="Arial"/>
+          <w:rFonts w:eastAsia="Arial" w:cs="Arial" w:ascii="Arial" w:hAnsi="Arial"/>
           <w:b/>
           <w:color w:val="000000"/>
           <w:sz w:val="22"/>
@@ -570,22 +600,23 @@
     </w:p>
     <w:p>
       <w:pPr>
+        <w:pStyle w:val="Normal"/>
         <w:numPr>
           <w:ilvl w:val="1"/>
           <w:numId w:val="1"/>
         </w:numPr>
-        <w:spacing w:after="0"/>
-        <w:ind w:left="-566" w:firstLine="0"/>
-        <w:rPr>
-          <w:rFonts w:ascii="Arial" w:eastAsia="Arial" w:hAnsi="Arial" w:cs="Arial"/>
-          <w:color w:val="000000"/>
-          <w:sz w:val="22"/>
-          <w:szCs w:val="22"/>
-        </w:rPr>
-      </w:pPr>
-      <w:r>
-        <w:rPr>
-          <w:rFonts w:ascii="Arial" w:eastAsia="Arial" w:hAnsi="Arial" w:cs="Arial"/>
+        <w:spacing w:before="0" w:after="0"/>
+        <w:ind w:hanging="0" w:left="-566"/>
+        <w:rPr>
+          <w:rFonts w:ascii="Arial" w:hAnsi="Arial" w:eastAsia="Arial" w:cs="Arial"/>
+          <w:color w:val="000000"/>
+          <w:sz w:val="22"/>
+          <w:szCs w:val="22"/>
+        </w:rPr>
+      </w:pPr>
+      <w:r>
+        <w:rPr>
+          <w:rFonts w:eastAsia="Arial" w:cs="Arial" w:ascii="Arial" w:hAnsi="Arial"/>
           <w:color w:val="000000"/>
           <w:sz w:val="22"/>
           <w:szCs w:val="22"/>
@@ -594,7 +625,7 @@
       </w:r>
       <w:r>
         <w:rPr>
-          <w:rFonts w:ascii="Arial" w:eastAsia="Arial" w:hAnsi="Arial" w:cs="Arial"/>
+          <w:rFonts w:eastAsia="Arial" w:cs="Arial" w:ascii="Arial" w:hAnsi="Arial"/>
           <w:sz w:val="22"/>
           <w:szCs w:val="22"/>
         </w:rPr>
@@ -602,7 +633,7 @@
       </w:r>
       <w:r>
         <w:rPr>
-          <w:rFonts w:ascii="Arial" w:eastAsia="Arial" w:hAnsi="Arial" w:cs="Arial"/>
+          <w:rFonts w:eastAsia="Arial" w:cs="Arial" w:ascii="Arial" w:hAnsi="Arial"/>
           <w:color w:val="000000"/>
           <w:sz w:val="22"/>
           <w:szCs w:val="22"/>
@@ -611,7 +642,7 @@
       </w:r>
       <w:r>
         <w:rPr>
-          <w:rFonts w:ascii="Arial" w:eastAsia="Arial" w:hAnsi="Arial" w:cs="Arial"/>
+          <w:rFonts w:eastAsia="Arial" w:cs="Arial" w:ascii="Arial" w:hAnsi="Arial"/>
           <w:sz w:val="22"/>
           <w:szCs w:val="22"/>
         </w:rPr>
@@ -619,7 +650,7 @@
       </w:r>
       <w:r>
         <w:rPr>
-          <w:rFonts w:ascii="Arial" w:eastAsia="Arial" w:hAnsi="Arial" w:cs="Arial"/>
+          <w:rFonts w:eastAsia="Arial" w:cs="Arial" w:ascii="Arial" w:hAnsi="Arial"/>
           <w:color w:val="000000"/>
           <w:sz w:val="22"/>
           <w:szCs w:val="22"/>
@@ -628,7 +659,7 @@
       </w:r>
       <w:r>
         <w:rPr>
-          <w:rFonts w:ascii="Arial" w:eastAsia="Arial" w:hAnsi="Arial" w:cs="Arial"/>
+          <w:rFonts w:eastAsia="Arial" w:cs="Arial" w:ascii="Arial" w:hAnsi="Arial"/>
           <w:sz w:val="22"/>
           <w:szCs w:val="22"/>
         </w:rPr>
@@ -636,7 +667,7 @@
       </w:r>
       <w:r>
         <w:rPr>
-          <w:rFonts w:ascii="Arial" w:eastAsia="Arial" w:hAnsi="Arial" w:cs="Arial"/>
+          <w:rFonts w:eastAsia="Arial" w:cs="Arial" w:ascii="Arial" w:hAnsi="Arial"/>
           <w:color w:val="000000"/>
           <w:sz w:val="22"/>
           <w:szCs w:val="22"/>
@@ -645,7 +676,7 @@
       </w:r>
       <w:r>
         <w:rPr>
-          <w:rFonts w:ascii="Arial" w:eastAsia="Arial" w:hAnsi="Arial" w:cs="Arial"/>
+          <w:rFonts w:eastAsia="Arial" w:cs="Arial" w:ascii="Arial" w:hAnsi="Arial"/>
           <w:sz w:val="22"/>
           <w:szCs w:val="22"/>
         </w:rPr>
@@ -653,7 +684,7 @@
       </w:r>
       <w:r>
         <w:rPr>
-          <w:rFonts w:ascii="Arial" w:eastAsia="Arial" w:hAnsi="Arial" w:cs="Arial"/>
+          <w:rFonts w:eastAsia="Arial" w:cs="Arial" w:ascii="Arial" w:hAnsi="Arial"/>
           <w:color w:val="000000"/>
           <w:sz w:val="22"/>
           <w:szCs w:val="22"/>
@@ -662,7 +693,7 @@
       </w:r>
       <w:r>
         <w:rPr>
-          <w:rFonts w:ascii="Arial" w:eastAsia="Arial" w:hAnsi="Arial" w:cs="Arial"/>
+          <w:rFonts w:eastAsia="Arial" w:cs="Arial" w:ascii="Arial" w:hAnsi="Arial"/>
           <w:sz w:val="22"/>
           <w:szCs w:val="22"/>
         </w:rPr>
@@ -670,7 +701,7 @@
       </w:r>
       <w:r>
         <w:rPr>
-          <w:rFonts w:ascii="Arial" w:eastAsia="Arial" w:hAnsi="Arial" w:cs="Arial"/>
+          <w:rFonts w:eastAsia="Arial" w:cs="Arial" w:ascii="Arial" w:hAnsi="Arial"/>
           <w:color w:val="000000"/>
           <w:sz w:val="22"/>
           <w:szCs w:val="22"/>
@@ -680,22 +711,23 @@
     </w:p>
     <w:p>
       <w:pPr>
+        <w:pStyle w:val="Normal"/>
         <w:numPr>
           <w:ilvl w:val="1"/>
           <w:numId w:val="1"/>
         </w:numPr>
-        <w:spacing w:after="0"/>
-        <w:ind w:left="-566" w:firstLine="0"/>
-        <w:rPr>
-          <w:rFonts w:ascii="Arial" w:eastAsia="Arial" w:hAnsi="Arial" w:cs="Arial"/>
-          <w:color w:val="000000"/>
-          <w:sz w:val="22"/>
-          <w:szCs w:val="22"/>
-        </w:rPr>
-      </w:pPr>
-      <w:r>
-        <w:rPr>
-          <w:rFonts w:ascii="Arial" w:eastAsia="Arial" w:hAnsi="Arial" w:cs="Arial"/>
+        <w:spacing w:before="0" w:after="0"/>
+        <w:ind w:hanging="0" w:left="-566"/>
+        <w:rPr>
+          <w:rFonts w:ascii="Arial" w:hAnsi="Arial" w:eastAsia="Arial" w:cs="Arial"/>
+          <w:color w:val="000000"/>
+          <w:sz w:val="22"/>
+          <w:szCs w:val="22"/>
+        </w:rPr>
+      </w:pPr>
+      <w:r>
+        <w:rPr>
+          <w:rFonts w:eastAsia="Arial" w:cs="Arial" w:ascii="Arial" w:hAnsi="Arial"/>
           <w:color w:val="000000"/>
           <w:sz w:val="22"/>
           <w:szCs w:val="22"/>
@@ -704,7 +736,7 @@
       </w:r>
       <w:r>
         <w:rPr>
-          <w:rFonts w:ascii="Arial" w:eastAsia="Arial" w:hAnsi="Arial" w:cs="Arial"/>
+          <w:rFonts w:eastAsia="Arial" w:cs="Arial" w:ascii="Arial" w:hAnsi="Arial"/>
           <w:sz w:val="22"/>
           <w:szCs w:val="22"/>
         </w:rPr>
@@ -713,22 +745,23 @@
     </w:p>
     <w:p>
       <w:pPr>
+        <w:pStyle w:val="Normal"/>
         <w:numPr>
           <w:ilvl w:val="1"/>
           <w:numId w:val="1"/>
         </w:numPr>
-        <w:spacing w:after="0"/>
-        <w:ind w:left="-566" w:firstLine="0"/>
-        <w:rPr>
-          <w:rFonts w:ascii="Arial" w:eastAsia="Arial" w:hAnsi="Arial" w:cs="Arial"/>
-          <w:color w:val="000000"/>
-          <w:sz w:val="22"/>
-          <w:szCs w:val="22"/>
-        </w:rPr>
-      </w:pPr>
-      <w:r>
-        <w:rPr>
-          <w:rFonts w:ascii="Arial" w:eastAsia="Arial" w:hAnsi="Arial" w:cs="Arial"/>
+        <w:spacing w:before="0" w:after="0"/>
+        <w:ind w:hanging="0" w:left="-566"/>
+        <w:rPr>
+          <w:rFonts w:ascii="Arial" w:hAnsi="Arial" w:eastAsia="Arial" w:cs="Arial"/>
+          <w:color w:val="000000"/>
+          <w:sz w:val="22"/>
+          <w:szCs w:val="22"/>
+        </w:rPr>
+      </w:pPr>
+      <w:r>
+        <w:rPr>
+          <w:rFonts w:eastAsia="Arial" w:cs="Arial" w:ascii="Arial" w:hAnsi="Arial"/>
           <w:color w:val="000000"/>
           <w:sz w:val="22"/>
           <w:szCs w:val="22"/>
@@ -737,7 +770,7 @@
       </w:r>
       <w:r>
         <w:rPr>
-          <w:rFonts w:ascii="Arial" w:eastAsia="Arial" w:hAnsi="Arial" w:cs="Arial"/>
+          <w:rFonts w:eastAsia="Arial" w:cs="Arial" w:ascii="Arial" w:hAnsi="Arial"/>
           <w:sz w:val="22"/>
           <w:szCs w:val="22"/>
         </w:rPr>
@@ -745,7 +778,7 @@
       </w:r>
       <w:r>
         <w:rPr>
-          <w:rFonts w:ascii="Arial" w:eastAsia="Arial" w:hAnsi="Arial" w:cs="Arial"/>
+          <w:rFonts w:eastAsia="Arial" w:cs="Arial" w:ascii="Arial" w:hAnsi="Arial"/>
           <w:color w:val="000000"/>
           <w:sz w:val="22"/>
           <w:szCs w:val="22"/>
@@ -755,22 +788,23 @@
     </w:p>
     <w:p>
       <w:pPr>
+        <w:pStyle w:val="Normal"/>
         <w:numPr>
           <w:ilvl w:val="1"/>
           <w:numId w:val="1"/>
         </w:numPr>
-        <w:spacing w:after="0"/>
-        <w:ind w:left="-566" w:firstLine="0"/>
-        <w:rPr>
-          <w:rFonts w:ascii="Arial" w:eastAsia="Arial" w:hAnsi="Arial" w:cs="Arial"/>
-          <w:color w:val="000000"/>
-          <w:sz w:val="22"/>
-          <w:szCs w:val="22"/>
-        </w:rPr>
-      </w:pPr>
-      <w:r>
-        <w:rPr>
-          <w:rFonts w:ascii="Arial" w:eastAsia="Arial" w:hAnsi="Arial" w:cs="Arial"/>
+        <w:spacing w:before="0" w:after="0"/>
+        <w:ind w:hanging="0" w:left="-566"/>
+        <w:rPr>
+          <w:rFonts w:ascii="Arial" w:hAnsi="Arial" w:eastAsia="Arial" w:cs="Arial"/>
+          <w:color w:val="000000"/>
+          <w:sz w:val="22"/>
+          <w:szCs w:val="22"/>
+        </w:rPr>
+      </w:pPr>
+      <w:r>
+        <w:rPr>
+          <w:rFonts w:eastAsia="Arial" w:cs="Arial" w:ascii="Arial" w:hAnsi="Arial"/>
           <w:color w:val="000000"/>
           <w:sz w:val="22"/>
           <w:szCs w:val="22"/>
@@ -780,17 +814,18 @@
     </w:p>
     <w:p>
       <w:pPr>
-        <w:spacing w:after="0"/>
+        <w:pStyle w:val="Normal"/>
+        <w:spacing w:before="0" w:after="0"/>
         <w:ind w:left="-566"/>
         <w:rPr>
-          <w:rFonts w:ascii="Arial" w:eastAsia="Arial" w:hAnsi="Arial" w:cs="Arial"/>
-          <w:sz w:val="22"/>
-          <w:szCs w:val="22"/>
-        </w:rPr>
-      </w:pPr>
-      <w:r>
-        <w:rPr>
-          <w:rFonts w:ascii="Arial" w:eastAsia="Arial" w:hAnsi="Arial" w:cs="Arial"/>
+          <w:rFonts w:ascii="Arial" w:hAnsi="Arial" w:eastAsia="Arial" w:cs="Arial"/>
+          <w:sz w:val="22"/>
+          <w:szCs w:val="22"/>
+        </w:rPr>
+      </w:pPr>
+      <w:r>
+        <w:rPr>
+          <w:rFonts w:eastAsia="Arial" w:cs="Arial" w:ascii="Arial" w:hAnsi="Arial"/>
           <w:color w:val="000000"/>
           <w:sz w:val="22"/>
           <w:szCs w:val="22"/>
@@ -800,27 +835,37 @@
     </w:p>
     <w:p>
       <w:pPr>
-        <w:spacing w:after="0"/>
+        <w:pStyle w:val="Normal"/>
+        <w:spacing w:before="0" w:after="0"/>
         <w:ind w:left="-566"/>
         <w:rPr>
-          <w:rFonts w:ascii="Arial" w:eastAsia="Arial" w:hAnsi="Arial" w:cs="Arial"/>
-          <w:color w:val="000000"/>
-          <w:sz w:val="22"/>
-          <w:szCs w:val="22"/>
-        </w:rPr>
-      </w:pPr>
-    </w:p>
-    <w:p>
-      <w:pPr>
+          <w:rFonts w:ascii="Arial" w:hAnsi="Arial" w:eastAsia="Arial" w:cs="Arial"/>
+          <w:color w:val="000000"/>
+          <w:sz w:val="22"/>
+          <w:szCs w:val="22"/>
+        </w:rPr>
+      </w:pPr>
+      <w:r>
+        <w:rPr>
+          <w:rFonts w:eastAsia="Arial" w:cs="Arial" w:ascii="Arial" w:hAnsi="Arial"/>
+          <w:color w:val="000000"/>
+          <w:sz w:val="22"/>
+          <w:szCs w:val="22"/>
+        </w:rPr>
+      </w:r>
+    </w:p>
+    <w:p>
+      <w:pPr>
+        <w:pStyle w:val="Normal"/>
         <w:numPr>
           <w:ilvl w:val="0"/>
           <w:numId w:val="1"/>
         </w:numPr>
-        <w:spacing w:after="0"/>
-        <w:ind w:left="-566" w:firstLine="0"/>
+        <w:spacing w:before="0" w:after="0"/>
+        <w:ind w:hanging="0" w:left="-566"/>
         <w:jc w:val="center"/>
         <w:rPr>
-          <w:rFonts w:ascii="Arial" w:eastAsia="Arial" w:hAnsi="Arial" w:cs="Arial"/>
+          <w:rFonts w:ascii="Arial" w:hAnsi="Arial" w:eastAsia="Arial" w:cs="Arial"/>
           <w:b/>
           <w:color w:val="000000"/>
           <w:sz w:val="22"/>
@@ -829,7 +874,7 @@
       </w:pPr>
       <w:r>
         <w:rPr>
-          <w:rFonts w:ascii="Arial" w:eastAsia="Arial" w:hAnsi="Arial" w:cs="Arial"/>
+          <w:rFonts w:eastAsia="Arial" w:cs="Arial" w:ascii="Arial" w:hAnsi="Arial"/>
           <w:b/>
           <w:color w:val="000000"/>
           <w:sz w:val="22"/>
@@ -840,22 +885,23 @@
     </w:p>
     <w:p>
       <w:pPr>
+        <w:pStyle w:val="Normal"/>
         <w:numPr>
           <w:ilvl w:val="1"/>
           <w:numId w:val="1"/>
         </w:numPr>
-        <w:spacing w:after="0"/>
-        <w:ind w:left="-566" w:firstLine="0"/>
-        <w:rPr>
-          <w:rFonts w:ascii="Arial" w:eastAsia="Arial" w:hAnsi="Arial" w:cs="Arial"/>
-          <w:color w:val="000000"/>
-          <w:sz w:val="22"/>
-          <w:szCs w:val="22"/>
-        </w:rPr>
-      </w:pPr>
-      <w:r>
-        <w:rPr>
-          <w:rFonts w:ascii="Arial" w:eastAsia="Arial" w:hAnsi="Arial" w:cs="Arial"/>
+        <w:spacing w:before="0" w:after="0"/>
+        <w:ind w:hanging="0" w:left="-566"/>
+        <w:rPr>
+          <w:rFonts w:ascii="Arial" w:hAnsi="Arial" w:eastAsia="Arial" w:cs="Arial"/>
+          <w:color w:val="000000"/>
+          <w:sz w:val="22"/>
+          <w:szCs w:val="22"/>
+        </w:rPr>
+      </w:pPr>
+      <w:r>
+        <w:rPr>
+          <w:rFonts w:eastAsia="Arial" w:cs="Arial" w:ascii="Arial" w:hAnsi="Arial"/>
           <w:color w:val="000000"/>
           <w:sz w:val="22"/>
           <w:szCs w:val="22"/>
@@ -865,22 +911,23 @@
     </w:p>
     <w:p>
       <w:pPr>
+        <w:pStyle w:val="Normal"/>
         <w:numPr>
           <w:ilvl w:val="1"/>
           <w:numId w:val="1"/>
         </w:numPr>
-        <w:spacing w:after="0"/>
-        <w:ind w:left="-566" w:firstLine="0"/>
-        <w:rPr>
-          <w:rFonts w:ascii="Arial" w:eastAsia="Arial" w:hAnsi="Arial" w:cs="Arial"/>
-          <w:color w:val="000000"/>
-          <w:sz w:val="22"/>
-          <w:szCs w:val="22"/>
-        </w:rPr>
-      </w:pPr>
-      <w:r>
-        <w:rPr>
-          <w:rFonts w:ascii="Arial" w:eastAsia="Arial" w:hAnsi="Arial" w:cs="Arial"/>
+        <w:spacing w:before="0" w:after="0"/>
+        <w:ind w:hanging="0" w:left="-566"/>
+        <w:rPr>
+          <w:rFonts w:ascii="Arial" w:hAnsi="Arial" w:eastAsia="Arial" w:cs="Arial"/>
+          <w:color w:val="000000"/>
+          <w:sz w:val="22"/>
+          <w:szCs w:val="22"/>
+        </w:rPr>
+      </w:pPr>
+      <w:r>
+        <w:rPr>
+          <w:rFonts w:eastAsia="Arial" w:cs="Arial" w:ascii="Arial" w:hAnsi="Arial"/>
           <w:color w:val="000000"/>
           <w:sz w:val="22"/>
           <w:szCs w:val="22"/>
@@ -889,7 +936,7 @@
       </w:r>
       <w:r>
         <w:rPr>
-          <w:rFonts w:ascii="Arial" w:eastAsia="Arial" w:hAnsi="Arial" w:cs="Arial"/>
+          <w:rFonts w:eastAsia="Arial" w:cs="Arial" w:ascii="Arial" w:hAnsi="Arial"/>
           <w:sz w:val="22"/>
           <w:szCs w:val="22"/>
         </w:rPr>
@@ -897,7 +944,7 @@
       </w:r>
       <w:r>
         <w:rPr>
-          <w:rFonts w:ascii="Arial" w:eastAsia="Arial" w:hAnsi="Arial" w:cs="Arial"/>
+          <w:rFonts w:eastAsia="Arial" w:cs="Arial" w:ascii="Arial" w:hAnsi="Arial"/>
           <w:color w:val="000000"/>
           <w:sz w:val="22"/>
           <w:szCs w:val="22"/>
@@ -906,7 +953,7 @@
       </w:r>
       <w:r>
         <w:rPr>
-          <w:rFonts w:ascii="Arial" w:eastAsia="Arial" w:hAnsi="Arial" w:cs="Arial"/>
+          <w:rFonts w:eastAsia="Arial" w:cs="Arial" w:ascii="Arial" w:hAnsi="Arial"/>
           <w:sz w:val="22"/>
           <w:szCs w:val="22"/>
         </w:rPr>
@@ -914,7 +961,7 @@
       </w:r>
       <w:r>
         <w:rPr>
-          <w:rFonts w:ascii="Arial" w:eastAsia="Arial" w:hAnsi="Arial" w:cs="Arial"/>
+          <w:rFonts w:eastAsia="Arial" w:cs="Arial" w:ascii="Arial" w:hAnsi="Arial"/>
           <w:color w:val="000000"/>
           <w:sz w:val="22"/>
           <w:szCs w:val="22"/>
@@ -923,7 +970,7 @@
       </w:r>
       <w:r>
         <w:rPr>
-          <w:rFonts w:ascii="Arial" w:eastAsia="Arial" w:hAnsi="Arial" w:cs="Arial"/>
+          <w:rFonts w:eastAsia="Arial" w:cs="Arial" w:ascii="Arial" w:hAnsi="Arial"/>
           <w:sz w:val="22"/>
           <w:szCs w:val="22"/>
         </w:rPr>
@@ -931,7 +978,7 @@
       </w:r>
       <w:r>
         <w:rPr>
-          <w:rFonts w:ascii="Arial" w:eastAsia="Arial" w:hAnsi="Arial" w:cs="Arial"/>
+          <w:rFonts w:eastAsia="Arial" w:cs="Arial" w:ascii="Arial" w:hAnsi="Arial"/>
           <w:color w:val="000000"/>
           <w:sz w:val="22"/>
           <w:szCs w:val="22"/>
@@ -941,27 +988,37 @@
     </w:p>
     <w:p>
       <w:pPr>
-        <w:spacing w:after="0"/>
+        <w:pStyle w:val="Normal"/>
+        <w:spacing w:before="0" w:after="0"/>
         <w:ind w:left="-566"/>
         <w:rPr>
-          <w:rFonts w:ascii="Arial" w:eastAsia="Arial" w:hAnsi="Arial" w:cs="Arial"/>
-          <w:color w:val="000000"/>
-          <w:sz w:val="22"/>
-          <w:szCs w:val="22"/>
-        </w:rPr>
-      </w:pPr>
-    </w:p>
-    <w:p>
-      <w:pPr>
+          <w:rFonts w:ascii="Arial" w:hAnsi="Arial" w:eastAsia="Arial" w:cs="Arial"/>
+          <w:color w:val="000000"/>
+          <w:sz w:val="22"/>
+          <w:szCs w:val="22"/>
+        </w:rPr>
+      </w:pPr>
+      <w:r>
+        <w:rPr>
+          <w:rFonts w:eastAsia="Arial" w:cs="Arial" w:ascii="Arial" w:hAnsi="Arial"/>
+          <w:color w:val="000000"/>
+          <w:sz w:val="22"/>
+          <w:szCs w:val="22"/>
+        </w:rPr>
+      </w:r>
+    </w:p>
+    <w:p>
+      <w:pPr>
+        <w:pStyle w:val="Normal"/>
         <w:numPr>
           <w:ilvl w:val="0"/>
           <w:numId w:val="1"/>
         </w:numPr>
-        <w:spacing w:after="0"/>
-        <w:ind w:left="-566" w:firstLine="0"/>
+        <w:spacing w:before="0" w:after="0"/>
+        <w:ind w:hanging="0" w:left="-566"/>
         <w:jc w:val="center"/>
         <w:rPr>
-          <w:rFonts w:ascii="Arial" w:eastAsia="Arial" w:hAnsi="Arial" w:cs="Arial"/>
+          <w:rFonts w:ascii="Arial" w:hAnsi="Arial" w:eastAsia="Arial" w:cs="Arial"/>
           <w:b/>
           <w:color w:val="000000"/>
           <w:sz w:val="22"/>
@@ -970,7 +1027,7 @@
       </w:pPr>
       <w:r>
         <w:rPr>
-          <w:rFonts w:ascii="Arial" w:eastAsia="Arial" w:hAnsi="Arial" w:cs="Arial"/>
+          <w:rFonts w:eastAsia="Arial" w:cs="Arial" w:ascii="Arial" w:hAnsi="Arial"/>
           <w:b/>
           <w:color w:val="000000"/>
           <w:sz w:val="22"/>
@@ -981,22 +1038,23 @@
     </w:p>
     <w:p>
       <w:pPr>
+        <w:pStyle w:val="Normal"/>
         <w:numPr>
           <w:ilvl w:val="1"/>
           <w:numId w:val="1"/>
         </w:numPr>
-        <w:spacing w:after="0"/>
-        <w:ind w:left="-566" w:firstLine="0"/>
-        <w:rPr>
-          <w:rFonts w:ascii="Arial" w:eastAsia="Arial" w:hAnsi="Arial" w:cs="Arial"/>
-          <w:color w:val="000000"/>
-          <w:sz w:val="22"/>
-          <w:szCs w:val="22"/>
-        </w:rPr>
-      </w:pPr>
-      <w:r>
-        <w:rPr>
-          <w:rFonts w:ascii="Arial" w:eastAsia="Arial" w:hAnsi="Arial" w:cs="Arial"/>
+        <w:spacing w:before="0" w:after="0"/>
+        <w:ind w:hanging="0" w:left="-566"/>
+        <w:rPr>
+          <w:rFonts w:ascii="Arial" w:hAnsi="Arial" w:eastAsia="Arial" w:cs="Arial"/>
+          <w:color w:val="000000"/>
+          <w:sz w:val="22"/>
+          <w:szCs w:val="22"/>
+        </w:rPr>
+      </w:pPr>
+      <w:r>
+        <w:rPr>
+          <w:rFonts w:eastAsia="Arial" w:cs="Arial" w:ascii="Arial" w:hAnsi="Arial"/>
           <w:color w:val="000000"/>
           <w:sz w:val="22"/>
           <w:szCs w:val="22"/>
@@ -1006,22 +1064,23 @@
     </w:p>
     <w:p>
       <w:pPr>
+        <w:pStyle w:val="Normal"/>
         <w:numPr>
           <w:ilvl w:val="1"/>
           <w:numId w:val="1"/>
         </w:numPr>
-        <w:spacing w:after="0"/>
-        <w:ind w:left="-566" w:firstLine="0"/>
-        <w:rPr>
-          <w:rFonts w:ascii="Arial" w:eastAsia="Arial" w:hAnsi="Arial" w:cs="Arial"/>
-          <w:color w:val="000000"/>
-          <w:sz w:val="22"/>
-          <w:szCs w:val="22"/>
-        </w:rPr>
-      </w:pPr>
-      <w:r>
-        <w:rPr>
-          <w:rFonts w:ascii="Arial" w:eastAsia="Arial" w:hAnsi="Arial" w:cs="Arial"/>
+        <w:spacing w:before="0" w:after="0"/>
+        <w:ind w:hanging="0" w:left="-566"/>
+        <w:rPr>
+          <w:rFonts w:ascii="Arial" w:hAnsi="Arial" w:eastAsia="Arial" w:cs="Arial"/>
+          <w:color w:val="000000"/>
+          <w:sz w:val="22"/>
+          <w:szCs w:val="22"/>
+        </w:rPr>
+      </w:pPr>
+      <w:r>
+        <w:rPr>
+          <w:rFonts w:eastAsia="Arial" w:cs="Arial" w:ascii="Arial" w:hAnsi="Arial"/>
           <w:color w:val="000000"/>
           <w:sz w:val="22"/>
           <w:szCs w:val="22"/>
@@ -1031,27 +1090,37 @@
     </w:p>
     <w:p>
       <w:pPr>
-        <w:spacing w:after="0"/>
+        <w:pStyle w:val="Normal"/>
+        <w:spacing w:before="0" w:after="0"/>
         <w:ind w:left="-566"/>
         <w:rPr>
-          <w:rFonts w:ascii="Arial" w:eastAsia="Arial" w:hAnsi="Arial" w:cs="Arial"/>
-          <w:color w:val="000000"/>
-          <w:sz w:val="22"/>
-          <w:szCs w:val="22"/>
-        </w:rPr>
-      </w:pPr>
-    </w:p>
-    <w:p>
-      <w:pPr>
+          <w:rFonts w:ascii="Arial" w:hAnsi="Arial" w:eastAsia="Arial" w:cs="Arial"/>
+          <w:color w:val="000000"/>
+          <w:sz w:val="22"/>
+          <w:szCs w:val="22"/>
+        </w:rPr>
+      </w:pPr>
+      <w:r>
+        <w:rPr>
+          <w:rFonts w:eastAsia="Arial" w:cs="Arial" w:ascii="Arial" w:hAnsi="Arial"/>
+          <w:color w:val="000000"/>
+          <w:sz w:val="22"/>
+          <w:szCs w:val="22"/>
+        </w:rPr>
+      </w:r>
+    </w:p>
+    <w:p>
+      <w:pPr>
+        <w:pStyle w:val="Normal"/>
         <w:numPr>
           <w:ilvl w:val="0"/>
           <w:numId w:val="1"/>
         </w:numPr>
-        <w:spacing w:after="0"/>
-        <w:ind w:left="-566" w:firstLine="0"/>
+        <w:spacing w:before="0" w:after="0"/>
+        <w:ind w:hanging="0" w:left="-566"/>
         <w:jc w:val="center"/>
         <w:rPr>
-          <w:rFonts w:ascii="Arial" w:eastAsia="Arial" w:hAnsi="Arial" w:cs="Arial"/>
+          <w:rFonts w:ascii="Arial" w:hAnsi="Arial" w:eastAsia="Arial" w:cs="Arial"/>
           <w:b/>
           <w:color w:val="000000"/>
           <w:sz w:val="22"/>
@@ -1060,7 +1129,7 @@
       </w:pPr>
       <w:r>
         <w:rPr>
-          <w:rFonts w:ascii="Arial" w:eastAsia="Arial" w:hAnsi="Arial" w:cs="Arial"/>
+          <w:rFonts w:eastAsia="Arial" w:cs="Arial" w:ascii="Arial" w:hAnsi="Arial"/>
           <w:b/>
           <w:color w:val="000000"/>
           <w:sz w:val="22"/>
@@ -1071,22 +1140,23 @@
     </w:p>
     <w:p>
       <w:pPr>
+        <w:pStyle w:val="Normal"/>
         <w:numPr>
           <w:ilvl w:val="1"/>
           <w:numId w:val="1"/>
         </w:numPr>
-        <w:spacing w:after="0"/>
-        <w:ind w:left="-566" w:firstLine="0"/>
-        <w:rPr>
-          <w:rFonts w:ascii="Arial" w:eastAsia="Arial" w:hAnsi="Arial" w:cs="Arial"/>
-          <w:color w:val="000000"/>
-          <w:sz w:val="22"/>
-          <w:szCs w:val="22"/>
-        </w:rPr>
-      </w:pPr>
-      <w:r>
-        <w:rPr>
-          <w:rFonts w:ascii="Arial" w:eastAsia="Arial" w:hAnsi="Arial" w:cs="Arial"/>
+        <w:spacing w:before="0" w:after="0"/>
+        <w:ind w:hanging="0" w:left="-566"/>
+        <w:rPr>
+          <w:rFonts w:ascii="Arial" w:hAnsi="Arial" w:eastAsia="Arial" w:cs="Arial"/>
+          <w:color w:val="000000"/>
+          <w:sz w:val="22"/>
+          <w:szCs w:val="22"/>
+        </w:rPr>
+      </w:pPr>
+      <w:r>
+        <w:rPr>
+          <w:rFonts w:eastAsia="Arial" w:cs="Arial" w:ascii="Arial" w:hAnsi="Arial"/>
           <w:color w:val="000000"/>
           <w:sz w:val="22"/>
           <w:szCs w:val="22"/>
@@ -1096,22 +1166,23 @@
     </w:p>
     <w:p>
       <w:pPr>
+        <w:pStyle w:val="Normal"/>
         <w:numPr>
           <w:ilvl w:val="1"/>
           <w:numId w:val="1"/>
         </w:numPr>
-        <w:spacing w:after="0"/>
-        <w:ind w:left="-566" w:firstLine="0"/>
-        <w:rPr>
-          <w:rFonts w:ascii="Arial" w:eastAsia="Arial" w:hAnsi="Arial" w:cs="Arial"/>
-          <w:color w:val="000000"/>
-          <w:sz w:val="22"/>
-          <w:szCs w:val="22"/>
-        </w:rPr>
-      </w:pPr>
-      <w:r>
-        <w:rPr>
-          <w:rFonts w:ascii="Arial" w:eastAsia="Arial" w:hAnsi="Arial" w:cs="Arial"/>
+        <w:spacing w:before="0" w:after="0"/>
+        <w:ind w:hanging="0" w:left="-566"/>
+        <w:rPr>
+          <w:rFonts w:ascii="Arial" w:hAnsi="Arial" w:eastAsia="Arial" w:cs="Arial"/>
+          <w:color w:val="000000"/>
+          <w:sz w:val="22"/>
+          <w:szCs w:val="22"/>
+        </w:rPr>
+      </w:pPr>
+      <w:r>
+        <w:rPr>
+          <w:rFonts w:eastAsia="Arial" w:cs="Arial" w:ascii="Arial" w:hAnsi="Arial"/>
           <w:color w:val="000000"/>
           <w:sz w:val="22"/>
           <w:szCs w:val="22"/>
@@ -1121,22 +1192,23 @@
     </w:p>
     <w:p>
       <w:pPr>
+        <w:pStyle w:val="Normal"/>
         <w:numPr>
           <w:ilvl w:val="1"/>
           <w:numId w:val="1"/>
         </w:numPr>
-        <w:spacing w:after="0"/>
-        <w:ind w:left="-566" w:firstLine="0"/>
-        <w:rPr>
-          <w:rFonts w:ascii="Arial" w:eastAsia="Arial" w:hAnsi="Arial" w:cs="Arial"/>
-          <w:color w:val="000000"/>
-          <w:sz w:val="22"/>
-          <w:szCs w:val="22"/>
-        </w:rPr>
-      </w:pPr>
-      <w:r>
-        <w:rPr>
-          <w:rFonts w:ascii="Arial" w:eastAsia="Arial" w:hAnsi="Arial" w:cs="Arial"/>
+        <w:spacing w:before="0" w:after="0"/>
+        <w:ind w:hanging="0" w:left="-566"/>
+        <w:rPr>
+          <w:rFonts w:ascii="Arial" w:hAnsi="Arial" w:eastAsia="Arial" w:cs="Arial"/>
+          <w:color w:val="000000"/>
+          <w:sz w:val="22"/>
+          <w:szCs w:val="22"/>
+        </w:rPr>
+      </w:pPr>
+      <w:r>
+        <w:rPr>
+          <w:rFonts w:eastAsia="Arial" w:cs="Arial" w:ascii="Arial" w:hAnsi="Arial"/>
           <w:color w:val="000000"/>
           <w:sz w:val="22"/>
           <w:szCs w:val="22"/>
@@ -1145,7 +1217,7 @@
       </w:r>
       <w:r>
         <w:rPr>
-          <w:rFonts w:ascii="Arial" w:eastAsia="Arial" w:hAnsi="Arial" w:cs="Arial"/>
+          <w:rFonts w:eastAsia="Arial" w:cs="Arial" w:ascii="Arial" w:hAnsi="Arial"/>
           <w:sz w:val="22"/>
           <w:szCs w:val="22"/>
         </w:rPr>
@@ -1153,7 +1225,7 @@
       </w:r>
       <w:r>
         <w:rPr>
-          <w:rFonts w:ascii="Arial" w:eastAsia="Arial" w:hAnsi="Arial" w:cs="Arial"/>
+          <w:rFonts w:eastAsia="Arial" w:cs="Arial" w:ascii="Arial" w:hAnsi="Arial"/>
           <w:color w:val="000000"/>
           <w:sz w:val="22"/>
           <w:szCs w:val="22"/>
@@ -1163,27 +1235,37 @@
     </w:p>
     <w:p>
       <w:pPr>
-        <w:spacing w:after="0"/>
+        <w:pStyle w:val="Normal"/>
+        <w:spacing w:before="0" w:after="0"/>
         <w:ind w:left="-566"/>
         <w:rPr>
-          <w:rFonts w:ascii="Arial" w:eastAsia="Arial" w:hAnsi="Arial" w:cs="Arial"/>
-          <w:color w:val="000000"/>
-          <w:sz w:val="22"/>
-          <w:szCs w:val="22"/>
-        </w:rPr>
-      </w:pPr>
-    </w:p>
-    <w:p>
-      <w:pPr>
+          <w:rFonts w:ascii="Arial" w:hAnsi="Arial" w:eastAsia="Arial" w:cs="Arial"/>
+          <w:color w:val="000000"/>
+          <w:sz w:val="22"/>
+          <w:szCs w:val="22"/>
+        </w:rPr>
+      </w:pPr>
+      <w:r>
+        <w:rPr>
+          <w:rFonts w:eastAsia="Arial" w:cs="Arial" w:ascii="Arial" w:hAnsi="Arial"/>
+          <w:color w:val="000000"/>
+          <w:sz w:val="22"/>
+          <w:szCs w:val="22"/>
+        </w:rPr>
+      </w:r>
+    </w:p>
+    <w:p>
+      <w:pPr>
+        <w:pStyle w:val="Normal"/>
         <w:numPr>
           <w:ilvl w:val="0"/>
           <w:numId w:val="1"/>
         </w:numPr>
-        <w:spacing w:after="0"/>
-        <w:ind w:left="-566" w:firstLine="0"/>
+        <w:spacing w:before="0" w:after="0"/>
+        <w:ind w:hanging="0" w:left="-566"/>
         <w:jc w:val="center"/>
         <w:rPr>
-          <w:rFonts w:ascii="Arial" w:eastAsia="Arial" w:hAnsi="Arial" w:cs="Arial"/>
+          <w:rFonts w:ascii="Arial" w:hAnsi="Arial" w:eastAsia="Arial" w:cs="Arial"/>
           <w:b/>
           <w:color w:val="000000"/>
           <w:sz w:val="22"/>
@@ -1192,7 +1274,7 @@
       </w:pPr>
       <w:r>
         <w:rPr>
-          <w:rFonts w:ascii="Arial" w:eastAsia="Arial" w:hAnsi="Arial" w:cs="Arial"/>
+          <w:rFonts w:eastAsia="Arial" w:cs="Arial" w:ascii="Arial" w:hAnsi="Arial"/>
           <w:b/>
           <w:color w:val="000000"/>
           <w:sz w:val="22"/>
@@ -1203,47 +1285,58 @@
     </w:p>
     <w:p>
       <w:pPr>
+        <w:pStyle w:val="Normal"/>
         <w:numPr>
           <w:ilvl w:val="1"/>
           <w:numId w:val="1"/>
         </w:numPr>
-        <w:spacing w:after="0"/>
-        <w:ind w:left="-566" w:firstLine="0"/>
-        <w:rPr>
-          <w:rFonts w:ascii="Arial" w:eastAsia="Arial" w:hAnsi="Arial" w:cs="Arial"/>
-          <w:color w:val="000000"/>
-          <w:sz w:val="22"/>
-          <w:szCs w:val="22"/>
-        </w:rPr>
-      </w:pPr>
-      <w:r>
-        <w:rPr>
-          <w:rFonts w:ascii="Arial" w:eastAsia="Arial" w:hAnsi="Arial" w:cs="Arial"/>
-          <w:color w:val="000000"/>
-          <w:sz w:val="22"/>
-          <w:szCs w:val="22"/>
-        </w:rPr>
-        <w:t> Используя материалы Исполнителя, а также используя Платформу, Пользователь признает и соглашается с тем, что все содержимое Платформы, алгоритмы, дизайн, логотипы, контент и структура содержимого Платформы защищены авторским правом, правом на товарный знак и другими правами на результаты интеллектуальной деятельности и что указанные права являются действительными и охраняются во всех формах, на всех носителях и в отношении всех технологий, как существующих в настоящее время, так и разработанных или созданных впоследствии. Никакие права на любое содержимое материалов и Платформы, принадлежащих Исполнителю, включая, помимо прочего, аудиовизуальные произведения, текстовые и графические материалы, программы для ЭВМ, товарные знаки не переходят к Пользователю в результате пользования материалами и Платформой и заключения Договора.</w:t>
-      </w:r>
-    </w:p>
-    <w:p>
-      <w:pPr>
+        <w:spacing w:before="0" w:after="0"/>
+        <w:ind w:hanging="0" w:left="-566"/>
+        <w:rPr>
+          <w:rFonts w:ascii="Arial" w:hAnsi="Arial" w:eastAsia="Arial" w:cs="Arial"/>
+          <w:color w:val="000000"/>
+          <w:sz w:val="22"/>
+          <w:szCs w:val="22"/>
+        </w:rPr>
+      </w:pPr>
+      <w:r>
+        <w:rPr>
+          <w:rFonts w:eastAsia="Arial" w:cs="Arial" w:ascii="Arial" w:hAnsi="Arial"/>
+          <w:color w:val="000000"/>
+          <w:sz w:val="22"/>
+          <w:szCs w:val="22"/>
+        </w:rPr>
+        <w:t> </w:t>
+      </w:r>
+      <w:r>
+        <w:rPr>
+          <w:rFonts w:eastAsia="Arial" w:cs="Arial" w:ascii="Arial" w:hAnsi="Arial"/>
+          <w:color w:val="000000"/>
+          <w:sz w:val="22"/>
+          <w:szCs w:val="22"/>
+        </w:rPr>
+        <w:t>Используя материалы Исполнителя, а также используя Платформу, Пользователь признает и соглашается с тем, что все содержимое Платформы, алгоритмы, дизайн, логотипы, контент и структура содержимого Платформы защищены авторским правом, правом на товарный знак и другими правами на результаты интеллектуальной деятельности и что указанные права являются действительными и охраняются во всех формах, на всех носителях и в отношении всех технологий, как существующих в настоящее время, так и разработанных или созданных впоследствии. Никакие права на любое содержимое материалов и Платформы, принадлежащих Исполнителю, включая, помимо прочего, аудиовизуальные произведения, текстовые и графические материалы, программы для ЭВМ, товарные знаки не переходят к Пользователю в результате пользования материалами и Платформой и заключения Договора.</w:t>
+      </w:r>
+    </w:p>
+    <w:p>
+      <w:pPr>
+        <w:pStyle w:val="Normal"/>
         <w:numPr>
           <w:ilvl w:val="1"/>
           <w:numId w:val="1"/>
         </w:numPr>
-        <w:spacing w:after="0"/>
-        <w:ind w:left="-566" w:firstLine="0"/>
-        <w:rPr>
-          <w:rFonts w:ascii="Arial" w:eastAsia="Arial" w:hAnsi="Arial" w:cs="Arial"/>
-          <w:color w:val="000000"/>
-          <w:sz w:val="22"/>
-          <w:szCs w:val="22"/>
-        </w:rPr>
-      </w:pPr>
-      <w:r>
-        <w:rPr>
-          <w:rFonts w:ascii="Arial" w:eastAsia="Arial" w:hAnsi="Arial" w:cs="Arial"/>
+        <w:spacing w:before="0" w:after="0"/>
+        <w:ind w:hanging="0" w:left="-566"/>
+        <w:rPr>
+          <w:rFonts w:ascii="Arial" w:hAnsi="Arial" w:eastAsia="Arial" w:cs="Arial"/>
+          <w:color w:val="000000"/>
+          <w:sz w:val="22"/>
+          <w:szCs w:val="22"/>
+        </w:rPr>
+      </w:pPr>
+      <w:r>
+        <w:rPr>
+          <w:rFonts w:eastAsia="Arial" w:cs="Arial" w:ascii="Arial" w:hAnsi="Arial"/>
           <w:color w:val="000000"/>
           <w:sz w:val="22"/>
           <w:szCs w:val="22"/>
@@ -1253,22 +1346,23 @@
     </w:p>
     <w:p>
       <w:pPr>
+        <w:pStyle w:val="Normal"/>
         <w:numPr>
           <w:ilvl w:val="1"/>
           <w:numId w:val="1"/>
         </w:numPr>
-        <w:spacing w:after="0"/>
-        <w:ind w:left="-566" w:firstLine="0"/>
-        <w:rPr>
-          <w:rFonts w:ascii="Arial" w:eastAsia="Arial" w:hAnsi="Arial" w:cs="Arial"/>
-          <w:color w:val="000000"/>
-          <w:sz w:val="22"/>
-          <w:szCs w:val="22"/>
-        </w:rPr>
-      </w:pPr>
-      <w:r>
-        <w:rPr>
-          <w:rFonts w:ascii="Arial" w:eastAsia="Arial" w:hAnsi="Arial" w:cs="Arial"/>
+        <w:spacing w:before="0" w:after="0"/>
+        <w:ind w:hanging="0" w:left="-566"/>
+        <w:rPr>
+          <w:rFonts w:ascii="Arial" w:hAnsi="Arial" w:eastAsia="Arial" w:cs="Arial"/>
+          <w:color w:val="000000"/>
+          <w:sz w:val="22"/>
+          <w:szCs w:val="22"/>
+        </w:rPr>
+      </w:pPr>
+      <w:r>
+        <w:rPr>
+          <w:rFonts w:eastAsia="Arial" w:cs="Arial" w:ascii="Arial" w:hAnsi="Arial"/>
           <w:color w:val="000000"/>
           <w:sz w:val="22"/>
           <w:szCs w:val="22"/>
@@ -1278,22 +1372,23 @@
     </w:p>
     <w:p>
       <w:pPr>
+        <w:pStyle w:val="Normal"/>
         <w:numPr>
           <w:ilvl w:val="2"/>
           <w:numId w:val="1"/>
         </w:numPr>
-        <w:spacing w:after="0"/>
-        <w:ind w:left="-566" w:firstLine="0"/>
-        <w:rPr>
-          <w:rFonts w:ascii="Arial" w:eastAsia="Arial" w:hAnsi="Arial" w:cs="Arial"/>
-          <w:color w:val="000000"/>
-          <w:sz w:val="22"/>
-          <w:szCs w:val="22"/>
-        </w:rPr>
-      </w:pPr>
-      <w:r>
-        <w:rPr>
-          <w:rFonts w:ascii="Arial" w:eastAsia="Arial" w:hAnsi="Arial" w:cs="Arial"/>
+        <w:spacing w:before="0" w:after="0"/>
+        <w:ind w:hanging="0" w:left="-566"/>
+        <w:rPr>
+          <w:rFonts w:ascii="Arial" w:hAnsi="Arial" w:eastAsia="Arial" w:cs="Arial"/>
+          <w:color w:val="000000"/>
+          <w:sz w:val="22"/>
+          <w:szCs w:val="22"/>
+        </w:rPr>
+      </w:pPr>
+      <w:r>
+        <w:rPr>
+          <w:rFonts w:eastAsia="Arial" w:cs="Arial" w:ascii="Arial" w:hAnsi="Arial"/>
           <w:color w:val="000000"/>
           <w:sz w:val="22"/>
           <w:szCs w:val="22"/>
@@ -1303,22 +1398,23 @@
     </w:p>
     <w:p>
       <w:pPr>
+        <w:pStyle w:val="Normal"/>
         <w:numPr>
           <w:ilvl w:val="2"/>
           <w:numId w:val="1"/>
         </w:numPr>
-        <w:spacing w:after="0"/>
-        <w:ind w:left="-566" w:firstLine="0"/>
-        <w:rPr>
-          <w:rFonts w:ascii="Arial" w:eastAsia="Arial" w:hAnsi="Arial" w:cs="Arial"/>
-          <w:color w:val="000000"/>
-          <w:sz w:val="22"/>
-          <w:szCs w:val="22"/>
-        </w:rPr>
-      </w:pPr>
-      <w:r>
-        <w:rPr>
-          <w:rFonts w:ascii="Arial" w:eastAsia="Arial" w:hAnsi="Arial" w:cs="Arial"/>
+        <w:spacing w:before="0" w:after="0"/>
+        <w:ind w:hanging="0" w:left="-566"/>
+        <w:rPr>
+          <w:rFonts w:ascii="Arial" w:hAnsi="Arial" w:eastAsia="Arial" w:cs="Arial"/>
+          <w:color w:val="000000"/>
+          <w:sz w:val="22"/>
+          <w:szCs w:val="22"/>
+        </w:rPr>
+      </w:pPr>
+      <w:r>
+        <w:rPr>
+          <w:rFonts w:eastAsia="Arial" w:cs="Arial" w:ascii="Arial" w:hAnsi="Arial"/>
           <w:color w:val="000000"/>
           <w:sz w:val="22"/>
           <w:szCs w:val="22"/>
@@ -1328,22 +1424,23 @@
     </w:p>
     <w:p>
       <w:pPr>
+        <w:pStyle w:val="Normal"/>
         <w:numPr>
           <w:ilvl w:val="2"/>
           <w:numId w:val="1"/>
         </w:numPr>
-        <w:spacing w:after="0"/>
-        <w:ind w:left="-566" w:firstLine="0"/>
-        <w:rPr>
-          <w:rFonts w:ascii="Arial" w:eastAsia="Arial" w:hAnsi="Arial" w:cs="Arial"/>
-          <w:color w:val="000000"/>
-          <w:sz w:val="22"/>
-          <w:szCs w:val="22"/>
-        </w:rPr>
-      </w:pPr>
-      <w:r>
-        <w:rPr>
-          <w:rFonts w:ascii="Arial" w:eastAsia="Arial" w:hAnsi="Arial" w:cs="Arial"/>
+        <w:spacing w:before="0" w:after="0"/>
+        <w:ind w:hanging="0" w:left="-566"/>
+        <w:rPr>
+          <w:rFonts w:ascii="Arial" w:hAnsi="Arial" w:eastAsia="Arial" w:cs="Arial"/>
+          <w:color w:val="000000"/>
+          <w:sz w:val="22"/>
+          <w:szCs w:val="22"/>
+        </w:rPr>
+      </w:pPr>
+      <w:r>
+        <w:rPr>
+          <w:rFonts w:eastAsia="Arial" w:cs="Arial" w:ascii="Arial" w:hAnsi="Arial"/>
           <w:color w:val="000000"/>
           <w:sz w:val="22"/>
           <w:szCs w:val="22"/>
@@ -1353,22 +1450,23 @@
     </w:p>
     <w:p>
       <w:pPr>
+        <w:pStyle w:val="Normal"/>
         <w:numPr>
           <w:ilvl w:val="2"/>
           <w:numId w:val="1"/>
         </w:numPr>
-        <w:spacing w:after="0"/>
-        <w:ind w:left="-566" w:firstLine="0"/>
-        <w:rPr>
-          <w:rFonts w:ascii="Arial" w:eastAsia="Arial" w:hAnsi="Arial" w:cs="Arial"/>
-          <w:color w:val="000000"/>
-          <w:sz w:val="22"/>
-          <w:szCs w:val="22"/>
-        </w:rPr>
-      </w:pPr>
-      <w:r>
-        <w:rPr>
-          <w:rFonts w:ascii="Arial" w:eastAsia="Arial" w:hAnsi="Arial" w:cs="Arial"/>
+        <w:spacing w:before="0" w:after="0"/>
+        <w:ind w:hanging="0" w:left="-566"/>
+        <w:rPr>
+          <w:rFonts w:ascii="Arial" w:hAnsi="Arial" w:eastAsia="Arial" w:cs="Arial"/>
+          <w:color w:val="000000"/>
+          <w:sz w:val="22"/>
+          <w:szCs w:val="22"/>
+        </w:rPr>
+      </w:pPr>
+      <w:r>
+        <w:rPr>
+          <w:rFonts w:eastAsia="Arial" w:cs="Arial" w:ascii="Arial" w:hAnsi="Arial"/>
           <w:color w:val="000000"/>
           <w:sz w:val="22"/>
           <w:szCs w:val="22"/>
@@ -1378,27 +1476,37 @@
     </w:p>
     <w:p>
       <w:pPr>
-        <w:spacing w:after="0"/>
+        <w:pStyle w:val="Normal"/>
+        <w:spacing w:before="0" w:after="0"/>
         <w:ind w:left="-566"/>
         <w:rPr>
-          <w:rFonts w:ascii="Arial" w:eastAsia="Arial" w:hAnsi="Arial" w:cs="Arial"/>
-          <w:color w:val="000000"/>
-          <w:sz w:val="22"/>
-          <w:szCs w:val="22"/>
-        </w:rPr>
-      </w:pPr>
-    </w:p>
-    <w:p>
-      <w:pPr>
+          <w:rFonts w:ascii="Arial" w:hAnsi="Arial" w:eastAsia="Arial" w:cs="Arial"/>
+          <w:color w:val="000000"/>
+          <w:sz w:val="22"/>
+          <w:szCs w:val="22"/>
+        </w:rPr>
+      </w:pPr>
+      <w:r>
+        <w:rPr>
+          <w:rFonts w:eastAsia="Arial" w:cs="Arial" w:ascii="Arial" w:hAnsi="Arial"/>
+          <w:color w:val="000000"/>
+          <w:sz w:val="22"/>
+          <w:szCs w:val="22"/>
+        </w:rPr>
+      </w:r>
+    </w:p>
+    <w:p>
+      <w:pPr>
+        <w:pStyle w:val="Normal"/>
         <w:numPr>
           <w:ilvl w:val="0"/>
           <w:numId w:val="1"/>
         </w:numPr>
-        <w:spacing w:after="0"/>
-        <w:ind w:left="-566" w:firstLine="0"/>
+        <w:spacing w:before="0" w:after="0"/>
+        <w:ind w:hanging="0" w:left="-566"/>
         <w:jc w:val="center"/>
         <w:rPr>
-          <w:rFonts w:ascii="Arial" w:eastAsia="Arial" w:hAnsi="Arial" w:cs="Arial"/>
+          <w:rFonts w:ascii="Arial" w:hAnsi="Arial" w:eastAsia="Arial" w:cs="Arial"/>
           <w:b/>
           <w:color w:val="000000"/>
           <w:sz w:val="22"/>
@@ -1407,7 +1515,7 @@
       </w:pPr>
       <w:r>
         <w:rPr>
-          <w:rFonts w:ascii="Arial" w:eastAsia="Arial" w:hAnsi="Arial" w:cs="Arial"/>
+          <w:rFonts w:eastAsia="Arial" w:cs="Arial" w:ascii="Arial" w:hAnsi="Arial"/>
           <w:b/>
           <w:color w:val="000000"/>
           <w:sz w:val="22"/>
@@ -1418,22 +1526,23 @@
     </w:p>
     <w:p>
       <w:pPr>
+        <w:pStyle w:val="Normal"/>
         <w:numPr>
           <w:ilvl w:val="1"/>
           <w:numId w:val="1"/>
         </w:numPr>
-        <w:spacing w:after="0"/>
-        <w:ind w:left="-566" w:firstLine="0"/>
-        <w:rPr>
-          <w:rFonts w:ascii="Arial" w:eastAsia="Arial" w:hAnsi="Arial" w:cs="Arial"/>
-          <w:color w:val="000000"/>
-          <w:sz w:val="22"/>
-          <w:szCs w:val="22"/>
-        </w:rPr>
-      </w:pPr>
-      <w:r>
-        <w:rPr>
-          <w:rFonts w:ascii="Arial" w:eastAsia="Arial" w:hAnsi="Arial" w:cs="Arial"/>
+        <w:spacing w:before="0" w:after="0"/>
+        <w:ind w:hanging="0" w:left="-566"/>
+        <w:rPr>
+          <w:rFonts w:ascii="Arial" w:hAnsi="Arial" w:eastAsia="Arial" w:cs="Arial"/>
+          <w:color w:val="000000"/>
+          <w:sz w:val="22"/>
+          <w:szCs w:val="22"/>
+        </w:rPr>
+      </w:pPr>
+      <w:r>
+        <w:rPr>
+          <w:rFonts w:eastAsia="Arial" w:cs="Arial" w:ascii="Arial" w:hAnsi="Arial"/>
           <w:color w:val="000000"/>
           <w:sz w:val="22"/>
           <w:szCs w:val="22"/>
@@ -1443,22 +1552,23 @@
     </w:p>
     <w:p>
       <w:pPr>
+        <w:pStyle w:val="Normal"/>
         <w:numPr>
           <w:ilvl w:val="2"/>
           <w:numId w:val="1"/>
         </w:numPr>
-        <w:spacing w:after="0"/>
-        <w:ind w:left="-566" w:firstLine="0"/>
-        <w:rPr>
-          <w:rFonts w:ascii="Arial" w:eastAsia="Arial" w:hAnsi="Arial" w:cs="Arial"/>
-          <w:color w:val="000000"/>
-          <w:sz w:val="22"/>
-          <w:szCs w:val="22"/>
-        </w:rPr>
-      </w:pPr>
-      <w:r>
-        <w:rPr>
-          <w:rFonts w:ascii="Arial" w:eastAsia="Arial" w:hAnsi="Arial" w:cs="Arial"/>
+        <w:spacing w:before="0" w:after="0"/>
+        <w:ind w:hanging="0" w:left="-566"/>
+        <w:rPr>
+          <w:rFonts w:ascii="Arial" w:hAnsi="Arial" w:eastAsia="Arial" w:cs="Arial"/>
+          <w:color w:val="000000"/>
+          <w:sz w:val="22"/>
+          <w:szCs w:val="22"/>
+        </w:rPr>
+      </w:pPr>
+      <w:r>
+        <w:rPr>
+          <w:rFonts w:eastAsia="Arial" w:cs="Arial" w:ascii="Arial" w:hAnsi="Arial"/>
           <w:color w:val="000000"/>
           <w:sz w:val="22"/>
           <w:szCs w:val="22"/>
@@ -1468,22 +1578,23 @@
     </w:p>
     <w:p>
       <w:pPr>
+        <w:pStyle w:val="Normal"/>
         <w:numPr>
           <w:ilvl w:val="2"/>
           <w:numId w:val="1"/>
         </w:numPr>
-        <w:spacing w:after="0"/>
-        <w:ind w:left="-566" w:firstLine="0"/>
-        <w:rPr>
-          <w:rFonts w:ascii="Arial" w:eastAsia="Arial" w:hAnsi="Arial" w:cs="Arial"/>
-          <w:color w:val="000000"/>
-          <w:sz w:val="22"/>
-          <w:szCs w:val="22"/>
-        </w:rPr>
-      </w:pPr>
-      <w:r>
-        <w:rPr>
-          <w:rFonts w:ascii="Arial" w:eastAsia="Arial" w:hAnsi="Arial" w:cs="Arial"/>
+        <w:spacing w:before="0" w:after="0"/>
+        <w:ind w:hanging="0" w:left="-566"/>
+        <w:rPr>
+          <w:rFonts w:ascii="Arial" w:hAnsi="Arial" w:eastAsia="Arial" w:cs="Arial"/>
+          <w:color w:val="000000"/>
+          <w:sz w:val="22"/>
+          <w:szCs w:val="22"/>
+        </w:rPr>
+      </w:pPr>
+      <w:r>
+        <w:rPr>
+          <w:rFonts w:eastAsia="Arial" w:cs="Arial" w:ascii="Arial" w:hAnsi="Arial"/>
           <w:color w:val="000000"/>
           <w:sz w:val="22"/>
           <w:szCs w:val="22"/>
@@ -1493,22 +1604,23 @@
     </w:p>
     <w:p>
       <w:pPr>
+        <w:pStyle w:val="Normal"/>
         <w:numPr>
           <w:ilvl w:val="2"/>
           <w:numId w:val="1"/>
         </w:numPr>
-        <w:spacing w:after="0"/>
-        <w:ind w:left="-566" w:firstLine="0"/>
-        <w:rPr>
-          <w:rFonts w:ascii="Arial" w:eastAsia="Arial" w:hAnsi="Arial" w:cs="Arial"/>
-          <w:color w:val="000000"/>
-          <w:sz w:val="22"/>
-          <w:szCs w:val="22"/>
-        </w:rPr>
-      </w:pPr>
-      <w:r>
-        <w:rPr>
-          <w:rFonts w:ascii="Arial" w:eastAsia="Arial" w:hAnsi="Arial" w:cs="Arial"/>
+        <w:spacing w:before="0" w:after="0"/>
+        <w:ind w:hanging="0" w:left="-566"/>
+        <w:rPr>
+          <w:rFonts w:ascii="Arial" w:hAnsi="Arial" w:eastAsia="Arial" w:cs="Arial"/>
+          <w:color w:val="000000"/>
+          <w:sz w:val="22"/>
+          <w:szCs w:val="22"/>
+        </w:rPr>
+      </w:pPr>
+      <w:r>
+        <w:rPr>
+          <w:rFonts w:eastAsia="Arial" w:cs="Arial" w:ascii="Arial" w:hAnsi="Arial"/>
           <w:color w:val="000000"/>
           <w:sz w:val="22"/>
           <w:szCs w:val="22"/>
@@ -1518,22 +1630,23 @@
     </w:p>
     <w:p>
       <w:pPr>
+        <w:pStyle w:val="Normal"/>
         <w:numPr>
           <w:ilvl w:val="3"/>
           <w:numId w:val="1"/>
         </w:numPr>
-        <w:spacing w:after="0"/>
-        <w:ind w:left="-566" w:firstLine="0"/>
-        <w:rPr>
-          <w:rFonts w:ascii="Arial" w:eastAsia="Arial" w:hAnsi="Arial" w:cs="Arial"/>
-          <w:color w:val="000000"/>
-          <w:sz w:val="22"/>
-          <w:szCs w:val="22"/>
-        </w:rPr>
-      </w:pPr>
-      <w:r>
-        <w:rPr>
-          <w:rFonts w:ascii="Arial" w:eastAsia="Arial" w:hAnsi="Arial" w:cs="Arial"/>
+        <w:spacing w:before="0" w:after="0"/>
+        <w:ind w:hanging="0" w:left="-566"/>
+        <w:rPr>
+          <w:rFonts w:ascii="Arial" w:hAnsi="Arial" w:eastAsia="Arial" w:cs="Arial"/>
+          <w:color w:val="000000"/>
+          <w:sz w:val="22"/>
+          <w:szCs w:val="22"/>
+        </w:rPr>
+      </w:pPr>
+      <w:r>
+        <w:rPr>
+          <w:rFonts w:eastAsia="Arial" w:cs="Arial" w:ascii="Arial" w:hAnsi="Arial"/>
           <w:color w:val="000000"/>
           <w:sz w:val="22"/>
           <w:szCs w:val="22"/>
@@ -1543,22 +1656,23 @@
     </w:p>
     <w:p>
       <w:pPr>
+        <w:pStyle w:val="Normal"/>
         <w:numPr>
           <w:ilvl w:val="3"/>
           <w:numId w:val="1"/>
         </w:numPr>
-        <w:spacing w:after="0"/>
-        <w:ind w:left="-566" w:firstLine="0"/>
-        <w:rPr>
-          <w:rFonts w:ascii="Arial" w:eastAsia="Arial" w:hAnsi="Arial" w:cs="Arial"/>
-          <w:color w:val="000000"/>
-          <w:sz w:val="22"/>
-          <w:szCs w:val="22"/>
-        </w:rPr>
-      </w:pPr>
-      <w:r>
-        <w:rPr>
-          <w:rFonts w:ascii="Arial" w:eastAsia="Arial" w:hAnsi="Arial" w:cs="Arial"/>
+        <w:spacing w:before="0" w:after="0"/>
+        <w:ind w:hanging="0" w:left="-566"/>
+        <w:rPr>
+          <w:rFonts w:ascii="Arial" w:hAnsi="Arial" w:eastAsia="Arial" w:cs="Arial"/>
+          <w:color w:val="000000"/>
+          <w:sz w:val="22"/>
+          <w:szCs w:val="22"/>
+        </w:rPr>
+      </w:pPr>
+      <w:r>
+        <w:rPr>
+          <w:rFonts w:eastAsia="Arial" w:cs="Arial" w:ascii="Arial" w:hAnsi="Arial"/>
           <w:color w:val="000000"/>
           <w:sz w:val="22"/>
           <w:szCs w:val="22"/>
@@ -1568,27 +1682,37 @@
     </w:p>
     <w:p>
       <w:pPr>
-        <w:spacing w:after="0"/>
+        <w:pStyle w:val="Normal"/>
+        <w:spacing w:before="0" w:after="0"/>
         <w:ind w:left="-566"/>
         <w:rPr>
-          <w:rFonts w:ascii="Arial" w:eastAsia="Arial" w:hAnsi="Arial" w:cs="Arial"/>
-          <w:color w:val="000000"/>
-          <w:sz w:val="22"/>
-          <w:szCs w:val="22"/>
-        </w:rPr>
-      </w:pPr>
-    </w:p>
-    <w:p>
-      <w:pPr>
+          <w:rFonts w:ascii="Arial" w:hAnsi="Arial" w:eastAsia="Arial" w:cs="Arial"/>
+          <w:color w:val="000000"/>
+          <w:sz w:val="22"/>
+          <w:szCs w:val="22"/>
+        </w:rPr>
+      </w:pPr>
+      <w:r>
+        <w:rPr>
+          <w:rFonts w:eastAsia="Arial" w:cs="Arial" w:ascii="Arial" w:hAnsi="Arial"/>
+          <w:color w:val="000000"/>
+          <w:sz w:val="22"/>
+          <w:szCs w:val="22"/>
+        </w:rPr>
+      </w:r>
+    </w:p>
+    <w:p>
+      <w:pPr>
+        <w:pStyle w:val="Normal"/>
         <w:numPr>
           <w:ilvl w:val="0"/>
           <w:numId w:val="1"/>
         </w:numPr>
-        <w:spacing w:after="0"/>
-        <w:ind w:left="-566" w:firstLine="0"/>
+        <w:spacing w:before="0" w:after="0"/>
+        <w:ind w:hanging="0" w:left="-566"/>
         <w:jc w:val="center"/>
         <w:rPr>
-          <w:rFonts w:ascii="Arial" w:eastAsia="Arial" w:hAnsi="Arial" w:cs="Arial"/>
+          <w:rFonts w:ascii="Arial" w:hAnsi="Arial" w:eastAsia="Arial" w:cs="Arial"/>
           <w:b/>
           <w:color w:val="000000"/>
           <w:sz w:val="22"/>
@@ -1597,7 +1721,7 @@
       </w:pPr>
       <w:r>
         <w:rPr>
-          <w:rFonts w:ascii="Arial" w:eastAsia="Arial" w:hAnsi="Arial" w:cs="Arial"/>
+          <w:rFonts w:eastAsia="Arial" w:cs="Arial" w:ascii="Arial" w:hAnsi="Arial"/>
           <w:b/>
           <w:color w:val="000000"/>
           <w:sz w:val="22"/>
@@ -1608,22 +1732,23 @@
     </w:p>
     <w:p>
       <w:pPr>
+        <w:pStyle w:val="Normal"/>
         <w:numPr>
           <w:ilvl w:val="1"/>
           <w:numId w:val="1"/>
         </w:numPr>
-        <w:spacing w:after="0"/>
-        <w:ind w:left="-566" w:firstLine="0"/>
-        <w:rPr>
-          <w:rFonts w:ascii="Arial" w:eastAsia="Arial" w:hAnsi="Arial" w:cs="Arial"/>
-          <w:color w:val="000000"/>
-          <w:sz w:val="22"/>
-          <w:szCs w:val="22"/>
-        </w:rPr>
-      </w:pPr>
-      <w:r>
-        <w:rPr>
-          <w:rFonts w:ascii="Arial" w:eastAsia="Arial" w:hAnsi="Arial" w:cs="Arial"/>
+        <w:spacing w:before="0" w:after="0"/>
+        <w:ind w:hanging="0" w:left="-566"/>
+        <w:rPr>
+          <w:rFonts w:ascii="Arial" w:hAnsi="Arial" w:eastAsia="Arial" w:cs="Arial"/>
+          <w:color w:val="000000"/>
+          <w:sz w:val="22"/>
+          <w:szCs w:val="22"/>
+        </w:rPr>
+      </w:pPr>
+      <w:r>
+        <w:rPr>
+          <w:rFonts w:eastAsia="Arial" w:cs="Arial" w:ascii="Arial" w:hAnsi="Arial"/>
           <w:color w:val="000000"/>
           <w:sz w:val="22"/>
           <w:szCs w:val="22"/>
@@ -1633,22 +1758,23 @@
     </w:p>
     <w:p>
       <w:pPr>
+        <w:pStyle w:val="Normal"/>
         <w:numPr>
           <w:ilvl w:val="1"/>
           <w:numId w:val="1"/>
         </w:numPr>
-        <w:spacing w:after="0"/>
-        <w:ind w:left="-566" w:firstLine="0"/>
-        <w:rPr>
-          <w:rFonts w:ascii="Arial" w:eastAsia="Arial" w:hAnsi="Arial" w:cs="Arial"/>
-          <w:color w:val="000000"/>
-          <w:sz w:val="22"/>
-          <w:szCs w:val="22"/>
-        </w:rPr>
-      </w:pPr>
-      <w:r>
-        <w:rPr>
-          <w:rFonts w:ascii="Arial" w:eastAsia="Arial" w:hAnsi="Arial" w:cs="Arial"/>
+        <w:spacing w:before="0" w:after="0"/>
+        <w:ind w:hanging="0" w:left="-566"/>
+        <w:rPr>
+          <w:rFonts w:ascii="Arial" w:hAnsi="Arial" w:eastAsia="Arial" w:cs="Arial"/>
+          <w:color w:val="000000"/>
+          <w:sz w:val="22"/>
+          <w:szCs w:val="22"/>
+        </w:rPr>
+      </w:pPr>
+      <w:r>
+        <w:rPr>
+          <w:rFonts w:eastAsia="Arial" w:cs="Arial" w:ascii="Arial" w:hAnsi="Arial"/>
           <w:color w:val="000000"/>
           <w:sz w:val="22"/>
           <w:szCs w:val="22"/>
@@ -1657,7 +1783,7 @@
       </w:r>
       <w:r>
         <w:rPr>
-          <w:rFonts w:ascii="Arial" w:eastAsia="Arial" w:hAnsi="Arial" w:cs="Arial"/>
+          <w:rFonts w:eastAsia="Arial" w:cs="Arial" w:ascii="Arial" w:hAnsi="Arial"/>
           <w:sz w:val="22"/>
           <w:szCs w:val="22"/>
         </w:rPr>
@@ -1665,7 +1791,7 @@
       </w:r>
       <w:r>
         <w:rPr>
-          <w:rFonts w:ascii="Arial" w:eastAsia="Arial" w:hAnsi="Arial" w:cs="Arial"/>
+          <w:rFonts w:eastAsia="Arial" w:cs="Arial" w:ascii="Arial" w:hAnsi="Arial"/>
           <w:color w:val="000000"/>
           <w:sz w:val="22"/>
           <w:szCs w:val="22"/>
@@ -1675,22 +1801,23 @@
     </w:p>
     <w:p>
       <w:pPr>
+        <w:pStyle w:val="Normal"/>
         <w:numPr>
           <w:ilvl w:val="1"/>
           <w:numId w:val="1"/>
         </w:numPr>
-        <w:spacing w:after="0"/>
-        <w:ind w:left="-566" w:firstLine="0"/>
-        <w:rPr>
-          <w:rFonts w:ascii="Arial" w:eastAsia="Arial" w:hAnsi="Arial" w:cs="Arial"/>
-          <w:color w:val="000000"/>
-          <w:sz w:val="22"/>
-          <w:szCs w:val="22"/>
-        </w:rPr>
-      </w:pPr>
-      <w:r>
-        <w:rPr>
-          <w:rFonts w:ascii="Arial" w:eastAsia="Arial" w:hAnsi="Arial" w:cs="Arial"/>
+        <w:spacing w:before="0" w:after="0"/>
+        <w:ind w:hanging="0" w:left="-566"/>
+        <w:rPr>
+          <w:rFonts w:ascii="Arial" w:hAnsi="Arial" w:eastAsia="Arial" w:cs="Arial"/>
+          <w:color w:val="000000"/>
+          <w:sz w:val="22"/>
+          <w:szCs w:val="22"/>
+        </w:rPr>
+      </w:pPr>
+      <w:r>
+        <w:rPr>
+          <w:rFonts w:eastAsia="Arial" w:cs="Arial" w:ascii="Arial" w:hAnsi="Arial"/>
           <w:color w:val="000000"/>
           <w:sz w:val="22"/>
           <w:szCs w:val="22"/>
@@ -1699,7 +1826,7 @@
       </w:r>
       <w:r>
         <w:rPr>
-          <w:rFonts w:ascii="Arial" w:eastAsia="Arial" w:hAnsi="Arial" w:cs="Arial"/>
+          <w:rFonts w:eastAsia="Arial" w:cs="Arial" w:ascii="Arial" w:hAnsi="Arial"/>
           <w:sz w:val="22"/>
           <w:szCs w:val="22"/>
         </w:rPr>
@@ -1707,7 +1834,7 @@
       </w:r>
       <w:r>
         <w:rPr>
-          <w:rFonts w:ascii="Arial" w:eastAsia="Arial" w:hAnsi="Arial" w:cs="Arial"/>
+          <w:rFonts w:eastAsia="Arial" w:cs="Arial" w:ascii="Arial" w:hAnsi="Arial"/>
           <w:color w:val="000000"/>
           <w:sz w:val="22"/>
           <w:szCs w:val="22"/>
@@ -1716,7 +1843,7 @@
       </w:r>
       <w:r>
         <w:rPr>
-          <w:rFonts w:ascii="Arial" w:eastAsia="Arial" w:hAnsi="Arial" w:cs="Arial"/>
+          <w:rFonts w:eastAsia="Arial" w:cs="Arial" w:ascii="Arial" w:hAnsi="Arial"/>
           <w:sz w:val="22"/>
           <w:szCs w:val="22"/>
         </w:rPr>
@@ -1724,7 +1851,7 @@
       </w:r>
       <w:r>
         <w:rPr>
-          <w:rFonts w:ascii="Arial" w:eastAsia="Arial" w:hAnsi="Arial" w:cs="Arial"/>
+          <w:rFonts w:eastAsia="Arial" w:cs="Arial" w:ascii="Arial" w:hAnsi="Arial"/>
           <w:color w:val="000000"/>
           <w:sz w:val="22"/>
           <w:szCs w:val="22"/>
@@ -1734,27 +1861,37 @@
     </w:p>
     <w:p>
       <w:pPr>
-        <w:spacing w:after="0"/>
+        <w:pStyle w:val="Normal"/>
+        <w:spacing w:before="0" w:after="0"/>
         <w:ind w:left="-566"/>
         <w:rPr>
-          <w:rFonts w:ascii="Arial" w:eastAsia="Arial" w:hAnsi="Arial" w:cs="Arial"/>
-          <w:color w:val="000000"/>
-          <w:sz w:val="22"/>
-          <w:szCs w:val="22"/>
-        </w:rPr>
-      </w:pPr>
-    </w:p>
-    <w:p>
-      <w:pPr>
+          <w:rFonts w:ascii="Arial" w:hAnsi="Arial" w:eastAsia="Arial" w:cs="Arial"/>
+          <w:color w:val="000000"/>
+          <w:sz w:val="22"/>
+          <w:szCs w:val="22"/>
+        </w:rPr>
+      </w:pPr>
+      <w:r>
+        <w:rPr>
+          <w:rFonts w:eastAsia="Arial" w:cs="Arial" w:ascii="Arial" w:hAnsi="Arial"/>
+          <w:color w:val="000000"/>
+          <w:sz w:val="22"/>
+          <w:szCs w:val="22"/>
+        </w:rPr>
+      </w:r>
+    </w:p>
+    <w:p>
+      <w:pPr>
+        <w:pStyle w:val="Normal"/>
         <w:numPr>
           <w:ilvl w:val="0"/>
           <w:numId w:val="1"/>
         </w:numPr>
-        <w:spacing w:after="0"/>
-        <w:ind w:left="-566" w:firstLine="0"/>
+        <w:spacing w:before="0" w:after="0"/>
+        <w:ind w:hanging="0" w:left="-566"/>
         <w:jc w:val="center"/>
         <w:rPr>
-          <w:rFonts w:ascii="Arial" w:eastAsia="Arial" w:hAnsi="Arial" w:cs="Arial"/>
+          <w:rFonts w:ascii="Arial" w:hAnsi="Arial" w:eastAsia="Arial" w:cs="Arial"/>
           <w:b/>
           <w:color w:val="000000"/>
           <w:sz w:val="22"/>
@@ -1763,7 +1900,7 @@
       </w:pPr>
       <w:r>
         <w:rPr>
-          <w:rFonts w:ascii="Arial" w:eastAsia="Arial" w:hAnsi="Arial" w:cs="Arial"/>
+          <w:rFonts w:eastAsia="Arial" w:cs="Arial" w:ascii="Arial" w:hAnsi="Arial"/>
           <w:b/>
           <w:color w:val="000000"/>
           <w:sz w:val="22"/>
@@ -1774,22 +1911,23 @@
     </w:p>
     <w:p>
       <w:pPr>
+        <w:pStyle w:val="Normal"/>
         <w:numPr>
           <w:ilvl w:val="1"/>
           <w:numId w:val="1"/>
         </w:numPr>
-        <w:spacing w:after="0"/>
-        <w:ind w:left="-566" w:firstLine="0"/>
-        <w:rPr>
-          <w:rFonts w:ascii="Arial" w:eastAsia="Arial" w:hAnsi="Arial" w:cs="Arial"/>
-          <w:color w:val="000000"/>
-          <w:sz w:val="22"/>
-          <w:szCs w:val="22"/>
-        </w:rPr>
-      </w:pPr>
-      <w:r>
-        <w:rPr>
-          <w:rFonts w:ascii="Arial" w:eastAsia="Arial" w:hAnsi="Arial" w:cs="Arial"/>
+        <w:spacing w:before="0" w:after="0"/>
+        <w:ind w:hanging="0" w:left="-566"/>
+        <w:rPr>
+          <w:rFonts w:ascii="Arial" w:hAnsi="Arial" w:eastAsia="Arial" w:cs="Arial"/>
+          <w:color w:val="000000"/>
+          <w:sz w:val="22"/>
+          <w:szCs w:val="22"/>
+        </w:rPr>
+      </w:pPr>
+      <w:r>
+        <w:rPr>
+          <w:rFonts w:eastAsia="Arial" w:cs="Arial" w:ascii="Arial" w:hAnsi="Arial"/>
           <w:color w:val="000000"/>
           <w:sz w:val="22"/>
           <w:szCs w:val="22"/>
@@ -1799,22 +1937,23 @@
     </w:p>
     <w:p>
       <w:pPr>
+        <w:pStyle w:val="Normal"/>
         <w:numPr>
           <w:ilvl w:val="1"/>
           <w:numId w:val="1"/>
         </w:numPr>
-        <w:spacing w:after="0"/>
-        <w:ind w:left="-566" w:firstLine="0"/>
-        <w:rPr>
-          <w:rFonts w:ascii="Arial" w:eastAsia="Arial" w:hAnsi="Arial" w:cs="Arial"/>
-          <w:color w:val="000000"/>
-          <w:sz w:val="22"/>
-          <w:szCs w:val="22"/>
-        </w:rPr>
-      </w:pPr>
-      <w:r>
-        <w:rPr>
-          <w:rFonts w:ascii="Arial" w:eastAsia="Arial" w:hAnsi="Arial" w:cs="Arial"/>
+        <w:spacing w:before="0" w:after="0"/>
+        <w:ind w:hanging="0" w:left="-566"/>
+        <w:rPr>
+          <w:rFonts w:ascii="Arial" w:hAnsi="Arial" w:eastAsia="Arial" w:cs="Arial"/>
+          <w:color w:val="000000"/>
+          <w:sz w:val="22"/>
+          <w:szCs w:val="22"/>
+        </w:rPr>
+      </w:pPr>
+      <w:r>
+        <w:rPr>
+          <w:rFonts w:eastAsia="Arial" w:cs="Arial" w:ascii="Arial" w:hAnsi="Arial"/>
           <w:color w:val="000000"/>
           <w:sz w:val="22"/>
           <w:szCs w:val="22"/>
@@ -1824,22 +1963,23 @@
     </w:p>
     <w:p>
       <w:pPr>
+        <w:pStyle w:val="Normal"/>
         <w:numPr>
           <w:ilvl w:val="1"/>
           <w:numId w:val="1"/>
         </w:numPr>
-        <w:spacing w:after="0"/>
-        <w:ind w:left="-566" w:firstLine="0"/>
-        <w:rPr>
-          <w:rFonts w:ascii="Arial" w:eastAsia="Arial" w:hAnsi="Arial" w:cs="Arial"/>
-          <w:color w:val="000000"/>
-          <w:sz w:val="22"/>
-          <w:szCs w:val="22"/>
-        </w:rPr>
-      </w:pPr>
-      <w:r>
-        <w:rPr>
-          <w:rFonts w:ascii="Arial" w:eastAsia="Arial" w:hAnsi="Arial" w:cs="Arial"/>
+        <w:spacing w:before="0" w:after="0"/>
+        <w:ind w:hanging="0" w:left="-566"/>
+        <w:rPr>
+          <w:rFonts w:ascii="Arial" w:hAnsi="Arial" w:eastAsia="Arial" w:cs="Arial"/>
+          <w:color w:val="000000"/>
+          <w:sz w:val="22"/>
+          <w:szCs w:val="22"/>
+        </w:rPr>
+      </w:pPr>
+      <w:r>
+        <w:rPr>
+          <w:rFonts w:eastAsia="Arial" w:cs="Arial" w:ascii="Arial" w:hAnsi="Arial"/>
           <w:color w:val="000000"/>
           <w:sz w:val="22"/>
           <w:szCs w:val="22"/>
@@ -1849,22 +1989,23 @@
     </w:p>
     <w:p>
       <w:pPr>
+        <w:pStyle w:val="Normal"/>
         <w:numPr>
           <w:ilvl w:val="1"/>
           <w:numId w:val="1"/>
         </w:numPr>
-        <w:spacing w:after="0"/>
-        <w:ind w:left="-566" w:firstLine="0"/>
-        <w:rPr>
-          <w:rFonts w:ascii="Arial" w:eastAsia="Arial" w:hAnsi="Arial" w:cs="Arial"/>
-          <w:color w:val="000000"/>
-          <w:sz w:val="22"/>
-          <w:szCs w:val="22"/>
-        </w:rPr>
-      </w:pPr>
-      <w:r>
-        <w:rPr>
-          <w:rFonts w:ascii="Arial" w:eastAsia="Arial" w:hAnsi="Arial" w:cs="Arial"/>
+        <w:spacing w:before="0" w:after="0"/>
+        <w:ind w:hanging="0" w:left="-566"/>
+        <w:rPr>
+          <w:rFonts w:ascii="Arial" w:hAnsi="Arial" w:eastAsia="Arial" w:cs="Arial"/>
+          <w:color w:val="000000"/>
+          <w:sz w:val="22"/>
+          <w:szCs w:val="22"/>
+        </w:rPr>
+      </w:pPr>
+      <w:r>
+        <w:rPr>
+          <w:rFonts w:eastAsia="Arial" w:cs="Arial" w:ascii="Arial" w:hAnsi="Arial"/>
           <w:color w:val="000000"/>
           <w:sz w:val="22"/>
           <w:szCs w:val="22"/>
@@ -1874,39 +2015,58 @@
     </w:p>
     <w:p>
       <w:pPr>
-        <w:spacing w:after="0"/>
+        <w:pStyle w:val="Normal"/>
+        <w:spacing w:before="0" w:after="0"/>
         <w:ind w:left="-566"/>
         <w:rPr>
-          <w:rFonts w:ascii="Arial" w:eastAsia="Arial" w:hAnsi="Arial" w:cs="Arial"/>
-          <w:color w:val="000000"/>
-          <w:sz w:val="22"/>
-          <w:szCs w:val="22"/>
-        </w:rPr>
-      </w:pPr>
-    </w:p>
-    <w:p>
-      <w:pPr>
-        <w:spacing w:after="0"/>
+          <w:rFonts w:ascii="Arial" w:hAnsi="Arial" w:eastAsia="Arial" w:cs="Arial"/>
+          <w:color w:val="000000"/>
+          <w:sz w:val="22"/>
+          <w:szCs w:val="22"/>
+        </w:rPr>
+      </w:pPr>
+      <w:r>
+        <w:rPr>
+          <w:rFonts w:eastAsia="Arial" w:cs="Arial" w:ascii="Arial" w:hAnsi="Arial"/>
+          <w:color w:val="000000"/>
+          <w:sz w:val="22"/>
+          <w:szCs w:val="22"/>
+        </w:rPr>
+      </w:r>
+    </w:p>
+    <w:p>
+      <w:pPr>
+        <w:pStyle w:val="Normal"/>
+        <w:spacing w:before="0" w:after="0"/>
         <w:ind w:left="-566"/>
         <w:rPr>
-          <w:rFonts w:ascii="Arial" w:eastAsia="Arial" w:hAnsi="Arial" w:cs="Arial"/>
-          <w:color w:val="000000"/>
-          <w:sz w:val="22"/>
-          <w:szCs w:val="22"/>
-        </w:rPr>
-      </w:pPr>
-    </w:p>
-    <w:p>
-      <w:pPr>
+          <w:rFonts w:ascii="Arial" w:hAnsi="Arial" w:eastAsia="Arial" w:cs="Arial"/>
+          <w:color w:val="000000"/>
+          <w:sz w:val="22"/>
+          <w:szCs w:val="22"/>
+        </w:rPr>
+      </w:pPr>
+      <w:r>
+        <w:rPr>
+          <w:rFonts w:eastAsia="Arial" w:cs="Arial" w:ascii="Arial" w:hAnsi="Arial"/>
+          <w:color w:val="000000"/>
+          <w:sz w:val="22"/>
+          <w:szCs w:val="22"/>
+        </w:rPr>
+      </w:r>
+    </w:p>
+    <w:p>
+      <w:pPr>
+        <w:pStyle w:val="Normal"/>
         <w:numPr>
           <w:ilvl w:val="0"/>
           <w:numId w:val="1"/>
         </w:numPr>
-        <w:spacing w:after="0"/>
-        <w:ind w:left="-566" w:firstLine="0"/>
+        <w:spacing w:before="0" w:after="0"/>
+        <w:ind w:hanging="0" w:left="-566"/>
         <w:jc w:val="center"/>
         <w:rPr>
-          <w:rFonts w:ascii="Arial" w:eastAsia="Arial" w:hAnsi="Arial" w:cs="Arial"/>
+          <w:rFonts w:ascii="Arial" w:hAnsi="Arial" w:eastAsia="Arial" w:cs="Arial"/>
           <w:b/>
           <w:color w:val="000000"/>
           <w:sz w:val="22"/>
@@ -1915,7 +2075,7 @@
       </w:pPr>
       <w:r>
         <w:rPr>
-          <w:rFonts w:ascii="Arial" w:eastAsia="Arial" w:hAnsi="Arial" w:cs="Arial"/>
+          <w:rFonts w:eastAsia="Arial" w:cs="Arial" w:ascii="Arial" w:hAnsi="Arial"/>
           <w:b/>
           <w:color w:val="000000"/>
           <w:sz w:val="22"/>
@@ -1926,22 +2086,23 @@
     </w:p>
     <w:p>
       <w:pPr>
+        <w:pStyle w:val="Normal"/>
         <w:numPr>
           <w:ilvl w:val="1"/>
           <w:numId w:val="1"/>
         </w:numPr>
-        <w:spacing w:after="0"/>
-        <w:ind w:left="-566" w:firstLine="0"/>
-        <w:rPr>
-          <w:rFonts w:ascii="Arial" w:eastAsia="Arial" w:hAnsi="Arial" w:cs="Arial"/>
-          <w:color w:val="000000"/>
-          <w:sz w:val="22"/>
-          <w:szCs w:val="22"/>
-        </w:rPr>
-      </w:pPr>
-      <w:r>
-        <w:rPr>
-          <w:rFonts w:ascii="Arial" w:eastAsia="Arial" w:hAnsi="Arial" w:cs="Arial"/>
+        <w:spacing w:before="0" w:after="0"/>
+        <w:ind w:hanging="0" w:left="-566"/>
+        <w:rPr>
+          <w:rFonts w:ascii="Arial" w:hAnsi="Arial" w:eastAsia="Arial" w:cs="Arial"/>
+          <w:color w:val="000000"/>
+          <w:sz w:val="22"/>
+          <w:szCs w:val="22"/>
+        </w:rPr>
+      </w:pPr>
+      <w:r>
+        <w:rPr>
+          <w:rFonts w:eastAsia="Arial" w:cs="Arial" w:ascii="Arial" w:hAnsi="Arial"/>
           <w:color w:val="000000"/>
           <w:sz w:val="22"/>
           <w:szCs w:val="22"/>
@@ -1951,22 +2112,23 @@
     </w:p>
     <w:p>
       <w:pPr>
+        <w:pStyle w:val="Normal"/>
         <w:numPr>
           <w:ilvl w:val="1"/>
           <w:numId w:val="1"/>
         </w:numPr>
-        <w:spacing w:after="0"/>
-        <w:ind w:left="-566" w:firstLine="0"/>
-        <w:rPr>
-          <w:rFonts w:ascii="Arial" w:eastAsia="Arial" w:hAnsi="Arial" w:cs="Arial"/>
-          <w:color w:val="000000"/>
-          <w:sz w:val="22"/>
-          <w:szCs w:val="22"/>
-        </w:rPr>
-      </w:pPr>
-      <w:r>
-        <w:rPr>
-          <w:rFonts w:ascii="Arial" w:eastAsia="Arial" w:hAnsi="Arial" w:cs="Arial"/>
+        <w:spacing w:before="0" w:after="0"/>
+        <w:ind w:hanging="0" w:left="-566"/>
+        <w:rPr>
+          <w:rFonts w:ascii="Arial" w:hAnsi="Arial" w:eastAsia="Arial" w:cs="Arial"/>
+          <w:color w:val="000000"/>
+          <w:sz w:val="22"/>
+          <w:szCs w:val="22"/>
+        </w:rPr>
+      </w:pPr>
+      <w:r>
+        <w:rPr>
+          <w:rFonts w:eastAsia="Arial" w:cs="Arial" w:ascii="Arial" w:hAnsi="Arial"/>
           <w:color w:val="000000"/>
           <w:sz w:val="22"/>
           <w:szCs w:val="22"/>
@@ -1976,27 +2138,37 @@
     </w:p>
     <w:p>
       <w:pPr>
-        <w:spacing w:after="0"/>
+        <w:pStyle w:val="Normal"/>
+        <w:spacing w:before="0" w:after="0"/>
         <w:ind w:left="-566"/>
         <w:rPr>
-          <w:rFonts w:ascii="Arial" w:eastAsia="Arial" w:hAnsi="Arial" w:cs="Arial"/>
-          <w:color w:val="000000"/>
-          <w:sz w:val="22"/>
-          <w:szCs w:val="22"/>
-        </w:rPr>
-      </w:pPr>
-    </w:p>
-    <w:p>
-      <w:pPr>
+          <w:rFonts w:ascii="Arial" w:hAnsi="Arial" w:eastAsia="Arial" w:cs="Arial"/>
+          <w:color w:val="000000"/>
+          <w:sz w:val="22"/>
+          <w:szCs w:val="22"/>
+        </w:rPr>
+      </w:pPr>
+      <w:r>
+        <w:rPr>
+          <w:rFonts w:eastAsia="Arial" w:cs="Arial" w:ascii="Arial" w:hAnsi="Arial"/>
+          <w:color w:val="000000"/>
+          <w:sz w:val="22"/>
+          <w:szCs w:val="22"/>
+        </w:rPr>
+      </w:r>
+    </w:p>
+    <w:p>
+      <w:pPr>
+        <w:pStyle w:val="Normal"/>
         <w:numPr>
           <w:ilvl w:val="0"/>
           <w:numId w:val="1"/>
         </w:numPr>
-        <w:spacing w:after="0"/>
-        <w:ind w:left="-566" w:firstLine="0"/>
+        <w:spacing w:before="0" w:after="0"/>
+        <w:ind w:hanging="0" w:left="-566"/>
         <w:jc w:val="center"/>
         <w:rPr>
-          <w:rFonts w:ascii="Arial" w:eastAsia="Arial" w:hAnsi="Arial" w:cs="Arial"/>
+          <w:rFonts w:ascii="Arial" w:hAnsi="Arial" w:eastAsia="Arial" w:cs="Arial"/>
           <w:b/>
           <w:color w:val="000000"/>
           <w:sz w:val="22"/>
@@ -2005,7 +2177,7 @@
       </w:pPr>
       <w:r>
         <w:rPr>
-          <w:rFonts w:ascii="Arial" w:eastAsia="Arial" w:hAnsi="Arial" w:cs="Arial"/>
+          <w:rFonts w:eastAsia="Arial" w:cs="Arial" w:ascii="Arial" w:hAnsi="Arial"/>
           <w:b/>
           <w:color w:val="000000"/>
           <w:sz w:val="22"/>
@@ -2016,22 +2188,23 @@
     </w:p>
     <w:p>
       <w:pPr>
+        <w:pStyle w:val="Normal"/>
         <w:numPr>
           <w:ilvl w:val="1"/>
           <w:numId w:val="1"/>
         </w:numPr>
-        <w:spacing w:after="0"/>
-        <w:ind w:left="-566" w:firstLine="0"/>
-        <w:rPr>
-          <w:rFonts w:ascii="Arial" w:eastAsia="Arial" w:hAnsi="Arial" w:cs="Arial"/>
-          <w:color w:val="000000"/>
-          <w:sz w:val="22"/>
-          <w:szCs w:val="22"/>
-        </w:rPr>
-      </w:pPr>
-      <w:r>
-        <w:rPr>
-          <w:rFonts w:ascii="Arial" w:eastAsia="Arial" w:hAnsi="Arial" w:cs="Arial"/>
+        <w:spacing w:before="0" w:after="0"/>
+        <w:ind w:hanging="0" w:left="-566"/>
+        <w:rPr>
+          <w:rFonts w:ascii="Arial" w:hAnsi="Arial" w:eastAsia="Arial" w:cs="Arial"/>
+          <w:color w:val="000000"/>
+          <w:sz w:val="22"/>
+          <w:szCs w:val="22"/>
+        </w:rPr>
+      </w:pPr>
+      <w:r>
+        <w:rPr>
+          <w:rFonts w:eastAsia="Arial" w:cs="Arial" w:ascii="Arial" w:hAnsi="Arial"/>
           <w:color w:val="000000"/>
           <w:sz w:val="22"/>
           <w:szCs w:val="22"/>
@@ -2041,22 +2214,23 @@
     </w:p>
     <w:p>
       <w:pPr>
+        <w:pStyle w:val="Normal"/>
         <w:numPr>
           <w:ilvl w:val="1"/>
           <w:numId w:val="1"/>
         </w:numPr>
-        <w:spacing w:after="0"/>
-        <w:ind w:left="-566" w:firstLine="0"/>
-        <w:rPr>
-          <w:rFonts w:ascii="Arial" w:eastAsia="Arial" w:hAnsi="Arial" w:cs="Arial"/>
-          <w:color w:val="000000"/>
-          <w:sz w:val="22"/>
-          <w:szCs w:val="22"/>
-        </w:rPr>
-      </w:pPr>
-      <w:r>
-        <w:rPr>
-          <w:rFonts w:ascii="Arial" w:eastAsia="Arial" w:hAnsi="Arial" w:cs="Arial"/>
+        <w:spacing w:before="0" w:after="0"/>
+        <w:ind w:hanging="0" w:left="-566"/>
+        <w:rPr>
+          <w:rFonts w:ascii="Arial" w:hAnsi="Arial" w:eastAsia="Arial" w:cs="Arial"/>
+          <w:color w:val="000000"/>
+          <w:sz w:val="22"/>
+          <w:szCs w:val="22"/>
+        </w:rPr>
+      </w:pPr>
+      <w:r>
+        <w:rPr>
+          <w:rFonts w:eastAsia="Arial" w:cs="Arial" w:ascii="Arial" w:hAnsi="Arial"/>
           <w:color w:val="000000"/>
           <w:sz w:val="22"/>
           <w:szCs w:val="22"/>
@@ -2066,22 +2240,23 @@
     </w:p>
     <w:p>
       <w:pPr>
+        <w:pStyle w:val="Normal"/>
         <w:numPr>
           <w:ilvl w:val="1"/>
           <w:numId w:val="1"/>
         </w:numPr>
-        <w:spacing w:after="0"/>
-        <w:ind w:left="-566" w:firstLine="0"/>
-        <w:rPr>
-          <w:rFonts w:ascii="Arial" w:eastAsia="Arial" w:hAnsi="Arial" w:cs="Arial"/>
-          <w:color w:val="000000"/>
-          <w:sz w:val="22"/>
-          <w:szCs w:val="22"/>
-        </w:rPr>
-      </w:pPr>
-      <w:r>
-        <w:rPr>
-          <w:rFonts w:ascii="Arial" w:eastAsia="Arial" w:hAnsi="Arial" w:cs="Arial"/>
+        <w:spacing w:before="0" w:after="0"/>
+        <w:ind w:hanging="0" w:left="-566"/>
+        <w:rPr>
+          <w:rFonts w:ascii="Arial" w:hAnsi="Arial" w:eastAsia="Arial" w:cs="Arial"/>
+          <w:color w:val="000000"/>
+          <w:sz w:val="22"/>
+          <w:szCs w:val="22"/>
+        </w:rPr>
+      </w:pPr>
+      <w:r>
+        <w:rPr>
+          <w:rFonts w:eastAsia="Arial" w:cs="Arial" w:ascii="Arial" w:hAnsi="Arial"/>
           <w:color w:val="000000"/>
           <w:sz w:val="22"/>
           <w:szCs w:val="22"/>
@@ -2091,22 +2266,23 @@
     </w:p>
     <w:p>
       <w:pPr>
+        <w:pStyle w:val="Normal"/>
         <w:numPr>
           <w:ilvl w:val="1"/>
           <w:numId w:val="1"/>
         </w:numPr>
-        <w:spacing w:after="0"/>
-        <w:ind w:left="-566" w:firstLine="0"/>
-        <w:rPr>
-          <w:rFonts w:ascii="Arial" w:eastAsia="Arial" w:hAnsi="Arial" w:cs="Arial"/>
-          <w:color w:val="000000"/>
-          <w:sz w:val="22"/>
-          <w:szCs w:val="22"/>
-        </w:rPr>
-      </w:pPr>
-      <w:r>
-        <w:rPr>
-          <w:rFonts w:ascii="Arial" w:eastAsia="Arial" w:hAnsi="Arial" w:cs="Arial"/>
+        <w:spacing w:before="0" w:after="0"/>
+        <w:ind w:hanging="0" w:left="-566"/>
+        <w:rPr>
+          <w:rFonts w:ascii="Arial" w:hAnsi="Arial" w:eastAsia="Arial" w:cs="Arial"/>
+          <w:color w:val="000000"/>
+          <w:sz w:val="22"/>
+          <w:szCs w:val="22"/>
+        </w:rPr>
+      </w:pPr>
+      <w:r>
+        <w:rPr>
+          <w:rFonts w:eastAsia="Arial" w:cs="Arial" w:ascii="Arial" w:hAnsi="Arial"/>
           <w:color w:val="000000"/>
           <w:sz w:val="22"/>
           <w:szCs w:val="22"/>
@@ -2116,27 +2292,37 @@
     </w:p>
     <w:p>
       <w:pPr>
-        <w:spacing w:after="0"/>
+        <w:pStyle w:val="Normal"/>
+        <w:spacing w:before="0" w:after="0"/>
         <w:ind w:left="-566"/>
         <w:rPr>
-          <w:rFonts w:ascii="Arial" w:eastAsia="Arial" w:hAnsi="Arial" w:cs="Arial"/>
-          <w:color w:val="000000"/>
-          <w:sz w:val="22"/>
-          <w:szCs w:val="22"/>
-        </w:rPr>
-      </w:pPr>
-    </w:p>
-    <w:p>
-      <w:pPr>
+          <w:rFonts w:ascii="Arial" w:hAnsi="Arial" w:eastAsia="Arial" w:cs="Arial"/>
+          <w:color w:val="000000"/>
+          <w:sz w:val="22"/>
+          <w:szCs w:val="22"/>
+        </w:rPr>
+      </w:pPr>
+      <w:r>
+        <w:rPr>
+          <w:rFonts w:eastAsia="Arial" w:cs="Arial" w:ascii="Arial" w:hAnsi="Arial"/>
+          <w:color w:val="000000"/>
+          <w:sz w:val="22"/>
+          <w:szCs w:val="22"/>
+        </w:rPr>
+      </w:r>
+    </w:p>
+    <w:p>
+      <w:pPr>
+        <w:pStyle w:val="Normal"/>
         <w:numPr>
           <w:ilvl w:val="0"/>
           <w:numId w:val="1"/>
         </w:numPr>
-        <w:spacing w:after="0"/>
-        <w:ind w:left="-566" w:firstLine="0"/>
+        <w:spacing w:before="0" w:after="0"/>
+        <w:ind w:hanging="0" w:left="-566"/>
         <w:jc w:val="center"/>
         <w:rPr>
-          <w:rFonts w:ascii="Arial" w:eastAsia="Arial" w:hAnsi="Arial" w:cs="Arial"/>
+          <w:rFonts w:ascii="Arial" w:hAnsi="Arial" w:eastAsia="Arial" w:cs="Arial"/>
           <w:b/>
           <w:color w:val="000000"/>
           <w:sz w:val="22"/>
@@ -2145,7 +2331,7 @@
       </w:pPr>
       <w:r>
         <w:rPr>
-          <w:rFonts w:ascii="Arial" w:eastAsia="Arial" w:hAnsi="Arial" w:cs="Arial"/>
+          <w:rFonts w:eastAsia="Arial" w:cs="Arial" w:ascii="Arial" w:hAnsi="Arial"/>
           <w:b/>
           <w:color w:val="000000"/>
           <w:sz w:val="22"/>
@@ -2156,22 +2342,23 @@
     </w:p>
     <w:p>
       <w:pPr>
+        <w:pStyle w:val="Normal"/>
         <w:numPr>
           <w:ilvl w:val="1"/>
           <w:numId w:val="1"/>
         </w:numPr>
-        <w:spacing w:after="0"/>
-        <w:ind w:left="-566" w:firstLine="0"/>
-        <w:rPr>
-          <w:rFonts w:ascii="Arial" w:eastAsia="Arial" w:hAnsi="Arial" w:cs="Arial"/>
-          <w:color w:val="000000"/>
-          <w:sz w:val="22"/>
-          <w:szCs w:val="22"/>
-        </w:rPr>
-      </w:pPr>
-      <w:r>
-        <w:rPr>
-          <w:rFonts w:ascii="Arial" w:eastAsia="Arial" w:hAnsi="Arial" w:cs="Arial"/>
+        <w:spacing w:before="0" w:after="0"/>
+        <w:ind w:hanging="0" w:left="-566"/>
+        <w:rPr>
+          <w:rFonts w:ascii="Arial" w:hAnsi="Arial" w:eastAsia="Arial" w:cs="Arial"/>
+          <w:color w:val="000000"/>
+          <w:sz w:val="22"/>
+          <w:szCs w:val="22"/>
+        </w:rPr>
+      </w:pPr>
+      <w:r>
+        <w:rPr>
+          <w:rFonts w:eastAsia="Arial" w:cs="Arial" w:ascii="Arial" w:hAnsi="Arial"/>
           <w:color w:val="000000"/>
           <w:sz w:val="22"/>
           <w:szCs w:val="22"/>
@@ -2181,22 +2368,23 @@
     </w:p>
     <w:p>
       <w:pPr>
+        <w:pStyle w:val="Normal"/>
         <w:numPr>
           <w:ilvl w:val="1"/>
           <w:numId w:val="1"/>
         </w:numPr>
-        <w:spacing w:after="0"/>
-        <w:ind w:left="-566" w:firstLine="0"/>
-        <w:rPr>
-          <w:rFonts w:ascii="Arial" w:eastAsia="Arial" w:hAnsi="Arial" w:cs="Arial"/>
-          <w:color w:val="000000"/>
-          <w:sz w:val="22"/>
-          <w:szCs w:val="22"/>
-        </w:rPr>
-      </w:pPr>
-      <w:r>
-        <w:rPr>
-          <w:rFonts w:ascii="Arial" w:eastAsia="Arial" w:hAnsi="Arial" w:cs="Arial"/>
+        <w:spacing w:before="0" w:after="0"/>
+        <w:ind w:hanging="0" w:left="-566"/>
+        <w:rPr>
+          <w:rFonts w:ascii="Arial" w:hAnsi="Arial" w:eastAsia="Arial" w:cs="Arial"/>
+          <w:color w:val="000000"/>
+          <w:sz w:val="22"/>
+          <w:szCs w:val="22"/>
+        </w:rPr>
+      </w:pPr>
+      <w:r>
+        <w:rPr>
+          <w:rFonts w:eastAsia="Arial" w:cs="Arial" w:ascii="Arial" w:hAnsi="Arial"/>
           <w:color w:val="000000"/>
           <w:sz w:val="22"/>
           <w:szCs w:val="22"/>
@@ -2206,22 +2394,23 @@
     </w:p>
     <w:p>
       <w:pPr>
+        <w:pStyle w:val="Normal"/>
         <w:numPr>
           <w:ilvl w:val="1"/>
           <w:numId w:val="1"/>
         </w:numPr>
-        <w:spacing w:after="0"/>
-        <w:ind w:left="-566" w:firstLine="0"/>
-        <w:rPr>
-          <w:rFonts w:ascii="Arial" w:eastAsia="Arial" w:hAnsi="Arial" w:cs="Arial"/>
-          <w:color w:val="000000"/>
-          <w:sz w:val="22"/>
-          <w:szCs w:val="22"/>
-        </w:rPr>
-      </w:pPr>
-      <w:r>
-        <w:rPr>
-          <w:rFonts w:ascii="Arial" w:eastAsia="Arial" w:hAnsi="Arial" w:cs="Arial"/>
+        <w:spacing w:before="0" w:after="0"/>
+        <w:ind w:hanging="0" w:left="-566"/>
+        <w:rPr>
+          <w:rFonts w:ascii="Arial" w:hAnsi="Arial" w:eastAsia="Arial" w:cs="Arial"/>
+          <w:color w:val="000000"/>
+          <w:sz w:val="22"/>
+          <w:szCs w:val="22"/>
+        </w:rPr>
+      </w:pPr>
+      <w:r>
+        <w:rPr>
+          <w:rFonts w:eastAsia="Arial" w:cs="Arial" w:ascii="Arial" w:hAnsi="Arial"/>
           <w:color w:val="000000"/>
           <w:sz w:val="22"/>
           <w:szCs w:val="22"/>
@@ -2231,21 +2420,410 @@
     </w:p>
     <w:p>
       <w:pPr>
-        <w:ind w:left="-566"/>
-        <w:rPr>
-          <w:rFonts w:ascii="Arial" w:eastAsia="Arial" w:hAnsi="Arial" w:cs="Arial"/>
-          <w:sz w:val="22"/>
-          <w:szCs w:val="22"/>
-        </w:rPr>
-      </w:pPr>
-    </w:p>
-    <w:p>
-      <w:pPr>
-        <w:widowControl w:val="0"/>
-        <w:spacing w:before="312" w:after="0" w:line="240" w:lineRule="auto"/>
-        <w:ind w:left="1800" w:firstLine="360"/>
-        <w:rPr>
-          <w:rFonts w:ascii="Arial" w:eastAsia="Arial" w:hAnsi="Arial" w:cs="Arial"/>
+        <w:pStyle w:val="normal1"/>
+        <w:keepNext w:val="false"/>
+        <w:keepLines w:val="false"/>
+        <w:pageBreakBefore w:val="false"/>
+        <w:widowControl/>
+        <w:pBdr/>
+        <w:shd w:val="clear" w:fill="auto"/>
+        <w:spacing w:lineRule="auto" w:line="276" w:before="0" w:after="160"/>
+        <w:ind w:hanging="0" w:left="-566" w:right="0"/>
+        <w:jc w:val="left"/>
+        <w:rPr>
+          <w:rFonts w:ascii="Arial" w:hAnsi="Arial" w:eastAsia="Arial" w:cs="Arial"/>
+          <w:sz w:val="22"/>
+          <w:szCs w:val="22"/>
+        </w:rPr>
+      </w:pPr>
+      <w:r>
+        <w:rPr>
+          <w:rFonts w:eastAsia="Arial" w:cs="Arial" w:ascii="Arial" w:hAnsi="Arial"/>
+          <w:sz w:val="22"/>
+          <w:szCs w:val="22"/>
+        </w:rPr>
+      </w:r>
+    </w:p>
+    <w:p>
+      <w:pPr>
+        <w:pStyle w:val="normal1"/>
+        <w:numPr>
+          <w:ilvl w:val="0"/>
+          <w:numId w:val="1"/>
+        </w:numPr>
+        <w:spacing w:lineRule="auto" w:line="240" w:before="0" w:after="0"/>
+        <w:ind w:hanging="0" w:left="-566"/>
+        <w:jc w:val="center"/>
+        <w:rPr>
+          <w:rFonts w:ascii="Arial" w:hAnsi="Arial" w:eastAsia="Arial" w:cs="Arial"/>
+          <w:b/>
+          <w:sz w:val="22"/>
+          <w:szCs w:val="22"/>
+        </w:rPr>
+      </w:pPr>
+      <w:r>
+        <w:rPr>
+          <w:rFonts w:eastAsia="Arial" w:cs="Arial" w:ascii="Arial" w:hAnsi="Arial"/>
+          <w:b/>
+          <w:sz w:val="22"/>
+          <w:szCs w:val="22"/>
+        </w:rPr>
+        <w:t>Политика возврата денежных средств с баланса</w:t>
+      </w:r>
+    </w:p>
+    <w:p>
+      <w:pPr>
+        <w:pStyle w:val="normal1"/>
+        <w:keepNext w:val="false"/>
+        <w:keepLines w:val="false"/>
+        <w:pageBreakBefore w:val="false"/>
+        <w:widowControl/>
+        <w:numPr>
+          <w:ilvl w:val="1"/>
+          <w:numId w:val="1"/>
+        </w:numPr>
+        <w:pBdr/>
+        <w:shd w:val="clear" w:fill="auto"/>
+        <w:spacing w:lineRule="auto" w:line="276" w:before="0" w:after="0"/>
+        <w:ind w:hanging="0" w:left="-566" w:right="0"/>
+        <w:jc w:val="left"/>
+        <w:rPr>
+          <w:rFonts w:ascii="Arial" w:hAnsi="Arial" w:eastAsia="Arial" w:cs="Arial"/>
+          <w:sz w:val="22"/>
+          <w:szCs w:val="22"/>
+        </w:rPr>
+      </w:pPr>
+      <w:r>
+        <w:rPr>
+          <w:rFonts w:eastAsia="Arial" w:cs="Arial" w:ascii="Arial" w:hAnsi="Arial"/>
+          <w:sz w:val="22"/>
+          <w:szCs w:val="22"/>
+        </w:rPr>
+        <w:t>Пользователь вправе подать заявку на возврат (вывод) денежных средств, находящихся на балансе его Персонального кошелька, на те же реквизиты, с которых было осуществлено пополнение баланса.</w:t>
+      </w:r>
+    </w:p>
+    <w:p>
+      <w:pPr>
+        <w:pStyle w:val="normal1"/>
+        <w:keepNext w:val="false"/>
+        <w:keepLines w:val="false"/>
+        <w:pageBreakBefore w:val="false"/>
+        <w:widowControl/>
+        <w:numPr>
+          <w:ilvl w:val="1"/>
+          <w:numId w:val="1"/>
+        </w:numPr>
+        <w:pBdr/>
+        <w:shd w:val="clear" w:fill="auto"/>
+        <w:spacing w:lineRule="auto" w:line="276" w:before="0" w:after="0"/>
+        <w:ind w:hanging="0" w:left="-566" w:right="0"/>
+        <w:jc w:val="left"/>
+        <w:rPr>
+          <w:rFonts w:ascii="Arial" w:hAnsi="Arial" w:eastAsia="Arial" w:cs="Arial"/>
+          <w:sz w:val="22"/>
+          <w:szCs w:val="22"/>
+        </w:rPr>
+      </w:pPr>
+      <w:r>
+        <w:rPr>
+          <w:rFonts w:eastAsia="Arial" w:cs="Arial" w:ascii="Arial" w:hAnsi="Arial"/>
+          <w:sz w:val="22"/>
+          <w:szCs w:val="22"/>
+        </w:rPr>
+        <w:t>Заявка на вывод средств подается Пользователем через личный кабинет или по электронному адресу Исполнителя, указанному на Платформе.</w:t>
+      </w:r>
+    </w:p>
+    <w:p>
+      <w:pPr>
+        <w:pStyle w:val="normal1"/>
+        <w:keepNext w:val="false"/>
+        <w:keepLines w:val="false"/>
+        <w:pageBreakBefore w:val="false"/>
+        <w:widowControl/>
+        <w:numPr>
+          <w:ilvl w:val="1"/>
+          <w:numId w:val="1"/>
+        </w:numPr>
+        <w:pBdr/>
+        <w:shd w:val="clear" w:fill="auto"/>
+        <w:spacing w:lineRule="auto" w:line="276" w:before="0" w:after="0"/>
+        <w:ind w:hanging="0" w:left="-566" w:right="0"/>
+        <w:jc w:val="left"/>
+        <w:rPr>
+          <w:rFonts w:ascii="Arial" w:hAnsi="Arial" w:eastAsia="Arial" w:cs="Arial"/>
+          <w:sz w:val="22"/>
+          <w:szCs w:val="22"/>
+        </w:rPr>
+      </w:pPr>
+      <w:r>
+        <w:rPr>
+          <w:rFonts w:eastAsia="Arial" w:cs="Arial" w:ascii="Arial" w:hAnsi="Arial"/>
+          <w:sz w:val="22"/>
+          <w:szCs w:val="22"/>
+        </w:rPr>
+        <w:t>Исполнитель осуществляет обработку и перечисление денежных средств в течение 30 (тридцати) календарных дней с момента подачи Пользователем корректно оформленной заявки.</w:t>
+      </w:r>
+    </w:p>
+    <w:p>
+      <w:pPr>
+        <w:pStyle w:val="normal1"/>
+        <w:keepNext w:val="false"/>
+        <w:keepLines w:val="false"/>
+        <w:pageBreakBefore w:val="false"/>
+        <w:widowControl/>
+        <w:numPr>
+          <w:ilvl w:val="1"/>
+          <w:numId w:val="1"/>
+        </w:numPr>
+        <w:pBdr/>
+        <w:shd w:val="clear" w:fill="auto"/>
+        <w:spacing w:lineRule="auto" w:line="276" w:before="0" w:after="0"/>
+        <w:ind w:hanging="0" w:left="-566" w:right="0"/>
+        <w:jc w:val="left"/>
+        <w:rPr>
+          <w:rFonts w:ascii="Arial" w:hAnsi="Arial" w:eastAsia="Arial" w:cs="Arial"/>
+          <w:sz w:val="22"/>
+          <w:szCs w:val="22"/>
+        </w:rPr>
+      </w:pPr>
+      <w:r>
+        <w:rPr>
+          <w:rFonts w:eastAsia="Arial" w:cs="Arial" w:ascii="Arial" w:hAnsi="Arial"/>
+          <w:sz w:val="22"/>
+          <w:szCs w:val="22"/>
+        </w:rPr>
+        <w:t>Основанием для отказа в выводе средств может являться:</w:t>
+      </w:r>
+    </w:p>
+    <w:p>
+      <w:pPr>
+        <w:pStyle w:val="normal1"/>
+        <w:keepNext w:val="false"/>
+        <w:keepLines w:val="false"/>
+        <w:pageBreakBefore w:val="false"/>
+        <w:widowControl/>
+        <w:numPr>
+          <w:ilvl w:val="1"/>
+          <w:numId w:val="1"/>
+        </w:numPr>
+        <w:pBdr/>
+        <w:shd w:val="clear" w:fill="auto"/>
+        <w:spacing w:lineRule="auto" w:line="276" w:before="0" w:after="0"/>
+        <w:ind w:hanging="0" w:left="-566" w:right="0"/>
+        <w:jc w:val="left"/>
+        <w:rPr>
+          <w:rFonts w:ascii="Arial" w:hAnsi="Arial" w:eastAsia="Arial" w:cs="Arial"/>
+          <w:sz w:val="22"/>
+          <w:szCs w:val="22"/>
+        </w:rPr>
+      </w:pPr>
+      <w:r>
+        <w:rPr>
+          <w:rFonts w:eastAsia="Arial" w:cs="Arial" w:ascii="Arial" w:hAnsi="Arial"/>
+          <w:sz w:val="22"/>
+          <w:szCs w:val="22"/>
+        </w:rPr>
+        <w:t>некорректно указанные реквизиты;</w:t>
+        <w:br/>
+        <w:t>несоответствие данных Пользователя данным, указанным при регистрации и пополнении баланса;</w:t>
+      </w:r>
+    </w:p>
+    <w:p>
+      <w:pPr>
+        <w:pStyle w:val="normal1"/>
+        <w:keepNext w:val="false"/>
+        <w:keepLines w:val="false"/>
+        <w:pageBreakBefore w:val="false"/>
+        <w:widowControl/>
+        <w:numPr>
+          <w:ilvl w:val="1"/>
+          <w:numId w:val="1"/>
+        </w:numPr>
+        <w:pBdr/>
+        <w:shd w:val="clear" w:fill="auto"/>
+        <w:spacing w:lineRule="auto" w:line="276" w:before="0" w:after="0"/>
+        <w:ind w:hanging="0" w:left="-566" w:right="0"/>
+        <w:jc w:val="left"/>
+        <w:rPr>
+          <w:rFonts w:ascii="Arial" w:hAnsi="Arial" w:eastAsia="Arial" w:cs="Arial"/>
+          <w:sz w:val="22"/>
+          <w:szCs w:val="22"/>
+        </w:rPr>
+      </w:pPr>
+      <w:r>
+        <w:rPr>
+          <w:rFonts w:eastAsia="Arial" w:cs="Arial" w:ascii="Arial" w:hAnsi="Arial"/>
+          <w:sz w:val="22"/>
+          <w:szCs w:val="22"/>
+        </w:rPr>
+        <w:t xml:space="preserve">иные обстоятельства, требующие подтверждения личности Пользователя в целях соблюдения требований законодательства РФ, включая Федеральный закон № 115-ФЗ «О противодействии легализации (отмыванию) доходов, полученных преступным путем, и финансированию терроризма». </w:t>
+      </w:r>
+    </w:p>
+    <w:p>
+      <w:pPr>
+        <w:pStyle w:val="normal1"/>
+        <w:keepNext w:val="false"/>
+        <w:keepLines w:val="false"/>
+        <w:pageBreakBefore w:val="false"/>
+        <w:widowControl/>
+        <w:numPr>
+          <w:ilvl w:val="1"/>
+          <w:numId w:val="1"/>
+        </w:numPr>
+        <w:pBdr/>
+        <w:shd w:val="clear" w:fill="auto"/>
+        <w:spacing w:lineRule="auto" w:line="276" w:before="0" w:after="0"/>
+        <w:ind w:hanging="0" w:left="-566" w:right="0"/>
+        <w:jc w:val="left"/>
+        <w:rPr>
+          <w:rFonts w:ascii="Arial" w:hAnsi="Arial" w:eastAsia="Arial" w:cs="Arial"/>
+          <w:sz w:val="22"/>
+          <w:szCs w:val="22"/>
+        </w:rPr>
+      </w:pPr>
+      <w:r>
+        <w:rPr>
+          <w:rFonts w:eastAsia="Arial" w:cs="Arial" w:ascii="Arial" w:hAnsi="Arial"/>
+          <w:sz w:val="22"/>
+          <w:szCs w:val="22"/>
+        </w:rPr>
+        <w:t xml:space="preserve"> </w:t>
+      </w:r>
+      <w:r>
+        <w:rPr>
+          <w:rFonts w:eastAsia="Arial" w:cs="Arial" w:ascii="Arial" w:hAnsi="Arial"/>
+          <w:sz w:val="22"/>
+          <w:szCs w:val="22"/>
+        </w:rPr>
+        <w:t>В случае отказа Исполнителя в обработке заявки Пользователю направляется уведомление с указанием причины отказа и просьбой подать новую корректную заявку.</w:t>
+      </w:r>
+    </w:p>
+    <w:p>
+      <w:pPr>
+        <w:pStyle w:val="normal1"/>
+        <w:keepNext w:val="false"/>
+        <w:keepLines w:val="false"/>
+        <w:pageBreakBefore w:val="false"/>
+        <w:widowControl/>
+        <w:numPr>
+          <w:ilvl w:val="1"/>
+          <w:numId w:val="1"/>
+        </w:numPr>
+        <w:pBdr/>
+        <w:shd w:val="clear" w:fill="auto"/>
+        <w:spacing w:lineRule="auto" w:line="276" w:before="0" w:after="0"/>
+        <w:ind w:hanging="0" w:left="-566" w:right="0"/>
+        <w:jc w:val="left"/>
+        <w:rPr>
+          <w:rFonts w:ascii="Arial" w:hAnsi="Arial" w:eastAsia="Arial" w:cs="Arial"/>
+          <w:sz w:val="22"/>
+          <w:szCs w:val="22"/>
+        </w:rPr>
+      </w:pPr>
+      <w:r>
+        <w:rPr>
+          <w:rFonts w:eastAsia="Arial" w:cs="Arial" w:ascii="Arial" w:hAnsi="Arial"/>
+          <w:sz w:val="22"/>
+          <w:szCs w:val="22"/>
+        </w:rPr>
+        <w:t>Сумма вывода должна быть равна текущему балансу Пользователя. Частичный вывод средств не допускается в целях соблюдения финансовой безопасности Исполнителя и предотвращения рисков, связанных с нарушением законодательства РФ.</w:t>
+      </w:r>
+    </w:p>
+    <w:p>
+      <w:pPr>
+        <w:pStyle w:val="normal1"/>
+        <w:keepNext w:val="false"/>
+        <w:keepLines w:val="false"/>
+        <w:pageBreakBefore w:val="false"/>
+        <w:widowControl/>
+        <w:numPr>
+          <w:ilvl w:val="1"/>
+          <w:numId w:val="1"/>
+        </w:numPr>
+        <w:pBdr/>
+        <w:shd w:val="clear" w:fill="auto"/>
+        <w:spacing w:lineRule="auto" w:line="276" w:before="0" w:after="0"/>
+        <w:ind w:hanging="0" w:left="-566" w:right="0"/>
+        <w:jc w:val="left"/>
+        <w:rPr>
+          <w:rFonts w:ascii="Arial" w:hAnsi="Arial" w:eastAsia="Arial" w:cs="Arial"/>
+          <w:sz w:val="22"/>
+          <w:szCs w:val="22"/>
+        </w:rPr>
+      </w:pPr>
+      <w:r>
+        <w:rPr>
+          <w:rFonts w:eastAsia="Arial" w:cs="Arial" w:ascii="Arial" w:hAnsi="Arial"/>
+          <w:sz w:val="22"/>
+          <w:szCs w:val="22"/>
+        </w:rPr>
+        <w:t>Исполнитель не удерживает комиссию за вывод средств, кроме случаев, когда банковские или иные платежные системы взимают комиссионное вознаграждение, о чем Пользователь уведомляется заранее.</w:t>
+      </w:r>
+    </w:p>
+    <w:p>
+      <w:pPr>
+        <w:pStyle w:val="normal1"/>
+        <w:keepNext w:val="false"/>
+        <w:keepLines w:val="false"/>
+        <w:pageBreakBefore w:val="false"/>
+        <w:widowControl/>
+        <w:numPr>
+          <w:ilvl w:val="1"/>
+          <w:numId w:val="1"/>
+        </w:numPr>
+        <w:pBdr/>
+        <w:shd w:val="clear" w:fill="auto"/>
+        <w:spacing w:lineRule="auto" w:line="276" w:before="0" w:after="0"/>
+        <w:ind w:hanging="0" w:left="-566" w:right="0"/>
+        <w:jc w:val="left"/>
+        <w:rPr>
+          <w:rFonts w:ascii="Arial" w:hAnsi="Arial" w:eastAsia="Arial" w:cs="Arial"/>
+          <w:sz w:val="22"/>
+          <w:szCs w:val="22"/>
+        </w:rPr>
+      </w:pPr>
+      <w:r>
+        <w:rPr>
+          <w:rFonts w:eastAsia="Arial" w:cs="Arial" w:ascii="Arial" w:hAnsi="Arial"/>
+          <w:sz w:val="22"/>
+          <w:szCs w:val="22"/>
+        </w:rPr>
+        <w:t>После обработки заявки и перечисления средств обязательства Исполнителя по возврату считаются исполненными в полном объеме.</w:t>
+      </w:r>
+    </w:p>
+    <w:p>
+      <w:pPr>
+        <w:pStyle w:val="normal1"/>
+        <w:keepNext w:val="false"/>
+        <w:keepLines w:val="false"/>
+        <w:widowControl/>
+        <w:pBdr/>
+        <w:shd w:val="clear" w:fill="auto"/>
+        <w:spacing w:lineRule="auto" w:line="276" w:before="0" w:after="0"/>
+        <w:ind w:hanging="0" w:left="792" w:right="0"/>
+        <w:jc w:val="left"/>
+        <w:rPr>
+          <w:rFonts w:ascii="Arial" w:hAnsi="Arial" w:eastAsia="Arial" w:cs="Arial"/>
+          <w:sz w:val="22"/>
+          <w:szCs w:val="22"/>
+        </w:rPr>
+      </w:pPr>
+      <w:r>
+        <w:rPr>
+          <w:rFonts w:eastAsia="Arial" w:cs="Arial" w:ascii="Arial" w:hAnsi="Arial"/>
+          <w:sz w:val="22"/>
+          <w:szCs w:val="22"/>
+        </w:rPr>
+      </w:r>
+    </w:p>
+    <w:p>
+      <w:pPr>
+        <w:pStyle w:val="Normal"/>
+        <w:widowControl w:val="false"/>
+        <w:spacing w:lineRule="auto" w:line="240" w:before="312" w:after="0"/>
+        <w:ind w:firstLine="360" w:left="1800"/>
+        <w:rPr>
+          <w:rFonts w:ascii="Arial" w:hAnsi="Arial" w:eastAsia="Arial" w:cs="Arial"/>
           <w:b/>
           <w:sz w:val="20"/>
           <w:szCs w:val="20"/>
@@ -2253,16 +2831,35 @@
       </w:pPr>
       <w:r>
         <w:rPr>
-          <w:rFonts w:ascii="Arial" w:eastAsia="Arial" w:hAnsi="Arial" w:cs="Arial"/>
+          <w:rFonts w:eastAsia="Arial" w:cs="Arial" w:ascii="Arial" w:hAnsi="Arial"/>
           <w:b/>
           <w:sz w:val="22"/>
           <w:szCs w:val="22"/>
         </w:rPr>
-        <w:t xml:space="preserve">13. РЕКВИЗИТЫ ОПЕРАТОРА </w:t>
-      </w:r>
-      <w:r>
-        <w:rPr>
-          <w:rFonts w:ascii="Arial" w:eastAsia="Arial" w:hAnsi="Arial" w:cs="Arial"/>
+        <w:t>1</w:t>
+      </w:r>
+      <w:r>
+        <w:rPr>
+          <w:rFonts w:eastAsia="Arial" w:cs="Arial" w:ascii="Arial" w:hAnsi="Arial"/>
+          <w:b/>
+          <w:sz w:val="22"/>
+          <w:szCs w:val="22"/>
+          <w:lang w:val="en-US"/>
+        </w:rPr>
+        <w:t>4</w:t>
+      </w:r>
+      <w:r>
+        <w:rPr>
+          <w:rFonts w:eastAsia="Arial" w:cs="Arial" w:ascii="Arial" w:hAnsi="Arial"/>
+          <w:b/>
+          <w:sz w:val="22"/>
+          <w:szCs w:val="22"/>
+        </w:rPr>
+        <w:t xml:space="preserve">. РЕКВИЗИТЫ ОПЕРАТОРА </w:t>
+      </w:r>
+      <w:r>
+        <w:rPr>
+          <w:rFonts w:eastAsia="Arial" w:cs="Arial" w:ascii="Arial" w:hAnsi="Arial"/>
           <w:b/>
           <w:sz w:val="20"/>
           <w:szCs w:val="20"/>
@@ -2273,39 +2870,42 @@
     <w:tbl>
       <w:tblPr>
         <w:tblW w:w="9356" w:type="dxa"/>
+        <w:jc w:val="left"/>
         <w:tblInd w:w="6" w:type="dxa"/>
+        <w:tblLayout w:type="fixed"/>
         <w:tblCellMar>
           <w:top w:w="100" w:type="dxa"/>
           <w:left w:w="100" w:type="dxa"/>
           <w:bottom w:w="100" w:type="dxa"/>
           <w:right w:w="100" w:type="dxa"/>
         </w:tblCellMar>
-        <w:tblLook w:val="0600" w:firstRow="0" w:lastRow="0" w:firstColumn="0" w:lastColumn="0" w:noHBand="1" w:noVBand="1"/>
+        <w:tblLook w:firstRow="0" w:noVBand="1" w:lastRow="0" w:firstColumn="0" w:lastColumn="0" w:noHBand="1" w:val="0600"/>
       </w:tblPr>
       <w:tblGrid>
-        <w:gridCol w:w="2547"/>
+        <w:gridCol w:w="2546"/>
         <w:gridCol w:w="6809"/>
       </w:tblGrid>
       <w:tr>
         <w:trPr>
-          <w:trHeight w:val="290"/>
+          <w:trHeight w:val="290" w:hRule="atLeast"/>
         </w:trPr>
         <w:tc>
           <w:tcPr>
-            <w:tcW w:w="2547" w:type="dxa"/>
+            <w:tcW w:w="2546" w:type="dxa"/>
             <w:tcBorders>
               <w:top w:val="single" w:sz="8" w:space="0" w:color="000000"/>
               <w:left w:val="single" w:sz="8" w:space="0" w:color="000000"/>
               <w:bottom w:val="single" w:sz="8" w:space="0" w:color="000000"/>
               <w:right w:val="single" w:sz="8" w:space="0" w:color="000000"/>
             </w:tcBorders>
-            <w:shd w:val="clear" w:color="auto" w:fill="auto"/>
+            <w:shd w:color="auto" w:fill="auto" w:val="clear"/>
           </w:tcPr>
           <w:p>
             <w:pPr>
-              <w:spacing w:after="0"/>
-              <w:rPr>
-                <w:rFonts w:ascii="Arial" w:eastAsia="Arial" w:hAnsi="Arial" w:cs="Arial"/>
+              <w:pStyle w:val="Normal"/>
+              <w:spacing w:before="0" w:after="0"/>
+              <w:rPr>
+                <w:rFonts w:ascii="Arial" w:hAnsi="Arial" w:eastAsia="Arial" w:cs="Arial"/>
                 <w:b/>
                 <w:sz w:val="20"/>
                 <w:szCs w:val="20"/>
@@ -2316,7 +2916,7 @@
             <w:bookmarkEnd w:id="1"/>
             <w:r>
               <w:rPr>
-                <w:rFonts w:ascii="Arial" w:eastAsia="Arial" w:hAnsi="Arial" w:cs="Arial"/>
+                <w:rFonts w:eastAsia="Arial" w:cs="Arial" w:ascii="Arial" w:hAnsi="Arial"/>
                 <w:b/>
                 <w:sz w:val="20"/>
                 <w:szCs w:val="20"/>
@@ -2327,20 +2927,21 @@
         </w:tc>
         <w:tc>
           <w:tcPr>
-            <w:tcW w:w="6808" w:type="dxa"/>
+            <w:tcW w:w="6809" w:type="dxa"/>
             <w:tcBorders>
               <w:top w:val="single" w:sz="8" w:space="0" w:color="000000"/>
               <w:left w:val="single" w:sz="8" w:space="0" w:color="000000"/>
               <w:bottom w:val="single" w:sz="8" w:space="0" w:color="000000"/>
               <w:right w:val="single" w:sz="8" w:space="0" w:color="000000"/>
             </w:tcBorders>
-            <w:shd w:val="clear" w:color="auto" w:fill="auto"/>
+            <w:shd w:color="auto" w:fill="auto" w:val="clear"/>
           </w:tcPr>
           <w:p>
             <w:pPr>
-              <w:spacing w:after="0"/>
-              <w:rPr>
-                <w:rFonts w:ascii="Arial" w:eastAsia="Arial" w:hAnsi="Arial" w:cs="Arial"/>
+              <w:pStyle w:val="Normal"/>
+              <w:spacing w:before="0" w:after="0"/>
+              <w:rPr>
+                <w:rFonts w:ascii="Arial" w:hAnsi="Arial" w:eastAsia="Arial" w:cs="Arial"/>
                 <w:sz w:val="20"/>
                 <w:szCs w:val="20"/>
                 <w:highlight w:val="white"/>
@@ -2350,7 +2951,7 @@
             <w:bookmarkEnd w:id="2"/>
             <w:r>
               <w:rPr>
-                <w:rFonts w:ascii="Arial" w:eastAsia="Arial" w:hAnsi="Arial" w:cs="Arial"/>
+                <w:rFonts w:eastAsia="Arial" w:cs="Arial" w:ascii="Arial" w:hAnsi="Arial"/>
                 <w:sz w:val="20"/>
                 <w:szCs w:val="20"/>
               </w:rPr>
@@ -2361,25 +2962,26 @@
       </w:tr>
       <w:tr>
         <w:trPr>
-          <w:trHeight w:val="287"/>
+          <w:trHeight w:val="287" w:hRule="atLeast"/>
         </w:trPr>
         <w:tc>
           <w:tcPr>
-            <w:tcW w:w="2547" w:type="dxa"/>
+            <w:tcW w:w="2546" w:type="dxa"/>
             <w:tcBorders>
               <w:top w:val="single" w:sz="8" w:space="0" w:color="000000"/>
               <w:left w:val="single" w:sz="8" w:space="0" w:color="000000"/>
               <w:bottom w:val="single" w:sz="8" w:space="0" w:color="000000"/>
               <w:right w:val="single" w:sz="8" w:space="0" w:color="000000"/>
             </w:tcBorders>
-            <w:shd w:val="clear" w:color="auto" w:fill="auto"/>
+            <w:shd w:color="auto" w:fill="auto" w:val="clear"/>
           </w:tcPr>
           <w:p>
             <w:pPr>
-              <w:widowControl w:val="0"/>
-              <w:spacing w:after="0" w:line="240" w:lineRule="auto"/>
-              <w:rPr>
-                <w:rFonts w:ascii="Arial" w:eastAsia="Arial" w:hAnsi="Arial" w:cs="Arial"/>
+              <w:pStyle w:val="Normal"/>
+              <w:widowControl w:val="false"/>
+              <w:spacing w:lineRule="auto" w:line="240" w:before="0" w:after="0"/>
+              <w:rPr>
+                <w:rFonts w:ascii="Arial" w:hAnsi="Arial" w:eastAsia="Arial" w:cs="Arial"/>
                 <w:b/>
                 <w:sz w:val="20"/>
                 <w:szCs w:val="20"/>
@@ -2388,7 +2990,7 @@
             </w:pPr>
             <w:r>
               <w:rPr>
-                <w:rFonts w:ascii="Arial" w:eastAsia="Arial" w:hAnsi="Arial" w:cs="Arial"/>
+                <w:rFonts w:eastAsia="Arial" w:cs="Arial" w:ascii="Arial" w:hAnsi="Arial"/>
                 <w:b/>
                 <w:sz w:val="20"/>
                 <w:szCs w:val="20"/>
@@ -2400,20 +3002,21 @@
         </w:tc>
         <w:tc>
           <w:tcPr>
-            <w:tcW w:w="6808" w:type="dxa"/>
+            <w:tcW w:w="6809" w:type="dxa"/>
             <w:tcBorders>
               <w:top w:val="single" w:sz="8" w:space="0" w:color="000000"/>
               <w:left w:val="single" w:sz="8" w:space="0" w:color="000000"/>
               <w:bottom w:val="single" w:sz="8" w:space="0" w:color="000000"/>
               <w:right w:val="single" w:sz="8" w:space="0" w:color="000000"/>
             </w:tcBorders>
-            <w:shd w:val="clear" w:color="auto" w:fill="auto"/>
+            <w:shd w:color="auto" w:fill="auto" w:val="clear"/>
           </w:tcPr>
           <w:p>
             <w:pPr>
-              <w:spacing w:after="0"/>
-              <w:rPr>
-                <w:rFonts w:ascii="Arial" w:eastAsia="Arial" w:hAnsi="Arial" w:cs="Arial"/>
+              <w:pStyle w:val="Normal"/>
+              <w:spacing w:before="0" w:after="0"/>
+              <w:rPr>
+                <w:rFonts w:ascii="Arial" w:hAnsi="Arial" w:eastAsia="Arial" w:cs="Arial"/>
                 <w:b/>
                 <w:sz w:val="20"/>
                 <w:szCs w:val="20"/>
@@ -2422,7 +3025,7 @@
             </w:pPr>
             <w:r>
               <w:rPr>
-                <w:rFonts w:ascii="Arial" w:eastAsia="Arial" w:hAnsi="Arial" w:cs="Arial"/>
+                <w:rFonts w:eastAsia="Arial" w:cs="Arial" w:ascii="Arial" w:hAnsi="Arial"/>
                 <w:sz w:val="20"/>
                 <w:szCs w:val="20"/>
               </w:rPr>
@@ -2433,25 +3036,26 @@
       </w:tr>
       <w:tr>
         <w:trPr>
-          <w:trHeight w:val="290"/>
+          <w:trHeight w:val="290" w:hRule="atLeast"/>
         </w:trPr>
         <w:tc>
           <w:tcPr>
-            <w:tcW w:w="2547" w:type="dxa"/>
+            <w:tcW w:w="2546" w:type="dxa"/>
             <w:tcBorders>
               <w:top w:val="single" w:sz="8" w:space="0" w:color="000000"/>
               <w:left w:val="single" w:sz="8" w:space="0" w:color="000000"/>
               <w:bottom w:val="single" w:sz="8" w:space="0" w:color="000000"/>
               <w:right w:val="single" w:sz="8" w:space="0" w:color="000000"/>
             </w:tcBorders>
-            <w:shd w:val="clear" w:color="auto" w:fill="auto"/>
+            <w:shd w:color="auto" w:fill="auto" w:val="clear"/>
           </w:tcPr>
           <w:p>
             <w:pPr>
-              <w:widowControl w:val="0"/>
-              <w:spacing w:after="0" w:line="240" w:lineRule="auto"/>
-              <w:rPr>
-                <w:rFonts w:ascii="Arial" w:eastAsia="Arial" w:hAnsi="Arial" w:cs="Arial"/>
+              <w:pStyle w:val="Normal"/>
+              <w:widowControl w:val="false"/>
+              <w:spacing w:lineRule="auto" w:line="240" w:before="0" w:after="0"/>
+              <w:rPr>
+                <w:rFonts w:ascii="Arial" w:hAnsi="Arial" w:eastAsia="Arial" w:cs="Arial"/>
                 <w:b/>
                 <w:sz w:val="20"/>
                 <w:szCs w:val="20"/>
@@ -2460,7 +3064,7 @@
             </w:pPr>
             <w:r>
               <w:rPr>
-                <w:rFonts w:ascii="Arial" w:eastAsia="Arial" w:hAnsi="Arial" w:cs="Arial"/>
+                <w:rFonts w:eastAsia="Arial" w:cs="Arial" w:ascii="Arial" w:hAnsi="Arial"/>
                 <w:b/>
                 <w:sz w:val="20"/>
                 <w:szCs w:val="20"/>
@@ -2472,20 +3076,21 @@
         </w:tc>
         <w:tc>
           <w:tcPr>
-            <w:tcW w:w="6808" w:type="dxa"/>
+            <w:tcW w:w="6809" w:type="dxa"/>
             <w:tcBorders>
               <w:top w:val="single" w:sz="8" w:space="0" w:color="000000"/>
               <w:left w:val="single" w:sz="8" w:space="0" w:color="000000"/>
               <w:bottom w:val="single" w:sz="8" w:space="0" w:color="000000"/>
               <w:right w:val="single" w:sz="8" w:space="0" w:color="000000"/>
             </w:tcBorders>
-            <w:shd w:val="clear" w:color="auto" w:fill="auto"/>
+            <w:shd w:color="auto" w:fill="auto" w:val="clear"/>
           </w:tcPr>
           <w:p>
             <w:pPr>
-              <w:spacing w:after="0"/>
-              <w:rPr>
-                <w:rFonts w:ascii="Arial" w:eastAsia="Arial" w:hAnsi="Arial" w:cs="Arial"/>
+              <w:pStyle w:val="Normal"/>
+              <w:spacing w:before="0" w:after="0"/>
+              <w:rPr>
+                <w:rFonts w:ascii="Arial" w:hAnsi="Arial" w:eastAsia="Arial" w:cs="Arial"/>
                 <w:b/>
                 <w:sz w:val="20"/>
                 <w:szCs w:val="20"/>
@@ -2494,7 +3099,7 @@
             </w:pPr>
             <w:r>
               <w:rPr>
-                <w:rFonts w:ascii="Arial" w:eastAsia="Arial" w:hAnsi="Arial" w:cs="Arial"/>
+                <w:rFonts w:eastAsia="Arial" w:cs="Arial" w:ascii="Arial" w:hAnsi="Arial"/>
                 <w:sz w:val="20"/>
                 <w:szCs w:val="20"/>
               </w:rPr>
@@ -2505,25 +3110,26 @@
       </w:tr>
       <w:tr>
         <w:trPr>
-          <w:trHeight w:val="290"/>
+          <w:trHeight w:val="290" w:hRule="atLeast"/>
         </w:trPr>
         <w:tc>
           <w:tcPr>
-            <w:tcW w:w="2547" w:type="dxa"/>
+            <w:tcW w:w="2546" w:type="dxa"/>
             <w:tcBorders>
               <w:top w:val="single" w:sz="8" w:space="0" w:color="000000"/>
               <w:left w:val="single" w:sz="8" w:space="0" w:color="000000"/>
               <w:bottom w:val="single" w:sz="8" w:space="0" w:color="000000"/>
               <w:right w:val="single" w:sz="8" w:space="0" w:color="000000"/>
             </w:tcBorders>
-            <w:shd w:val="clear" w:color="auto" w:fill="auto"/>
+            <w:shd w:color="auto" w:fill="auto" w:val="clear"/>
           </w:tcPr>
           <w:p>
             <w:pPr>
-              <w:widowControl w:val="0"/>
-              <w:spacing w:after="0"/>
-              <w:rPr>
-                <w:rFonts w:ascii="Arial" w:eastAsia="Arial" w:hAnsi="Arial" w:cs="Arial"/>
+              <w:pStyle w:val="Normal"/>
+              <w:widowControl w:val="false"/>
+              <w:spacing w:before="0" w:after="0"/>
+              <w:rPr>
+                <w:rFonts w:ascii="Arial" w:hAnsi="Arial" w:eastAsia="Arial" w:cs="Arial"/>
                 <w:b/>
                 <w:sz w:val="20"/>
                 <w:szCs w:val="20"/>
@@ -2532,7 +3138,7 @@
             </w:pPr>
             <w:r>
               <w:rPr>
-                <w:rFonts w:ascii="Arial" w:eastAsia="Arial" w:hAnsi="Arial" w:cs="Arial"/>
+                <w:rFonts w:eastAsia="Arial" w:cs="Arial" w:ascii="Arial" w:hAnsi="Arial"/>
                 <w:b/>
                 <w:sz w:val="20"/>
                 <w:szCs w:val="20"/>
@@ -2544,28 +3150,29 @@
         </w:tc>
         <w:tc>
           <w:tcPr>
-            <w:tcW w:w="6808" w:type="dxa"/>
+            <w:tcW w:w="6809" w:type="dxa"/>
             <w:tcBorders>
               <w:top w:val="single" w:sz="8" w:space="0" w:color="000000"/>
               <w:left w:val="single" w:sz="8" w:space="0" w:color="000000"/>
               <w:bottom w:val="single" w:sz="8" w:space="0" w:color="000000"/>
               <w:right w:val="single" w:sz="8" w:space="0" w:color="000000"/>
             </w:tcBorders>
-            <w:shd w:val="clear" w:color="auto" w:fill="auto"/>
+            <w:shd w:color="auto" w:fill="auto" w:val="clear"/>
           </w:tcPr>
           <w:p>
             <w:pPr>
-              <w:widowControl w:val="0"/>
-              <w:spacing w:after="0"/>
-              <w:rPr>
-                <w:rFonts w:ascii="Arial" w:eastAsia="Arial" w:hAnsi="Arial" w:cs="Arial"/>
+              <w:pStyle w:val="Normal"/>
+              <w:widowControl w:val="false"/>
+              <w:spacing w:before="0" w:after="0"/>
+              <w:rPr>
+                <w:rFonts w:ascii="Arial" w:hAnsi="Arial" w:eastAsia="Arial" w:cs="Arial"/>
                 <w:sz w:val="20"/>
                 <w:szCs w:val="20"/>
               </w:rPr>
             </w:pPr>
             <w:r>
               <w:rPr>
-                <w:rFonts w:ascii="Arial" w:eastAsia="Arial" w:hAnsi="Arial" w:cs="Arial"/>
+                <w:rFonts w:eastAsia="Arial" w:cs="Arial" w:ascii="Arial" w:hAnsi="Arial"/>
                 <w:sz w:val="20"/>
                 <w:szCs w:val="20"/>
                 <w:highlight w:val="white"/>
@@ -2577,25 +3184,26 @@
       </w:tr>
       <w:tr>
         <w:trPr>
-          <w:trHeight w:val="290"/>
+          <w:trHeight w:val="290" w:hRule="atLeast"/>
         </w:trPr>
         <w:tc>
           <w:tcPr>
-            <w:tcW w:w="2547" w:type="dxa"/>
+            <w:tcW w:w="2546" w:type="dxa"/>
             <w:tcBorders>
               <w:top w:val="single" w:sz="8" w:space="0" w:color="000000"/>
               <w:left w:val="single" w:sz="8" w:space="0" w:color="000000"/>
               <w:bottom w:val="single" w:sz="8" w:space="0" w:color="000000"/>
               <w:right w:val="single" w:sz="8" w:space="0" w:color="000000"/>
             </w:tcBorders>
-            <w:shd w:val="clear" w:color="auto" w:fill="auto"/>
+            <w:shd w:color="auto" w:fill="auto" w:val="clear"/>
           </w:tcPr>
           <w:p>
             <w:pPr>
-              <w:widowControl w:val="0"/>
-              <w:spacing w:after="0"/>
-              <w:rPr>
-                <w:rFonts w:ascii="Arial" w:eastAsia="Arial" w:hAnsi="Arial" w:cs="Arial"/>
+              <w:pStyle w:val="Normal"/>
+              <w:widowControl w:val="false"/>
+              <w:spacing w:before="0" w:after="0"/>
+              <w:rPr>
+                <w:rFonts w:ascii="Arial" w:hAnsi="Arial" w:eastAsia="Arial" w:cs="Arial"/>
                 <w:b/>
                 <w:sz w:val="20"/>
                 <w:szCs w:val="20"/>
@@ -2604,7 +3212,7 @@
             </w:pPr>
             <w:r>
               <w:rPr>
-                <w:rFonts w:ascii="Arial" w:eastAsia="Arial" w:hAnsi="Arial" w:cs="Arial"/>
+                <w:rFonts w:eastAsia="Arial" w:cs="Arial" w:ascii="Arial" w:hAnsi="Arial"/>
                 <w:b/>
                 <w:sz w:val="20"/>
                 <w:szCs w:val="20"/>
@@ -2616,28 +3224,29 @@
         </w:tc>
         <w:tc>
           <w:tcPr>
-            <w:tcW w:w="6808" w:type="dxa"/>
+            <w:tcW w:w="6809" w:type="dxa"/>
             <w:tcBorders>
               <w:top w:val="single" w:sz="8" w:space="0" w:color="000000"/>
               <w:left w:val="single" w:sz="8" w:space="0" w:color="000000"/>
               <w:bottom w:val="single" w:sz="8" w:space="0" w:color="000000"/>
               <w:right w:val="single" w:sz="8" w:space="0" w:color="000000"/>
             </w:tcBorders>
-            <w:shd w:val="clear" w:color="auto" w:fill="auto"/>
+            <w:shd w:color="auto" w:fill="auto" w:val="clear"/>
           </w:tcPr>
           <w:p>
             <w:pPr>
-              <w:widowControl w:val="0"/>
-              <w:spacing w:after="0"/>
-              <w:rPr>
-                <w:rFonts w:ascii="Arial" w:eastAsia="Arial" w:hAnsi="Arial" w:cs="Arial"/>
+              <w:pStyle w:val="Normal"/>
+              <w:widowControl w:val="false"/>
+              <w:spacing w:before="0" w:after="0"/>
+              <w:rPr>
+                <w:rFonts w:ascii="Arial" w:hAnsi="Arial" w:eastAsia="Arial" w:cs="Arial"/>
                 <w:sz w:val="20"/>
                 <w:szCs w:val="20"/>
               </w:rPr>
             </w:pPr>
             <w:r>
               <w:rPr>
-                <w:rFonts w:ascii="Arial" w:eastAsia="Arial" w:hAnsi="Arial" w:cs="Arial"/>
+                <w:rFonts w:eastAsia="Arial" w:cs="Arial" w:ascii="Arial" w:hAnsi="Arial"/>
                 <w:sz w:val="20"/>
                 <w:szCs w:val="20"/>
                 <w:highlight w:val="white"/>
@@ -2649,25 +3258,26 @@
       </w:tr>
       <w:tr>
         <w:trPr>
-          <w:trHeight w:val="290"/>
+          <w:trHeight w:val="290" w:hRule="atLeast"/>
         </w:trPr>
         <w:tc>
           <w:tcPr>
-            <w:tcW w:w="2547" w:type="dxa"/>
+            <w:tcW w:w="2546" w:type="dxa"/>
             <w:tcBorders>
               <w:top w:val="single" w:sz="8" w:space="0" w:color="000000"/>
               <w:left w:val="single" w:sz="8" w:space="0" w:color="000000"/>
               <w:bottom w:val="single" w:sz="8" w:space="0" w:color="000000"/>
               <w:right w:val="single" w:sz="8" w:space="0" w:color="000000"/>
             </w:tcBorders>
-            <w:shd w:val="clear" w:color="auto" w:fill="auto"/>
+            <w:shd w:color="auto" w:fill="auto" w:val="clear"/>
           </w:tcPr>
           <w:p>
             <w:pPr>
-              <w:widowControl w:val="0"/>
-              <w:spacing w:after="0"/>
-              <w:rPr>
-                <w:rFonts w:ascii="Arial" w:eastAsia="Arial" w:hAnsi="Arial" w:cs="Arial"/>
+              <w:pStyle w:val="Normal"/>
+              <w:widowControl w:val="false"/>
+              <w:spacing w:before="0" w:after="0"/>
+              <w:rPr>
+                <w:rFonts w:ascii="Arial" w:hAnsi="Arial" w:eastAsia="Arial" w:cs="Arial"/>
                 <w:b/>
                 <w:sz w:val="20"/>
                 <w:szCs w:val="20"/>
@@ -2676,7 +3286,7 @@
             </w:pPr>
             <w:r>
               <w:rPr>
-                <w:rFonts w:ascii="Arial" w:eastAsia="Arial" w:hAnsi="Arial" w:cs="Arial"/>
+                <w:rFonts w:eastAsia="Arial" w:cs="Arial" w:ascii="Arial" w:hAnsi="Arial"/>
                 <w:b/>
                 <w:sz w:val="20"/>
                 <w:szCs w:val="20"/>
@@ -2688,28 +3298,29 @@
         </w:tc>
         <w:tc>
           <w:tcPr>
-            <w:tcW w:w="6808" w:type="dxa"/>
+            <w:tcW w:w="6809" w:type="dxa"/>
             <w:tcBorders>
               <w:top w:val="single" w:sz="8" w:space="0" w:color="000000"/>
               <w:left w:val="single" w:sz="8" w:space="0" w:color="000000"/>
               <w:bottom w:val="single" w:sz="8" w:space="0" w:color="000000"/>
               <w:right w:val="single" w:sz="8" w:space="0" w:color="000000"/>
             </w:tcBorders>
-            <w:shd w:val="clear" w:color="auto" w:fill="auto"/>
+            <w:shd w:color="auto" w:fill="auto" w:val="clear"/>
           </w:tcPr>
           <w:p>
             <w:pPr>
-              <w:widowControl w:val="0"/>
-              <w:spacing w:after="0"/>
-              <w:rPr>
-                <w:rFonts w:ascii="Arial" w:eastAsia="Arial" w:hAnsi="Arial" w:cs="Arial"/>
+              <w:pStyle w:val="Normal"/>
+              <w:widowControl w:val="false"/>
+              <w:spacing w:before="0" w:after="0"/>
+              <w:rPr>
+                <w:rFonts w:ascii="Arial" w:hAnsi="Arial" w:eastAsia="Arial" w:cs="Arial"/>
                 <w:sz w:val="20"/>
                 <w:szCs w:val="20"/>
               </w:rPr>
             </w:pPr>
             <w:r>
               <w:rPr>
-                <w:rFonts w:ascii="Arial" w:eastAsia="Arial" w:hAnsi="Arial" w:cs="Arial"/>
+                <w:rFonts w:eastAsia="Arial" w:cs="Arial" w:ascii="Arial" w:hAnsi="Arial"/>
                 <w:sz w:val="20"/>
                 <w:szCs w:val="20"/>
                 <w:highlight w:val="white"/>
@@ -2721,25 +3332,26 @@
       </w:tr>
       <w:tr>
         <w:trPr>
-          <w:trHeight w:val="290"/>
+          <w:trHeight w:val="290" w:hRule="atLeast"/>
         </w:trPr>
         <w:tc>
           <w:tcPr>
-            <w:tcW w:w="2547" w:type="dxa"/>
+            <w:tcW w:w="2546" w:type="dxa"/>
             <w:tcBorders>
               <w:top w:val="single" w:sz="8" w:space="0" w:color="000000"/>
               <w:left w:val="single" w:sz="8" w:space="0" w:color="000000"/>
               <w:bottom w:val="single" w:sz="8" w:space="0" w:color="000000"/>
               <w:right w:val="single" w:sz="8" w:space="0" w:color="000000"/>
             </w:tcBorders>
-            <w:shd w:val="clear" w:color="auto" w:fill="auto"/>
+            <w:shd w:color="auto" w:fill="auto" w:val="clear"/>
           </w:tcPr>
           <w:p>
             <w:pPr>
-              <w:widowControl w:val="0"/>
-              <w:spacing w:after="0"/>
-              <w:rPr>
-                <w:rFonts w:ascii="Arial" w:eastAsia="Arial" w:hAnsi="Arial" w:cs="Arial"/>
+              <w:pStyle w:val="Normal"/>
+              <w:widowControl w:val="false"/>
+              <w:spacing w:before="0" w:after="0"/>
+              <w:rPr>
+                <w:rFonts w:ascii="Arial" w:hAnsi="Arial" w:eastAsia="Arial" w:cs="Arial"/>
                 <w:b/>
                 <w:sz w:val="20"/>
                 <w:szCs w:val="20"/>
@@ -2748,7 +3360,7 @@
             </w:pPr>
             <w:r>
               <w:rPr>
-                <w:rFonts w:ascii="Arial" w:eastAsia="Arial" w:hAnsi="Arial" w:cs="Arial"/>
+                <w:rFonts w:eastAsia="Arial" w:cs="Arial" w:ascii="Arial" w:hAnsi="Arial"/>
                 <w:b/>
                 <w:sz w:val="20"/>
                 <w:szCs w:val="20"/>
@@ -2760,28 +3372,29 @@
         </w:tc>
         <w:tc>
           <w:tcPr>
-            <w:tcW w:w="6808" w:type="dxa"/>
+            <w:tcW w:w="6809" w:type="dxa"/>
             <w:tcBorders>
               <w:top w:val="single" w:sz="8" w:space="0" w:color="000000"/>
               <w:left w:val="single" w:sz="8" w:space="0" w:color="000000"/>
               <w:bottom w:val="single" w:sz="8" w:space="0" w:color="000000"/>
               <w:right w:val="single" w:sz="8" w:space="0" w:color="000000"/>
             </w:tcBorders>
-            <w:shd w:val="clear" w:color="auto" w:fill="auto"/>
+            <w:shd w:color="auto" w:fill="auto" w:val="clear"/>
           </w:tcPr>
           <w:p>
             <w:pPr>
-              <w:widowControl w:val="0"/>
-              <w:spacing w:after="0"/>
-              <w:rPr>
-                <w:rFonts w:ascii="Arial" w:eastAsia="Arial" w:hAnsi="Arial" w:cs="Arial"/>
+              <w:pStyle w:val="Normal"/>
+              <w:widowControl w:val="false"/>
+              <w:spacing w:before="0" w:after="0"/>
+              <w:rPr>
+                <w:rFonts w:ascii="Arial" w:hAnsi="Arial" w:eastAsia="Arial" w:cs="Arial"/>
                 <w:sz w:val="20"/>
                 <w:szCs w:val="20"/>
               </w:rPr>
             </w:pPr>
             <w:r>
               <w:rPr>
-                <w:rFonts w:ascii="Arial" w:eastAsia="Arial" w:hAnsi="Arial" w:cs="Arial"/>
+                <w:rFonts w:eastAsia="Arial" w:cs="Arial" w:ascii="Arial" w:hAnsi="Arial"/>
                 <w:sz w:val="20"/>
                 <w:szCs w:val="20"/>
                 <w:highlight w:val="white"/>
@@ -2793,25 +3406,26 @@
       </w:tr>
       <w:tr>
         <w:trPr>
-          <w:trHeight w:val="290"/>
+          <w:trHeight w:val="290" w:hRule="atLeast"/>
         </w:trPr>
         <w:tc>
           <w:tcPr>
-            <w:tcW w:w="2547" w:type="dxa"/>
+            <w:tcW w:w="2546" w:type="dxa"/>
             <w:tcBorders>
               <w:top w:val="single" w:sz="8" w:space="0" w:color="000000"/>
               <w:left w:val="single" w:sz="8" w:space="0" w:color="000000"/>
               <w:bottom w:val="single" w:sz="8" w:space="0" w:color="000000"/>
               <w:right w:val="single" w:sz="8" w:space="0" w:color="000000"/>
             </w:tcBorders>
-            <w:shd w:val="clear" w:color="auto" w:fill="auto"/>
+            <w:shd w:color="auto" w:fill="auto" w:val="clear"/>
           </w:tcPr>
           <w:p>
             <w:pPr>
-              <w:widowControl w:val="0"/>
-              <w:spacing w:after="0"/>
-              <w:rPr>
-                <w:rFonts w:ascii="Arial" w:eastAsia="Arial" w:hAnsi="Arial" w:cs="Arial"/>
+              <w:pStyle w:val="Normal"/>
+              <w:widowControl w:val="false"/>
+              <w:spacing w:before="0" w:after="0"/>
+              <w:rPr>
+                <w:rFonts w:ascii="Arial" w:hAnsi="Arial" w:eastAsia="Arial" w:cs="Arial"/>
                 <w:b/>
                 <w:sz w:val="20"/>
                 <w:szCs w:val="20"/>
@@ -2820,7 +3434,7 @@
             </w:pPr>
             <w:r>
               <w:rPr>
-                <w:rFonts w:ascii="Arial" w:eastAsia="Arial" w:hAnsi="Arial" w:cs="Arial"/>
+                <w:rFonts w:eastAsia="Arial" w:cs="Arial" w:ascii="Arial" w:hAnsi="Arial"/>
                 <w:b/>
                 <w:sz w:val="20"/>
                 <w:szCs w:val="20"/>
@@ -2832,28 +3446,29 @@
         </w:tc>
         <w:tc>
           <w:tcPr>
-            <w:tcW w:w="6808" w:type="dxa"/>
+            <w:tcW w:w="6809" w:type="dxa"/>
             <w:tcBorders>
               <w:top w:val="single" w:sz="8" w:space="0" w:color="000000"/>
               <w:left w:val="single" w:sz="8" w:space="0" w:color="000000"/>
               <w:bottom w:val="single" w:sz="8" w:space="0" w:color="000000"/>
               <w:right w:val="single" w:sz="8" w:space="0" w:color="000000"/>
             </w:tcBorders>
-            <w:shd w:val="clear" w:color="auto" w:fill="auto"/>
+            <w:shd w:color="auto" w:fill="auto" w:val="clear"/>
           </w:tcPr>
           <w:p>
             <w:pPr>
-              <w:widowControl w:val="0"/>
-              <w:spacing w:after="0"/>
-              <w:rPr>
-                <w:rFonts w:ascii="Arial" w:eastAsia="Arial" w:hAnsi="Arial" w:cs="Arial"/>
+              <w:pStyle w:val="Normal"/>
+              <w:widowControl w:val="false"/>
+              <w:spacing w:before="0" w:after="0"/>
+              <w:rPr>
+                <w:rFonts w:ascii="Arial" w:hAnsi="Arial" w:eastAsia="Arial" w:cs="Arial"/>
                 <w:sz w:val="20"/>
                 <w:szCs w:val="20"/>
               </w:rPr>
             </w:pPr>
             <w:r>
               <w:rPr>
-                <w:rFonts w:ascii="Arial" w:eastAsia="Arial" w:hAnsi="Arial" w:cs="Arial"/>
+                <w:rFonts w:eastAsia="Arial" w:cs="Arial" w:ascii="Arial" w:hAnsi="Arial"/>
                 <w:sz w:val="20"/>
                 <w:szCs w:val="20"/>
                 <w:highlight w:val="white"/>
@@ -2865,25 +3480,26 @@
       </w:tr>
       <w:tr>
         <w:trPr>
-          <w:trHeight w:val="290"/>
+          <w:trHeight w:val="290" w:hRule="atLeast"/>
         </w:trPr>
         <w:tc>
           <w:tcPr>
-            <w:tcW w:w="2547" w:type="dxa"/>
+            <w:tcW w:w="2546" w:type="dxa"/>
             <w:tcBorders>
               <w:top w:val="single" w:sz="8" w:space="0" w:color="000000"/>
               <w:left w:val="single" w:sz="8" w:space="0" w:color="000000"/>
               <w:bottom w:val="single" w:sz="8" w:space="0" w:color="000000"/>
               <w:right w:val="single" w:sz="8" w:space="0" w:color="000000"/>
             </w:tcBorders>
-            <w:shd w:val="clear" w:color="auto" w:fill="auto"/>
+            <w:shd w:color="auto" w:fill="auto" w:val="clear"/>
           </w:tcPr>
           <w:p>
             <w:pPr>
-              <w:widowControl w:val="0"/>
-              <w:spacing w:after="0" w:line="240" w:lineRule="auto"/>
-              <w:rPr>
-                <w:rFonts w:ascii="Arial" w:eastAsia="Arial" w:hAnsi="Arial" w:cs="Arial"/>
+              <w:pStyle w:val="Normal"/>
+              <w:widowControl w:val="false"/>
+              <w:spacing w:lineRule="auto" w:line="240" w:before="0" w:after="0"/>
+              <w:rPr>
+                <w:rFonts w:ascii="Arial" w:hAnsi="Arial" w:eastAsia="Arial" w:cs="Arial"/>
                 <w:b/>
                 <w:sz w:val="20"/>
                 <w:szCs w:val="20"/>
@@ -2892,7 +3508,7 @@
             </w:pPr>
             <w:r>
               <w:rPr>
-                <w:rFonts w:ascii="Arial" w:eastAsia="Arial" w:hAnsi="Arial" w:cs="Arial"/>
+                <w:rFonts w:eastAsia="Arial" w:cs="Arial" w:ascii="Arial" w:hAnsi="Arial"/>
                 <w:b/>
                 <w:sz w:val="20"/>
                 <w:szCs w:val="20"/>
@@ -2904,31 +3520,39 @@
         </w:tc>
         <w:tc>
           <w:tcPr>
-            <w:tcW w:w="6808" w:type="dxa"/>
+            <w:tcW w:w="6809" w:type="dxa"/>
             <w:tcBorders>
               <w:top w:val="single" w:sz="8" w:space="0" w:color="000000"/>
               <w:left w:val="single" w:sz="8" w:space="0" w:color="000000"/>
               <w:bottom w:val="single" w:sz="8" w:space="0" w:color="000000"/>
               <w:right w:val="single" w:sz="8" w:space="0" w:color="000000"/>
             </w:tcBorders>
-            <w:shd w:val="clear" w:color="auto" w:fill="auto"/>
+            <w:shd w:color="auto" w:fill="auto" w:val="clear"/>
           </w:tcPr>
           <w:p>
             <w:pPr>
+              <w:pStyle w:val="Normal"/>
               <w:shd w:val="clear" w:color="auto" w:fill="FFFFFF"/>
-              <w:spacing w:after="0"/>
+              <w:spacing w:before="0" w:after="0"/>
+              <w:rPr/>
             </w:pPr>
-            <w:hyperlink r:id="rId9">
+            <w:hyperlink r:id="rId4">
               <w:r>
                 <w:rPr>
-                  <w:rStyle w:val="ListLabel2"/>
+                  <w:rStyle w:val="Style"/>
+                  <w:rFonts w:ascii="Arial" w:hAnsi="Arial" w:eastAsia="Arial" w:cs="Arial"/>
+                  <w:color w:val="1155CC"/>
+                  <w:sz w:val="20"/>
+                  <w:sz w:val="20"/>
+                  <w:szCs w:val="20"/>
+                  <w:u w:val="single"/>
                 </w:rPr>
                 <w:t>support@harmex.ru</w:t>
               </w:r>
             </w:hyperlink>
             <w:r>
               <w:rPr>
-                <w:rFonts w:ascii="Arial" w:eastAsia="Arial" w:hAnsi="Arial" w:cs="Arial"/>
+                <w:rFonts w:eastAsia="Arial" w:cs="Arial" w:ascii="Arial" w:hAnsi="Arial"/>
                 <w:sz w:val="20"/>
                 <w:szCs w:val="20"/>
               </w:rPr>
@@ -2940,33 +3564,62 @@
     </w:tbl>
     <w:p>
       <w:pPr>
-        <w:widowControl w:val="0"/>
-        <w:spacing w:after="0"/>
-        <w:rPr>
-          <w:rFonts w:ascii="Arial" w:eastAsia="Arial" w:hAnsi="Arial" w:cs="Arial"/>
-          <w:sz w:val="22"/>
-          <w:szCs w:val="22"/>
-        </w:rPr>
-      </w:pPr>
-    </w:p>
-    <w:p>
-      <w:pPr>
-        <w:widowControl w:val="0"/>
-        <w:spacing w:before="312" w:after="0" w:line="240" w:lineRule="auto"/>
-        <w:ind w:left="1800" w:firstLine="360"/>
-      </w:pPr>
-      <w:r>
-        <w:rPr>
-          <w:rFonts w:ascii="Arial" w:eastAsia="Arial" w:hAnsi="Arial" w:cs="Arial"/>
+        <w:pStyle w:val="Normal"/>
+        <w:widowControl w:val="false"/>
+        <w:spacing w:before="0" w:after="0"/>
+        <w:rPr>
+          <w:rFonts w:ascii="Arial" w:hAnsi="Arial" w:eastAsia="Arial" w:cs="Arial"/>
+          <w:sz w:val="22"/>
+          <w:szCs w:val="22"/>
+        </w:rPr>
+      </w:pPr>
+      <w:r>
+        <w:rPr>
+          <w:rFonts w:eastAsia="Arial" w:cs="Arial" w:ascii="Arial" w:hAnsi="Arial"/>
+          <w:sz w:val="22"/>
+          <w:szCs w:val="22"/>
+        </w:rPr>
+      </w:r>
+    </w:p>
+    <w:p>
+      <w:pPr>
+        <w:pStyle w:val="Normal"/>
+        <w:widowControl w:val="false"/>
+        <w:spacing w:lineRule="auto" w:line="240" w:before="312" w:after="0"/>
+        <w:ind w:firstLine="360" w:left="1800"/>
+        <w:rPr/>
+      </w:pPr>
+      <w:r>
+        <w:rPr>
+          <w:rFonts w:eastAsia="Arial" w:cs="Arial" w:ascii="Arial" w:hAnsi="Arial"/>
           <w:b/>
           <w:sz w:val="22"/>
           <w:szCs w:val="22"/>
         </w:rPr>
-        <w:t xml:space="preserve">14. РЕКВИЗИТЫ ПОЛЬЗОВАТЕЛЯ </w:t>
-      </w:r>
-      <w:r>
-        <w:rPr>
-          <w:rFonts w:ascii="Arial" w:eastAsia="Arial" w:hAnsi="Arial" w:cs="Arial"/>
+        <w:t>1</w:t>
+      </w:r>
+      <w:r>
+        <w:rPr>
+          <w:rFonts w:eastAsia="Arial" w:cs="Arial" w:ascii="Arial" w:hAnsi="Arial"/>
+          <w:b/>
+          <w:sz w:val="22"/>
+          <w:szCs w:val="22"/>
+          <w:lang w:val="en-US"/>
+        </w:rPr>
+        <w:t>5</w:t>
+      </w:r>
+      <w:r>
+        <w:rPr>
+          <w:rFonts w:eastAsia="Arial" w:cs="Arial" w:ascii="Arial" w:hAnsi="Arial"/>
+          <w:b/>
+          <w:sz w:val="22"/>
+          <w:szCs w:val="22"/>
+        </w:rPr>
+        <w:t xml:space="preserve">. РЕКВИЗИТЫ ПОЛЬЗОВАТЕЛЯ </w:t>
+      </w:r>
+      <w:r>
+        <w:rPr>
+          <w:rFonts w:eastAsia="Arial" w:cs="Arial" w:ascii="Arial" w:hAnsi="Arial"/>
           <w:b/>
           <w:sz w:val="20"/>
           <w:szCs w:val="20"/>
@@ -2977,19 +3630,23 @@
     <w:tbl>
       <w:tblPr>
         <w:tblW w:w="9071" w:type="dxa"/>
+        <w:jc w:val="left"/>
+        <w:tblInd w:w="0" w:type="dxa"/>
+        <w:tblLayout w:type="fixed"/>
         <w:tblCellMar>
           <w:top w:w="100" w:type="dxa"/>
           <w:left w:w="100" w:type="dxa"/>
           <w:bottom w:w="100" w:type="dxa"/>
           <w:right w:w="100" w:type="dxa"/>
         </w:tblCellMar>
-        <w:tblLook w:val="0600" w:firstRow="0" w:lastRow="0" w:firstColumn="0" w:lastColumn="0" w:noHBand="1" w:noVBand="1"/>
+        <w:tblLook w:firstRow="0" w:noVBand="1" w:lastRow="0" w:firstColumn="0" w:lastColumn="0" w:noHBand="1" w:val="0600"/>
       </w:tblPr>
       <w:tblGrid>
         <w:gridCol w:w="4535"/>
-        <w:gridCol w:w="4536"/>
+        <w:gridCol w:w="4535"/>
       </w:tblGrid>
       <w:tr>
+        <w:trPr/>
         <w:tc>
           <w:tcPr>
             <w:tcW w:w="4535" w:type="dxa"/>
@@ -2999,12 +3656,14 @@
               <w:bottom w:val="single" w:sz="8" w:space="0" w:color="000000"/>
               <w:right w:val="single" w:sz="8" w:space="0" w:color="000000"/>
             </w:tcBorders>
-            <w:shd w:val="clear" w:color="auto" w:fill="auto"/>
+            <w:shd w:color="auto" w:fill="auto" w:val="clear"/>
           </w:tcPr>
           <w:p>
             <w:pPr>
-              <w:widowControl w:val="0"/>
-              <w:spacing w:after="0" w:line="240" w:lineRule="auto"/>
+              <w:pStyle w:val="Normal"/>
+              <w:widowControl w:val="false"/>
+              <w:spacing w:lineRule="auto" w:line="240" w:before="0" w:after="0"/>
+              <w:rPr/>
             </w:pPr>
             <w:r>
               <w:rPr>
@@ -3023,12 +3682,14 @@
               <w:bottom w:val="single" w:sz="8" w:space="0" w:color="000000"/>
               <w:right w:val="single" w:sz="8" w:space="0" w:color="000000"/>
             </w:tcBorders>
-            <w:shd w:val="clear" w:color="auto" w:fill="auto"/>
+            <w:shd w:color="auto" w:fill="auto" w:val="clear"/>
           </w:tcPr>
           <w:p>
             <w:pPr>
-              <w:widowControl w:val="0"/>
-              <w:spacing w:after="0"/>
+              <w:pStyle w:val="Normal"/>
+              <w:widowControl w:val="false"/>
+              <w:spacing w:before="0" w:after="0"/>
+              <w:rPr/>
             </w:pPr>
             <w:r>
               <w:rPr>
@@ -3048,7 +3709,6 @@
               <w:t>{{</w:t>
             </w:r>
             <w:bookmarkStart w:id="3" w:name="__DdeLink__502_18922726291"/>
-            <w:proofErr w:type="spellStart"/>
             <w:r>
               <w:rPr>
                 <w:b/>
@@ -3059,7 +3719,6 @@
               <w:t>fioFirst</w:t>
             </w:r>
             <w:bookmarkEnd w:id="3"/>
-            <w:proofErr w:type="spellEnd"/>
             <w:r>
               <w:rPr>
                 <w:b/>
@@ -3074,7 +3733,7 @@
       </w:tr>
       <w:tr>
         <w:trPr>
-          <w:trHeight w:val="477"/>
+          <w:trHeight w:val="477" w:hRule="atLeast"/>
         </w:trPr>
         <w:tc>
           <w:tcPr>
@@ -3085,13 +3744,16 @@
               <w:bottom w:val="single" w:sz="8" w:space="0" w:color="000000"/>
               <w:right w:val="single" w:sz="8" w:space="0" w:color="000000"/>
             </w:tcBorders>
-            <w:shd w:val="clear" w:color="auto" w:fill="auto"/>
+            <w:shd w:color="auto" w:fill="auto" w:val="clear"/>
           </w:tcPr>
           <w:p>
             <w:pPr>
-              <w:spacing w:line="259" w:lineRule="auto"/>
+              <w:pStyle w:val="Normal"/>
+              <w:spacing w:lineRule="auto" w:line="259" w:before="0" w:after="160"/>
+              <w:rPr/>
             </w:pPr>
             <w:r>
+              <w:rPr/>
               <w:t>ОГРН</w:t>
             </w:r>
           </w:p>
@@ -3105,39 +3767,27 @@
               <w:bottom w:val="single" w:sz="8" w:space="0" w:color="000000"/>
               <w:right w:val="single" w:sz="8" w:space="0" w:color="000000"/>
             </w:tcBorders>
-            <w:shd w:val="clear" w:color="auto" w:fill="auto"/>
+            <w:shd w:color="auto" w:fill="auto" w:val="clear"/>
           </w:tcPr>
           <w:p>
             <w:pPr>
-              <w:widowControl w:val="0"/>
+              <w:pStyle w:val="Normal"/>
+              <w:widowControl w:val="false"/>
+              <w:spacing w:before="0" w:after="160"/>
+              <w:rPr/>
             </w:pPr>
             <w:r>
               <w:rPr>
                 <w:highlight w:val="white"/>
                 <w:lang w:val="en-US"/>
               </w:rPr>
-              <w:t>{{</w:t>
-            </w:r>
-            <w:proofErr w:type="spellStart"/>
-            <w:r>
-              <w:rPr>
-                <w:highlight w:val="white"/>
-                <w:lang w:val="en-US"/>
-              </w:rPr>
-              <w:t>ogrn</w:t>
-            </w:r>
-            <w:proofErr w:type="spellEnd"/>
-            <w:r>
-              <w:rPr>
-                <w:highlight w:val="white"/>
-                <w:lang w:val="en-US"/>
-              </w:rPr>
-              <w:t>}}</w:t>
+              <w:t>{{ogrn}}</w:t>
             </w:r>
           </w:p>
         </w:tc>
       </w:tr>
       <w:tr>
+        <w:trPr/>
         <w:tc>
           <w:tcPr>
             <w:tcW w:w="4535" w:type="dxa"/>
@@ -3147,13 +3797,16 @@
               <w:bottom w:val="single" w:sz="8" w:space="0" w:color="000000"/>
               <w:right w:val="single" w:sz="8" w:space="0" w:color="000000"/>
             </w:tcBorders>
-            <w:shd w:val="clear" w:color="auto" w:fill="auto"/>
+            <w:shd w:color="auto" w:fill="auto" w:val="clear"/>
           </w:tcPr>
           <w:p>
             <w:pPr>
-              <w:spacing w:line="259" w:lineRule="auto"/>
+              <w:pStyle w:val="Normal"/>
+              <w:spacing w:lineRule="auto" w:line="259" w:before="0" w:after="160"/>
+              <w:rPr/>
             </w:pPr>
             <w:r>
+              <w:rPr/>
               <w:t>ИНН</w:t>
             </w:r>
           </w:p>
@@ -3167,11 +3820,14 @@
               <w:bottom w:val="single" w:sz="8" w:space="0" w:color="000000"/>
               <w:right w:val="single" w:sz="8" w:space="0" w:color="000000"/>
             </w:tcBorders>
-            <w:shd w:val="clear" w:color="auto" w:fill="auto"/>
+            <w:shd w:color="auto" w:fill="auto" w:val="clear"/>
           </w:tcPr>
           <w:p>
             <w:pPr>
-              <w:widowControl w:val="0"/>
+              <w:pStyle w:val="Normal"/>
+              <w:widowControl w:val="false"/>
+              <w:spacing w:before="0" w:after="160"/>
+              <w:rPr/>
             </w:pPr>
             <w:r>
               <w:rPr>
@@ -3184,6 +3840,7 @@
         </w:tc>
       </w:tr>
       <w:tr>
+        <w:trPr/>
         <w:tc>
           <w:tcPr>
             <w:tcW w:w="4535" w:type="dxa"/>
@@ -3193,13 +3850,16 @@
               <w:bottom w:val="single" w:sz="8" w:space="0" w:color="000000"/>
               <w:right w:val="single" w:sz="8" w:space="0" w:color="000000"/>
             </w:tcBorders>
-            <w:shd w:val="clear" w:color="auto" w:fill="auto"/>
+            <w:shd w:color="auto" w:fill="auto" w:val="clear"/>
           </w:tcPr>
           <w:p>
             <w:pPr>
-              <w:spacing w:line="259" w:lineRule="auto"/>
+              <w:pStyle w:val="Normal"/>
+              <w:spacing w:lineRule="auto" w:line="259" w:before="0" w:after="160"/>
+              <w:rPr/>
             </w:pPr>
             <w:r>
+              <w:rPr/>
               <w:t>Адрес</w:t>
             </w:r>
           </w:p>
@@ -3213,11 +3873,14 @@
               <w:bottom w:val="single" w:sz="8" w:space="0" w:color="000000"/>
               <w:right w:val="single" w:sz="8" w:space="0" w:color="000000"/>
             </w:tcBorders>
-            <w:shd w:val="clear" w:color="auto" w:fill="auto"/>
+            <w:shd w:color="auto" w:fill="auto" w:val="clear"/>
           </w:tcPr>
           <w:p>
             <w:pPr>
-              <w:widowControl w:val="0"/>
+              <w:pStyle w:val="Normal"/>
+              <w:widowControl w:val="false"/>
+              <w:spacing w:before="0" w:after="160"/>
+              <w:rPr/>
             </w:pPr>
             <w:r>
               <w:rPr>
@@ -3230,6 +3893,7 @@
         </w:tc>
       </w:tr>
       <w:tr>
+        <w:trPr/>
         <w:tc>
           <w:tcPr>
             <w:tcW w:w="4535" w:type="dxa"/>
@@ -3239,13 +3903,16 @@
               <w:bottom w:val="single" w:sz="8" w:space="0" w:color="000000"/>
               <w:right w:val="single" w:sz="8" w:space="0" w:color="000000"/>
             </w:tcBorders>
-            <w:shd w:val="clear" w:color="auto" w:fill="auto"/>
+            <w:shd w:color="auto" w:fill="auto" w:val="clear"/>
           </w:tcPr>
           <w:p>
             <w:pPr>
-              <w:spacing w:line="218" w:lineRule="auto"/>
+              <w:pStyle w:val="Normal"/>
+              <w:spacing w:lineRule="auto" w:line="218" w:before="0" w:after="160"/>
+              <w:rPr/>
             </w:pPr>
             <w:r>
+              <w:rPr/>
               <w:t>Банк</w:t>
             </w:r>
           </w:p>
@@ -3259,11 +3926,14 @@
               <w:bottom w:val="single" w:sz="8" w:space="0" w:color="000000"/>
               <w:right w:val="single" w:sz="8" w:space="0" w:color="000000"/>
             </w:tcBorders>
-            <w:shd w:val="clear" w:color="auto" w:fill="auto"/>
+            <w:shd w:color="auto" w:fill="auto" w:val="clear"/>
           </w:tcPr>
           <w:p>
             <w:pPr>
-              <w:widowControl w:val="0"/>
+              <w:pStyle w:val="Normal"/>
+              <w:widowControl w:val="false"/>
+              <w:spacing w:before="0" w:after="160"/>
+              <w:rPr/>
             </w:pPr>
             <w:r>
               <w:rPr>
@@ -3276,6 +3946,7 @@
         </w:tc>
       </w:tr>
       <w:tr>
+        <w:trPr/>
         <w:tc>
           <w:tcPr>
             <w:tcW w:w="4535" w:type="dxa"/>
@@ -3285,13 +3956,16 @@
               <w:bottom w:val="single" w:sz="8" w:space="0" w:color="000000"/>
               <w:right w:val="single" w:sz="8" w:space="0" w:color="000000"/>
             </w:tcBorders>
-            <w:shd w:val="clear" w:color="auto" w:fill="auto"/>
+            <w:shd w:color="auto" w:fill="auto" w:val="clear"/>
           </w:tcPr>
           <w:p>
             <w:pPr>
-              <w:spacing w:line="218" w:lineRule="auto"/>
+              <w:pStyle w:val="Normal"/>
+              <w:spacing w:lineRule="auto" w:line="218" w:before="0" w:after="160"/>
+              <w:rPr/>
             </w:pPr>
             <w:r>
+              <w:rPr/>
               <w:t>БИК</w:t>
             </w:r>
           </w:p>
@@ -3305,39 +3979,27 @@
               <w:bottom w:val="single" w:sz="8" w:space="0" w:color="000000"/>
               <w:right w:val="single" w:sz="8" w:space="0" w:color="000000"/>
             </w:tcBorders>
-            <w:shd w:val="clear" w:color="auto" w:fill="auto"/>
+            <w:shd w:color="auto" w:fill="auto" w:val="clear"/>
           </w:tcPr>
           <w:p>
             <w:pPr>
-              <w:widowControl w:val="0"/>
+              <w:pStyle w:val="Normal"/>
+              <w:widowControl w:val="false"/>
+              <w:spacing w:before="0" w:after="160"/>
+              <w:rPr/>
             </w:pPr>
             <w:r>
               <w:rPr>
                 <w:highlight w:val="white"/>
                 <w:lang w:val="en-US"/>
               </w:rPr>
-              <w:t>{{</w:t>
-            </w:r>
-            <w:proofErr w:type="spellStart"/>
-            <w:r>
-              <w:rPr>
-                <w:highlight w:val="white"/>
-                <w:lang w:val="en-US"/>
-              </w:rPr>
-              <w:t>bik</w:t>
-            </w:r>
-            <w:proofErr w:type="spellEnd"/>
-            <w:r>
-              <w:rPr>
-                <w:highlight w:val="white"/>
-                <w:lang w:val="en-US"/>
-              </w:rPr>
-              <w:t>}}</w:t>
+              <w:t>{{bik}}</w:t>
             </w:r>
           </w:p>
         </w:tc>
       </w:tr>
       <w:tr>
+        <w:trPr/>
         <w:tc>
           <w:tcPr>
             <w:tcW w:w="4535" w:type="dxa"/>
@@ -3347,13 +4009,16 @@
               <w:bottom w:val="single" w:sz="8" w:space="0" w:color="000000"/>
               <w:right w:val="single" w:sz="8" w:space="0" w:color="000000"/>
             </w:tcBorders>
-            <w:shd w:val="clear" w:color="auto" w:fill="auto"/>
+            <w:shd w:color="auto" w:fill="auto" w:val="clear"/>
           </w:tcPr>
           <w:p>
             <w:pPr>
-              <w:spacing w:line="218" w:lineRule="auto"/>
+              <w:pStyle w:val="Normal"/>
+              <w:spacing w:lineRule="auto" w:line="218" w:before="0" w:after="160"/>
+              <w:rPr/>
             </w:pPr>
             <w:r>
+              <w:rPr/>
               <w:t>Расчетный счет</w:t>
             </w:r>
           </w:p>
@@ -3367,39 +4032,27 @@
               <w:bottom w:val="single" w:sz="8" w:space="0" w:color="000000"/>
               <w:right w:val="single" w:sz="8" w:space="0" w:color="000000"/>
             </w:tcBorders>
-            <w:shd w:val="clear" w:color="auto" w:fill="auto"/>
+            <w:shd w:color="auto" w:fill="auto" w:val="clear"/>
           </w:tcPr>
           <w:p>
             <w:pPr>
-              <w:widowControl w:val="0"/>
+              <w:pStyle w:val="Normal"/>
+              <w:widowControl w:val="false"/>
+              <w:spacing w:before="0" w:after="160"/>
+              <w:rPr/>
             </w:pPr>
             <w:r>
               <w:rPr>
                 <w:highlight w:val="white"/>
                 <w:lang w:val="en-US"/>
               </w:rPr>
-              <w:t>{{</w:t>
-            </w:r>
-            <w:proofErr w:type="spellStart"/>
-            <w:r>
-              <w:rPr>
-                <w:highlight w:val="white"/>
-                <w:lang w:val="en-US"/>
-              </w:rPr>
-              <w:t>rs</w:t>
-            </w:r>
-            <w:proofErr w:type="spellEnd"/>
-            <w:r>
-              <w:rPr>
-                <w:highlight w:val="white"/>
-                <w:lang w:val="en-US"/>
-              </w:rPr>
-              <w:t>}}</w:t>
+              <w:t>{{rs}}</w:t>
             </w:r>
           </w:p>
         </w:tc>
       </w:tr>
       <w:tr>
+        <w:trPr/>
         <w:tc>
           <w:tcPr>
             <w:tcW w:w="4535" w:type="dxa"/>
@@ -3409,13 +4062,16 @@
               <w:bottom w:val="single" w:sz="8" w:space="0" w:color="000000"/>
               <w:right w:val="single" w:sz="8" w:space="0" w:color="000000"/>
             </w:tcBorders>
-            <w:shd w:val="clear" w:color="auto" w:fill="auto"/>
+            <w:shd w:color="auto" w:fill="auto" w:val="clear"/>
           </w:tcPr>
           <w:p>
             <w:pPr>
-              <w:spacing w:line="218" w:lineRule="auto"/>
+              <w:pStyle w:val="Normal"/>
+              <w:spacing w:lineRule="auto" w:line="218" w:before="0" w:after="160"/>
+              <w:rPr/>
             </w:pPr>
             <w:r>
+              <w:rPr/>
               <w:t>Кор. Cчёт</w:t>
             </w:r>
           </w:p>
@@ -3429,39 +4085,27 @@
               <w:bottom w:val="single" w:sz="8" w:space="0" w:color="000000"/>
               <w:right w:val="single" w:sz="8" w:space="0" w:color="000000"/>
             </w:tcBorders>
-            <w:shd w:val="clear" w:color="auto" w:fill="auto"/>
+            <w:shd w:color="auto" w:fill="auto" w:val="clear"/>
           </w:tcPr>
           <w:p>
             <w:pPr>
-              <w:widowControl w:val="0"/>
+              <w:pStyle w:val="Normal"/>
+              <w:widowControl w:val="false"/>
+              <w:spacing w:before="0" w:after="160"/>
+              <w:rPr/>
             </w:pPr>
             <w:r>
               <w:rPr>
                 <w:highlight w:val="white"/>
                 <w:lang w:val="en-US"/>
               </w:rPr>
-              <w:t>{{</w:t>
-            </w:r>
-            <w:proofErr w:type="spellStart"/>
-            <w:r>
-              <w:rPr>
-                <w:highlight w:val="white"/>
-                <w:lang w:val="en-US"/>
-              </w:rPr>
-              <w:t>ks</w:t>
-            </w:r>
-            <w:proofErr w:type="spellEnd"/>
-            <w:r>
-              <w:rPr>
-                <w:highlight w:val="white"/>
-                <w:lang w:val="en-US"/>
-              </w:rPr>
-              <w:t>}}</w:t>
+              <w:t>{{ks}}</w:t>
             </w:r>
           </w:p>
         </w:tc>
       </w:tr>
       <w:tr>
+        <w:trPr/>
         <w:tc>
           <w:tcPr>
             <w:tcW w:w="4535" w:type="dxa"/>
@@ -3471,13 +4115,16 @@
               <w:bottom w:val="single" w:sz="8" w:space="0" w:color="000000"/>
               <w:right w:val="single" w:sz="8" w:space="0" w:color="000000"/>
             </w:tcBorders>
-            <w:shd w:val="clear" w:color="auto" w:fill="auto"/>
+            <w:shd w:color="auto" w:fill="auto" w:val="clear"/>
           </w:tcPr>
           <w:p>
             <w:pPr>
-              <w:spacing w:line="259" w:lineRule="auto"/>
+              <w:pStyle w:val="Normal"/>
+              <w:spacing w:lineRule="auto" w:line="259" w:before="0" w:after="160"/>
+              <w:rPr/>
             </w:pPr>
             <w:r>
+              <w:rPr/>
               <w:t>Эл. почта</w:t>
             </w:r>
           </w:p>
@@ -3491,11 +4138,14 @@
               <w:bottom w:val="single" w:sz="8" w:space="0" w:color="000000"/>
               <w:right w:val="single" w:sz="8" w:space="0" w:color="000000"/>
             </w:tcBorders>
-            <w:shd w:val="clear" w:color="auto" w:fill="auto"/>
+            <w:shd w:color="auto" w:fill="auto" w:val="clear"/>
           </w:tcPr>
           <w:p>
             <w:pPr>
-              <w:widowControl w:val="0"/>
+              <w:pStyle w:val="Normal"/>
+              <w:widowControl w:val="false"/>
+              <w:spacing w:before="0" w:after="160"/>
+              <w:rPr/>
             </w:pPr>
             <w:r>
               <w:rPr>
@@ -3510,26 +4160,35 @@
     </w:tbl>
     <w:p>
       <w:pPr>
-        <w:widowControl w:val="0"/>
-        <w:spacing w:before="312" w:after="0" w:line="240" w:lineRule="auto"/>
+        <w:pStyle w:val="Normal"/>
+        <w:widowControl w:val="false"/>
+        <w:spacing w:lineRule="auto" w:line="240" w:before="312" w:after="0"/>
         <w:ind w:firstLine="360"/>
         <w:jc w:val="center"/>
         <w:rPr>
-          <w:rFonts w:ascii="Arial" w:eastAsia="Arial" w:hAnsi="Arial" w:cs="Arial"/>
+          <w:rFonts w:ascii="Arial" w:hAnsi="Arial" w:eastAsia="Arial" w:cs="Arial"/>
           <w:b/>
         </w:rPr>
       </w:pPr>
-    </w:p>
-    <w:p>
-      <w:pPr>
-        <w:widowControl w:val="0"/>
-        <w:spacing w:before="312" w:after="0" w:line="240" w:lineRule="auto"/>
+      <w:r>
+        <w:rPr>
+          <w:rFonts w:eastAsia="Arial" w:cs="Arial" w:ascii="Arial" w:hAnsi="Arial"/>
+          <w:b/>
+        </w:rPr>
+      </w:r>
+    </w:p>
+    <w:p>
+      <w:pPr>
+        <w:pStyle w:val="Normal"/>
+        <w:widowControl w:val="false"/>
+        <w:spacing w:lineRule="auto" w:line="240" w:before="312" w:after="0"/>
         <w:ind w:firstLine="360"/>
         <w:jc w:val="center"/>
-      </w:pPr>
-      <w:r>
-        <w:rPr>
-          <w:rFonts w:ascii="Arial" w:eastAsia="Arial" w:hAnsi="Arial" w:cs="Arial"/>
+        <w:rPr/>
+      </w:pPr>
+      <w:r>
+        <w:rPr>
+          <w:rFonts w:eastAsia="Arial" w:cs="Arial" w:ascii="Arial" w:hAnsi="Arial"/>
           <w:b/>
           <w:sz w:val="22"/>
           <w:szCs w:val="22"/>
@@ -3538,17 +4197,17 @@
       </w:r>
       <w:r>
         <w:rPr>
-          <w:rFonts w:ascii="Arial" w:eastAsia="Arial" w:hAnsi="Arial" w:cs="Arial"/>
+          <w:rFonts w:eastAsia="Arial" w:cs="Arial" w:ascii="Arial" w:hAnsi="Arial"/>
           <w:b/>
           <w:sz w:val="22"/>
           <w:szCs w:val="22"/>
           <w:lang w:val="en-US"/>
         </w:rPr>
-        <w:t>5</w:t>
-      </w:r>
-      <w:r>
-        <w:rPr>
-          <w:rFonts w:ascii="Arial" w:eastAsia="Arial" w:hAnsi="Arial" w:cs="Arial"/>
+        <w:t>6</w:t>
+      </w:r>
+      <w:r>
+        <w:rPr>
+          <w:rFonts w:eastAsia="Arial" w:cs="Arial" w:ascii="Arial" w:hAnsi="Arial"/>
           <w:b/>
           <w:sz w:val="22"/>
           <w:szCs w:val="22"/>
@@ -3557,7 +4216,7 @@
       </w:r>
       <w:r>
         <w:rPr>
-          <w:rFonts w:ascii="Arial" w:eastAsia="Arial" w:hAnsi="Arial" w:cs="Arial"/>
+          <w:rFonts w:eastAsia="Arial" w:cs="Arial" w:ascii="Arial" w:hAnsi="Arial"/>
           <w:b/>
           <w:sz w:val="20"/>
           <w:szCs w:val="20"/>
@@ -3568,28 +4227,38 @@
     <w:tbl>
       <w:tblPr>
         <w:tblW w:w="9349" w:type="dxa"/>
+        <w:jc w:val="left"/>
         <w:tblInd w:w="-113" w:type="dxa"/>
-        <w:tblLook w:val="0000" w:firstRow="0" w:lastRow="0" w:firstColumn="0" w:lastColumn="0" w:noHBand="0" w:noVBand="0"/>
+        <w:tblLayout w:type="fixed"/>
+        <w:tblCellMar>
+          <w:top w:w="0" w:type="dxa"/>
+          <w:left w:w="108" w:type="dxa"/>
+          <w:bottom w:w="0" w:type="dxa"/>
+          <w:right w:w="108" w:type="dxa"/>
+        </w:tblCellMar>
+        <w:tblLook w:firstRow="0" w:noVBand="0" w:lastRow="0" w:firstColumn="0" w:lastColumn="0" w:noHBand="0" w:val="0000"/>
       </w:tblPr>
       <w:tblGrid>
         <w:gridCol w:w="4677"/>
-        <w:gridCol w:w="4672"/>
+        <w:gridCol w:w="4671"/>
       </w:tblGrid>
       <w:tr>
+        <w:trPr/>
         <w:tc>
           <w:tcPr>
-            <w:tcW w:w="4676" w:type="dxa"/>
+            <w:tcW w:w="4677" w:type="dxa"/>
             <w:tcBorders>
               <w:top w:val="single" w:sz="4" w:space="0" w:color="000000"/>
               <w:left w:val="single" w:sz="4" w:space="0" w:color="000000"/>
               <w:bottom w:val="single" w:sz="4" w:space="0" w:color="000000"/>
               <w:right w:val="single" w:sz="4" w:space="0" w:color="000000"/>
             </w:tcBorders>
-            <w:shd w:val="clear" w:color="auto" w:fill="auto"/>
+            <w:shd w:color="auto" w:fill="auto" w:val="clear"/>
           </w:tcPr>
           <w:p>
             <w:pPr>
-              <w:spacing w:after="0" w:line="240" w:lineRule="auto"/>
+              <w:pStyle w:val="Normal"/>
+              <w:spacing w:lineRule="auto" w:line="240" w:before="0" w:after="0"/>
               <w:jc w:val="center"/>
               <w:rPr>
                 <w:b/>
@@ -3597,11 +4266,20 @@
                 <w:szCs w:val="20"/>
               </w:rPr>
             </w:pPr>
+            <w:r>
+              <w:rPr>
+                <w:b/>
+                <w:sz w:val="20"/>
+                <w:szCs w:val="20"/>
+              </w:rPr>
+            </w:r>
           </w:p>
           <w:p>
             <w:pPr>
-              <w:spacing w:after="0" w:line="240" w:lineRule="auto"/>
+              <w:pStyle w:val="Normal"/>
+              <w:spacing w:lineRule="auto" w:line="240" w:before="0" w:after="0"/>
               <w:jc w:val="center"/>
+              <w:rPr/>
             </w:pPr>
             <w:r>
               <w:rPr>
@@ -3614,7 +4292,8 @@
           </w:p>
           <w:p>
             <w:pPr>
-              <w:spacing w:after="0" w:line="240" w:lineRule="auto"/>
+              <w:pStyle w:val="Normal"/>
+              <w:spacing w:lineRule="auto" w:line="240" w:before="0" w:after="0"/>
               <w:jc w:val="center"/>
               <w:rPr>
                 <w:b/>
@@ -3622,33 +4301,50 @@
                 <w:szCs w:val="20"/>
               </w:rPr>
             </w:pPr>
+            <w:r>
+              <w:rPr>
+                <w:b/>
+                <w:sz w:val="20"/>
+                <w:szCs w:val="20"/>
+              </w:rPr>
+            </w:r>
           </w:p>
         </w:tc>
         <w:tc>
           <w:tcPr>
-            <w:tcW w:w="4672" w:type="dxa"/>
+            <w:tcW w:w="4671" w:type="dxa"/>
             <w:tcBorders>
               <w:top w:val="single" w:sz="4" w:space="0" w:color="000000"/>
               <w:left w:val="single" w:sz="4" w:space="0" w:color="000000"/>
               <w:bottom w:val="single" w:sz="4" w:space="0" w:color="000000"/>
               <w:right w:val="single" w:sz="4" w:space="0" w:color="000000"/>
             </w:tcBorders>
-            <w:shd w:val="clear" w:color="auto" w:fill="auto"/>
+            <w:shd w:color="auto" w:fill="auto" w:val="clear"/>
           </w:tcPr>
           <w:p>
             <w:pPr>
-              <w:spacing w:after="0" w:line="240" w:lineRule="auto"/>
+              <w:pStyle w:val="Normal"/>
+              <w:spacing w:lineRule="auto" w:line="240" w:before="0" w:after="0"/>
               <w:rPr>
                 <w:b/>
                 <w:sz w:val="20"/>
                 <w:szCs w:val="20"/>
               </w:rPr>
             </w:pPr>
+            <w:r>
+              <w:rPr>
+                <w:b/>
+                <w:sz w:val="20"/>
+                <w:szCs w:val="20"/>
+              </w:rPr>
+            </w:r>
           </w:p>
           <w:p>
             <w:pPr>
-              <w:spacing w:after="0" w:line="240" w:lineRule="auto"/>
+              <w:pStyle w:val="Normal"/>
+              <w:spacing w:lineRule="auto" w:line="240" w:before="0" w:after="0"/>
               <w:jc w:val="center"/>
+              <w:rPr/>
             </w:pPr>
             <w:r>
               <w:rPr>
@@ -3662,22 +4358,25 @@
         </w:tc>
       </w:tr>
       <w:tr>
+        <w:trPr/>
         <w:tc>
           <w:tcPr>
-            <w:tcW w:w="4676" w:type="dxa"/>
+            <w:tcW w:w="4677" w:type="dxa"/>
             <w:tcBorders>
               <w:top w:val="single" w:sz="4" w:space="0" w:color="000000"/>
               <w:left w:val="single" w:sz="4" w:space="0" w:color="000000"/>
               <w:bottom w:val="single" w:sz="4" w:space="0" w:color="000000"/>
               <w:right w:val="single" w:sz="4" w:space="0" w:color="000000"/>
             </w:tcBorders>
-            <w:shd w:val="clear" w:color="auto" w:fill="auto"/>
+            <w:shd w:color="auto" w:fill="auto" w:val="clear"/>
           </w:tcPr>
           <w:p>
             <w:pPr>
-              <w:widowControl w:val="0"/>
-              <w:spacing w:after="0"/>
+              <w:pStyle w:val="Normal"/>
+              <w:widowControl w:val="false"/>
+              <w:spacing w:before="0" w:after="0"/>
               <w:jc w:val="center"/>
+              <w:rPr/>
             </w:pPr>
             <w:r>
               <w:rPr>
@@ -3690,14 +4389,14 @@
           </w:p>
           <w:p>
             <w:pPr>
-              <w:widowControl w:val="0"/>
-              <w:spacing w:after="0"/>
+              <w:pStyle w:val="Normal"/>
+              <w:widowControl w:val="false"/>
+              <w:spacing w:before="0" w:after="0"/>
               <w:jc w:val="center"/>
               <w:rPr>
                 <w:lang w:val="en-US"/>
               </w:rPr>
             </w:pPr>
-            <w:proofErr w:type="spellStart"/>
             <w:r>
               <w:rPr>
                 <w:sz w:val="20"/>
@@ -3705,67 +4404,28 @@
                 <w:highlight w:val="white"/>
                 <w:lang w:val="en-US"/>
               </w:rPr>
-              <w:t>Балашов</w:t>
+              <w:t>Балашов Андрей Эдуардович</w:t>
             </w:r>
-            <w:proofErr w:type="spellEnd"/>
-            <w:r>
-              <w:rPr>
-                <w:sz w:val="20"/>
-                <w:szCs w:val="20"/>
-                <w:highlight w:val="white"/>
-                <w:lang w:val="en-US"/>
-              </w:rPr>
-              <w:t xml:space="preserve"> </w:t>
-            </w:r>
-            <w:proofErr w:type="spellStart"/>
-            <w:r>
-              <w:rPr>
-                <w:sz w:val="20"/>
-                <w:szCs w:val="20"/>
-                <w:highlight w:val="white"/>
-                <w:lang w:val="en-US"/>
-              </w:rPr>
-              <w:t>Андрей</w:t>
-            </w:r>
-            <w:proofErr w:type="spellEnd"/>
-            <w:r>
-              <w:rPr>
-                <w:sz w:val="20"/>
-                <w:szCs w:val="20"/>
-                <w:highlight w:val="white"/>
-                <w:lang w:val="en-US"/>
-              </w:rPr>
-              <w:t xml:space="preserve"> </w:t>
-            </w:r>
-            <w:proofErr w:type="spellStart"/>
-            <w:r>
-              <w:rPr>
-                <w:sz w:val="20"/>
-                <w:szCs w:val="20"/>
-                <w:highlight w:val="white"/>
-                <w:lang w:val="en-US"/>
-              </w:rPr>
-              <w:t>Эдуардович</w:t>
-            </w:r>
-            <w:proofErr w:type="spellEnd"/>
           </w:p>
         </w:tc>
         <w:tc>
           <w:tcPr>
-            <w:tcW w:w="4672" w:type="dxa"/>
+            <w:tcW w:w="4671" w:type="dxa"/>
             <w:tcBorders>
               <w:top w:val="single" w:sz="4" w:space="0" w:color="000000"/>
               <w:left w:val="single" w:sz="4" w:space="0" w:color="000000"/>
               <w:bottom w:val="single" w:sz="4" w:space="0" w:color="000000"/>
               <w:right w:val="single" w:sz="4" w:space="0" w:color="000000"/>
             </w:tcBorders>
-            <w:shd w:val="clear" w:color="auto" w:fill="auto"/>
+            <w:shd w:color="auto" w:fill="auto" w:val="clear"/>
           </w:tcPr>
           <w:p>
             <w:pPr>
-              <w:widowControl w:val="0"/>
-              <w:spacing w:after="0"/>
+              <w:pStyle w:val="Normal"/>
+              <w:widowControl w:val="false"/>
+              <w:spacing w:before="0" w:after="0"/>
               <w:jc w:val="center"/>
+              <w:rPr/>
             </w:pPr>
             <w:r>
               <w:rPr>
@@ -3778,8 +4438,10 @@
           </w:p>
           <w:p>
             <w:pPr>
-              <w:spacing w:after="0" w:line="240" w:lineRule="auto"/>
+              <w:pStyle w:val="Normal"/>
+              <w:spacing w:lineRule="auto" w:line="240" w:before="0" w:after="0"/>
               <w:jc w:val="center"/>
+              <w:rPr/>
             </w:pPr>
             <w:r>
               <w:rPr>
@@ -3789,7 +4451,6 @@
               </w:rPr>
               <w:t>{{</w:t>
             </w:r>
-            <w:proofErr w:type="spellStart"/>
             <w:r>
               <w:rPr>
                 <w:sz w:val="20"/>
@@ -3798,7 +4459,6 @@
               </w:rPr>
               <w:t>fio</w:t>
             </w:r>
-            <w:proofErr w:type="spellEnd"/>
             <w:r>
               <w:rPr>
                 <w:sz w:val="18"/>
@@ -3812,55 +4472,52 @@
       </w:tr>
       <w:tr>
         <w:trPr>
-          <w:trHeight w:val="321"/>
+          <w:trHeight w:val="321" w:hRule="atLeast"/>
         </w:trPr>
         <w:tc>
           <w:tcPr>
-            <w:tcW w:w="4676" w:type="dxa"/>
+            <w:tcW w:w="4677" w:type="dxa"/>
             <w:tcBorders>
               <w:top w:val="single" w:sz="4" w:space="0" w:color="000000"/>
               <w:left w:val="single" w:sz="4" w:space="0" w:color="000000"/>
               <w:bottom w:val="single" w:sz="4" w:space="0" w:color="000000"/>
               <w:right w:val="single" w:sz="4" w:space="0" w:color="000000"/>
             </w:tcBorders>
-            <w:shd w:val="clear" w:color="auto" w:fill="auto"/>
+            <w:shd w:color="auto" w:fill="auto" w:val="clear"/>
           </w:tcPr>
           <w:p>
             <w:pPr>
-              <w:spacing w:after="0" w:line="240" w:lineRule="auto"/>
+              <w:pStyle w:val="Normal"/>
+              <w:spacing w:lineRule="auto" w:line="240" w:before="0" w:after="0"/>
               <w:jc w:val="center"/>
+              <w:rPr/>
             </w:pPr>
             <w:r>
               <w:rPr>
                 <w:sz w:val="21"/>
                 <w:szCs w:val="21"/>
               </w:rPr>
-              <w:t xml:space="preserve">________________________ / </w:t>
-            </w:r>
-            <w:r>
-              <w:rPr>
-                <w:sz w:val="21"/>
-                <w:szCs w:val="21"/>
-              </w:rPr>
-              <w:t>А.Э. Балашов</w:t>
+              <w:t>________________________ / А.Э. Балашов</w:t>
             </w:r>
           </w:p>
         </w:tc>
         <w:tc>
           <w:tcPr>
-            <w:tcW w:w="4672" w:type="dxa"/>
+            <w:tcW w:w="4671" w:type="dxa"/>
             <w:tcBorders>
               <w:top w:val="single" w:sz="4" w:space="0" w:color="000000"/>
               <w:left w:val="single" w:sz="4" w:space="0" w:color="000000"/>
               <w:bottom w:val="single" w:sz="4" w:space="0" w:color="000000"/>
               <w:right w:val="single" w:sz="4" w:space="0" w:color="000000"/>
             </w:tcBorders>
-            <w:shd w:val="clear" w:color="auto" w:fill="auto"/>
+            <w:shd w:color="auto" w:fill="auto" w:val="clear"/>
           </w:tcPr>
           <w:p>
             <w:pPr>
-              <w:spacing w:after="0" w:line="240" w:lineRule="auto"/>
+              <w:pStyle w:val="Normal"/>
+              <w:spacing w:lineRule="auto" w:line="240" w:before="0" w:after="0"/>
               <w:jc w:val="center"/>
+              <w:rPr/>
             </w:pPr>
             <w:r>
               <w:rPr>
@@ -3881,84 +4538,93 @@
         </w:tc>
       </w:tr>
     </w:tbl>
-    <w:p/>
+    <w:p>
+      <w:pPr>
+        <w:pStyle w:val="Normal"/>
+        <w:widowControl/>
+        <w:bidi w:val="0"/>
+        <w:spacing w:lineRule="auto" w:line="276" w:before="0" w:after="160"/>
+        <w:jc w:val="left"/>
+        <w:rPr/>
+      </w:pPr>
+      <w:r>
+        <w:rPr/>
+      </w:r>
+    </w:p>
     <w:sectPr>
-      <w:headerReference w:type="default" r:id="rId10"/>
+      <w:headerReference w:type="even" r:id="rId5"/>
+      <w:headerReference w:type="default" r:id="rId6"/>
+      <w:headerReference w:type="first" r:id="rId7"/>
+      <w:type w:val="nextPage"/>
       <w:pgSz w:w="11906" w:h="16838"/>
-      <w:pgMar w:top="1134" w:right="850" w:bottom="1134" w:left="1701" w:header="708" w:footer="0" w:gutter="0"/>
-      <w:pgNumType w:start="1"/>
-      <w:cols w:space="720"/>
-      <w:formProt w:val="0"/>
-      <w:docGrid w:linePitch="100"/>
+      <w:pgMar w:left="1701" w:right="850" w:gutter="0" w:header="708" w:top="1134" w:footer="0" w:bottom="1134"/>
+      <w:pgNumType w:start="1" w:fmt="decimal"/>
+      <w:formProt w:val="false"/>
+      <w:textDirection w:val="lrTb"/>
+      <w:docGrid w:type="default" w:linePitch="100" w:charSpace="0"/>
     </w:sectPr>
   </w:body>
 </w:document>
 </file>
 
-<file path=word/endnotes.xml><?xml version="1.0" encoding="utf-8"?>
-<w:endnotes xmlns:wpc="http://schemas.microsoft.com/office/word/2010/wordprocessingCanvas" xmlns:cx="http://schemas.microsoft.com/office/drawing/2014/chartex" xmlns:cx1="http://schemas.microsoft.com/office/drawing/2015/9/8/chartex" xmlns:cx2="http://schemas.microsoft.com/office/drawing/2015/10/21/chartex" xmlns:cx3="http://schemas.microsoft.com/office/drawing/2016/5/9/chartex" xmlns:cx4="http://schemas.microsoft.com/office/drawing/2016/5/10/chartex" xmlns:cx5="http://schemas.microsoft.com/office/drawing/2016/5/11/chartex" xmlns:cx6="http://schemas.microsoft.com/office/drawing/2016/5/12/chartex" xmlns:cx7="http://schemas.microsoft.com/office/drawing/2016/5/13/chartex" xmlns:cx8="http://schemas.microsoft.com/office/drawing/2016/5/14/chartex" xmlns:mc="http://schemas.openxmlformats.org/markup-compatibility/2006" xmlns:aink="http://schemas.microsoft.com/office/drawing/2016/ink" xmlns:am3d="http://schemas.microsoft.com/office/drawing/2017/model3d" xmlns:o="urn:schemas-microsoft-com:office:office" xmlns:oel="http://schemas.microsoft.com/office/2019/extlst" xmlns:r="http://schemas.openxmlformats.org/officeDocument/2006/relationships" xmlns:m="http://schemas.openxmlformats.org/officeDocument/2006/math" xmlns:v="urn:schemas-microsoft-com:vml" xmlns:wp14="http://schemas.microsoft.com/office/word/2010/wordprocessingDrawing" xmlns:wp="http://schemas.openxmlformats.org/drawingml/2006/wordprocessingDrawing" xmlns:w10="urn:schemas-microsoft-com:office:word" xmlns:w="http://schemas.openxmlformats.org/wordprocessingml/2006/main" xmlns:w14="http://schemas.microsoft.com/office/word/2010/wordml" xmlns:w15="http://schemas.microsoft.com/office/word/2012/wordml" xmlns:w16cex="http://schemas.microsoft.com/office/word/2018/wordml/cex" xmlns:w16cid="http://schemas.microsoft.com/office/word/2016/wordml/cid" xmlns:w16="http://schemas.microsoft.com/office/word/2018/wordml" xmlns:w16du="http://schemas.microsoft.com/office/word/2023/wordml/word16du" xmlns:w16sdtdh="http://schemas.microsoft.com/office/word/2020/wordml/sdtdatahash" xmlns:w16se="http://schemas.microsoft.com/office/word/2015/wordml/symex" xmlns:wpg="http://schemas.microsoft.com/office/word/2010/wordprocessingGroup" xmlns:wpi="http://schemas.microsoft.com/office/word/2010/wordprocessingInk" xmlns:wne="http://schemas.microsoft.com/office/word/2006/wordml" xmlns:wps="http://schemas.microsoft.com/office/word/2010/wordprocessingShape" mc:Ignorable="w14 w15 w16se w16cid w16 w16cex w16sdtdh w16du wp14">
-  <w:endnote w:type="separator" w:id="-1">
-    <w:p>
-      <w:pPr>
-        <w:spacing w:after="0" w:line="240" w:lineRule="auto"/>
-      </w:pPr>
-      <w:r>
-        <w:separator/>
-      </w:r>
-    </w:p>
-  </w:endnote>
-  <w:endnote w:type="continuationSeparator" w:id="0">
-    <w:p>
-      <w:pPr>
-        <w:spacing w:after="0" w:line="240" w:lineRule="auto"/>
-      </w:pPr>
-      <w:r>
-        <w:continuationSeparator/>
-      </w:r>
-    </w:p>
-  </w:endnote>
-</w:endnotes>
+<file path=word/header1.xml><?xml version="1.0" encoding="utf-8"?>
+<w:hdr xmlns:o="urn:schemas-microsoft-com:office:office" xmlns:r="http://schemas.openxmlformats.org/officeDocument/2006/relationships" xmlns:v="urn:schemas-microsoft-com:vml" xmlns:w="http://schemas.openxmlformats.org/wordprocessingml/2006/main" xmlns:w10="urn:schemas-microsoft-com:office:word" xmlns:wp="http://schemas.openxmlformats.org/drawingml/2006/wordprocessingDrawing" xmlns:pic="http://schemas.openxmlformats.org/drawingml/2006/picture" xmlns:wps="http://schemas.microsoft.com/office/word/2010/wordprocessingShape" xmlns:wpg="http://schemas.microsoft.com/office/word/2010/wordprocessingGroup" xmlns:mc="http://schemas.openxmlformats.org/markup-compatibility/2006" xmlns:wp14="http://schemas.microsoft.com/office/word/2010/wordprocessingDrawing" xmlns:w14="http://schemas.microsoft.com/office/word/2010/wordml" xmlns:w15="http://schemas.microsoft.com/office/word/2012/wordml" mc:Ignorable="w14 wp14 w15">
+  <w:p>
+    <w:pPr>
+      <w:pStyle w:val="Header"/>
+      <w:spacing w:before="0" w:after="160"/>
+      <w:rPr/>
+    </w:pPr>
+    <w:r>
+      <w:rPr/>
+    </w:r>
+  </w:p>
+</w:hdr>
 </file>
 
-<file path=word/footnotes.xml><?xml version="1.0" encoding="utf-8"?>
-<w:footnotes xmlns:wpc="http://schemas.microsoft.com/office/word/2010/wordprocessingCanvas" xmlns:cx="http://schemas.microsoft.com/office/drawing/2014/chartex" xmlns:cx1="http://schemas.microsoft.com/office/drawing/2015/9/8/chartex" xmlns:cx2="http://schemas.microsoft.com/office/drawing/2015/10/21/chartex" xmlns:cx3="http://schemas.microsoft.com/office/drawing/2016/5/9/chartex" xmlns:cx4="http://schemas.microsoft.com/office/drawing/2016/5/10/chartex" xmlns:cx5="http://schemas.microsoft.com/office/drawing/2016/5/11/chartex" xmlns:cx6="http://schemas.microsoft.com/office/drawing/2016/5/12/chartex" xmlns:cx7="http://schemas.microsoft.com/office/drawing/2016/5/13/chartex" xmlns:cx8="http://schemas.microsoft.com/office/drawing/2016/5/14/chartex" xmlns:mc="http://schemas.openxmlformats.org/markup-compatibility/2006" xmlns:aink="http://schemas.microsoft.com/office/drawing/2016/ink" xmlns:am3d="http://schemas.microsoft.com/office/drawing/2017/model3d" xmlns:o="urn:schemas-microsoft-com:office:office" xmlns:oel="http://schemas.microsoft.com/office/2019/extlst" xmlns:r="http://schemas.openxmlformats.org/officeDocument/2006/relationships" xmlns:m="http://schemas.openxmlformats.org/officeDocument/2006/math" xmlns:v="urn:schemas-microsoft-com:vml" xmlns:wp14="http://schemas.microsoft.com/office/word/2010/wordprocessingDrawing" xmlns:wp="http://schemas.openxmlformats.org/drawingml/2006/wordprocessingDrawing" xmlns:w10="urn:schemas-microsoft-com:office:word" xmlns:w="http://schemas.openxmlformats.org/wordprocessingml/2006/main" xmlns:w14="http://schemas.microsoft.com/office/word/2010/wordml" xmlns:w15="http://schemas.microsoft.com/office/word/2012/wordml" xmlns:w16cex="http://schemas.microsoft.com/office/word/2018/wordml/cex" xmlns:w16cid="http://schemas.microsoft.com/office/word/2016/wordml/cid" xmlns:w16="http://schemas.microsoft.com/office/word/2018/wordml" xmlns:w16du="http://schemas.microsoft.com/office/word/2023/wordml/word16du" xmlns:w16sdtdh="http://schemas.microsoft.com/office/word/2020/wordml/sdtdatahash" xmlns:w16se="http://schemas.microsoft.com/office/word/2015/wordml/symex" xmlns:wpg="http://schemas.microsoft.com/office/word/2010/wordprocessingGroup" xmlns:wpi="http://schemas.microsoft.com/office/word/2010/wordprocessingInk" xmlns:wne="http://schemas.microsoft.com/office/word/2006/wordml" xmlns:wps="http://schemas.microsoft.com/office/word/2010/wordprocessingShape" mc:Ignorable="w14 w15 w16se w16cid w16 w16cex w16sdtdh w16du wp14">
-  <w:footnote w:type="separator" w:id="-1">
-    <w:p>
-      <w:pPr>
-        <w:spacing w:after="0" w:line="240" w:lineRule="auto"/>
-      </w:pPr>
-      <w:r>
-        <w:separator/>
-      </w:r>
-    </w:p>
-  </w:footnote>
-  <w:footnote w:type="continuationSeparator" w:id="0">
-    <w:p>
-      <w:pPr>
-        <w:spacing w:after="0" w:line="240" w:lineRule="auto"/>
-      </w:pPr>
-      <w:r>
-        <w:continuationSeparator/>
-      </w:r>
-    </w:p>
-  </w:footnote>
-</w:footnotes>
-</file>
-
-<file path=word/header1.xml><?xml version="1.0" encoding="utf-8"?>
-<w:hdr xmlns:wpc="http://schemas.microsoft.com/office/word/2010/wordprocessingCanvas" xmlns:cx="http://schemas.microsoft.com/office/drawing/2014/chartex" xmlns:cx1="http://schemas.microsoft.com/office/drawing/2015/9/8/chartex" xmlns:cx2="http://schemas.microsoft.com/office/drawing/2015/10/21/chartex" xmlns:cx3="http://schemas.microsoft.com/office/drawing/2016/5/9/chartex" xmlns:cx4="http://schemas.microsoft.com/office/drawing/2016/5/10/chartex" xmlns:cx5="http://schemas.microsoft.com/office/drawing/2016/5/11/chartex" xmlns:cx6="http://schemas.microsoft.com/office/drawing/2016/5/12/chartex" xmlns:cx7="http://schemas.microsoft.com/office/drawing/2016/5/13/chartex" xmlns:cx8="http://schemas.microsoft.com/office/drawing/2016/5/14/chartex" xmlns:mc="http://schemas.openxmlformats.org/markup-compatibility/2006" xmlns:aink="http://schemas.microsoft.com/office/drawing/2016/ink" xmlns:am3d="http://schemas.microsoft.com/office/drawing/2017/model3d" xmlns:o="urn:schemas-microsoft-com:office:office" xmlns:oel="http://schemas.microsoft.com/office/2019/extlst" xmlns:r="http://schemas.openxmlformats.org/officeDocument/2006/relationships" xmlns:m="http://schemas.openxmlformats.org/officeDocument/2006/math" xmlns:v="urn:schemas-microsoft-com:vml" xmlns:wp14="http://schemas.microsoft.com/office/word/2010/wordprocessingDrawing" xmlns:wp="http://schemas.openxmlformats.org/drawingml/2006/wordprocessingDrawing" xmlns:w10="urn:schemas-microsoft-com:office:word" xmlns:w="http://schemas.openxmlformats.org/wordprocessingml/2006/main" xmlns:w14="http://schemas.microsoft.com/office/word/2010/wordml" xmlns:w15="http://schemas.microsoft.com/office/word/2012/wordml" xmlns:w16cex="http://schemas.microsoft.com/office/word/2018/wordml/cex" xmlns:w16cid="http://schemas.microsoft.com/office/word/2016/wordml/cid" xmlns:w16="http://schemas.microsoft.com/office/word/2018/wordml" xmlns:w16du="http://schemas.microsoft.com/office/word/2023/wordml/word16du" xmlns:w16sdtdh="http://schemas.microsoft.com/office/word/2020/wordml/sdtdatahash" xmlns:w16se="http://schemas.microsoft.com/office/word/2015/wordml/symex" xmlns:wpg="http://schemas.microsoft.com/office/word/2010/wordprocessingGroup" xmlns:wpi="http://schemas.microsoft.com/office/word/2010/wordprocessingInk" xmlns:wne="http://schemas.microsoft.com/office/word/2006/wordml" xmlns:wps="http://schemas.microsoft.com/office/word/2010/wordprocessingShape" mc:Ignorable="w14 w15 w16se w16cid w16 w16cex w16sdtdh w16du wp14">
+<file path=word/header2.xml><?xml version="1.0" encoding="utf-8"?>
+<w:hdr xmlns:o="urn:schemas-microsoft-com:office:office" xmlns:r="http://schemas.openxmlformats.org/officeDocument/2006/relationships" xmlns:v="urn:schemas-microsoft-com:vml" xmlns:w="http://schemas.openxmlformats.org/wordprocessingml/2006/main" xmlns:w10="urn:schemas-microsoft-com:office:word" xmlns:wp="http://schemas.openxmlformats.org/drawingml/2006/wordprocessingDrawing" xmlns:pic="http://schemas.openxmlformats.org/drawingml/2006/picture" xmlns:wps="http://schemas.microsoft.com/office/word/2010/wordprocessingShape" xmlns:wpg="http://schemas.microsoft.com/office/word/2010/wordprocessingGroup" xmlns:mc="http://schemas.openxmlformats.org/markup-compatibility/2006" xmlns:wp14="http://schemas.microsoft.com/office/word/2010/wordprocessingDrawing" xmlns:w14="http://schemas.microsoft.com/office/word/2010/wordml" xmlns:w15="http://schemas.microsoft.com/office/word/2012/wordml" mc:Ignorable="w14 wp14 w15">
   <w:p>
     <w:pPr>
+      <w:pStyle w:val="Normal"/>
       <w:tabs>
-        <w:tab w:val="center" w:pos="4677"/>
-        <w:tab w:val="right" w:pos="9355"/>
+        <w:tab w:val="clear" w:pos="720"/>
+        <w:tab w:val="center" w:pos="4677" w:leader="none"/>
+        <w:tab w:val="right" w:pos="9355" w:leader="none"/>
       </w:tabs>
-      <w:spacing w:after="0" w:line="240" w:lineRule="auto"/>
+      <w:spacing w:lineRule="auto" w:line="240" w:before="0" w:after="0"/>
       <w:jc w:val="right"/>
+      <w:rPr/>
     </w:pPr>
     <w:r>
       <w:rPr>
-        <w:rFonts w:ascii="Arial" w:eastAsia="Arial" w:hAnsi="Arial" w:cs="Arial"/>
+        <w:rFonts w:eastAsia="Arial" w:cs="Arial" w:ascii="Arial" w:hAnsi="Arial"/>
+        <w:sz w:val="22"/>
+        <w:szCs w:val="22"/>
+      </w:rPr>
+      <w:t>Редакция от 15.11. 2024 г.</w:t>
+    </w:r>
+  </w:p>
+</w:hdr>
+</file>
+
+<file path=word/header3.xml><?xml version="1.0" encoding="utf-8"?>
+<w:hdr xmlns:o="urn:schemas-microsoft-com:office:office" xmlns:r="http://schemas.openxmlformats.org/officeDocument/2006/relationships" xmlns:v="urn:schemas-microsoft-com:vml" xmlns:w="http://schemas.openxmlformats.org/wordprocessingml/2006/main" xmlns:w10="urn:schemas-microsoft-com:office:word" xmlns:wp="http://schemas.openxmlformats.org/drawingml/2006/wordprocessingDrawing" xmlns:pic="http://schemas.openxmlformats.org/drawingml/2006/picture" xmlns:wps="http://schemas.microsoft.com/office/word/2010/wordprocessingShape" xmlns:wpg="http://schemas.microsoft.com/office/word/2010/wordprocessingGroup" xmlns:mc="http://schemas.openxmlformats.org/markup-compatibility/2006" xmlns:wp14="http://schemas.microsoft.com/office/word/2010/wordprocessingDrawing" xmlns:w14="http://schemas.microsoft.com/office/word/2010/wordml" xmlns:w15="http://schemas.microsoft.com/office/word/2012/wordml" mc:Ignorable="w14 wp14 w15">
+  <w:p>
+    <w:pPr>
+      <w:pStyle w:val="Normal"/>
+      <w:tabs>
+        <w:tab w:val="clear" w:pos="720"/>
+        <w:tab w:val="center" w:pos="4677" w:leader="none"/>
+        <w:tab w:val="right" w:pos="9355" w:leader="none"/>
+      </w:tabs>
+      <w:spacing w:lineRule="auto" w:line="240" w:before="0" w:after="0"/>
+      <w:jc w:val="right"/>
+      <w:rPr/>
+    </w:pPr>
+    <w:r>
+      <w:rPr>
+        <w:rFonts w:eastAsia="Arial" w:cs="Arial" w:ascii="Arial" w:hAnsi="Arial"/>
         <w:sz w:val="22"/>
         <w:szCs w:val="22"/>
       </w:rPr>
@@ -3969,19 +4635,20 @@
 </file>
 
 <file path=word/numbering.xml><?xml version="1.0" encoding="utf-8"?>
-<w:numbering xmlns:wpc="http://schemas.microsoft.com/office/word/2010/wordprocessingCanvas" xmlns:cx="http://schemas.microsoft.com/office/drawing/2014/chartex" xmlns:cx1="http://schemas.microsoft.com/office/drawing/2015/9/8/chartex" xmlns:cx2="http://schemas.microsoft.com/office/drawing/2015/10/21/chartex" xmlns:cx3="http://schemas.microsoft.com/office/drawing/2016/5/9/chartex" xmlns:cx4="http://schemas.microsoft.com/office/drawing/2016/5/10/chartex" xmlns:cx5="http://schemas.microsoft.com/office/drawing/2016/5/11/chartex" xmlns:cx6="http://schemas.microsoft.com/office/drawing/2016/5/12/chartex" xmlns:cx7="http://schemas.microsoft.com/office/drawing/2016/5/13/chartex" xmlns:cx8="http://schemas.microsoft.com/office/drawing/2016/5/14/chartex" xmlns:mc="http://schemas.openxmlformats.org/markup-compatibility/2006" xmlns:aink="http://schemas.microsoft.com/office/drawing/2016/ink" xmlns:am3d="http://schemas.microsoft.com/office/drawing/2017/model3d" xmlns:o="urn:schemas-microsoft-com:office:office" xmlns:oel="http://schemas.microsoft.com/office/2019/extlst" xmlns:r="http://schemas.openxmlformats.org/officeDocument/2006/relationships" xmlns:m="http://schemas.openxmlformats.org/officeDocument/2006/math" xmlns:v="urn:schemas-microsoft-com:vml" xmlns:wp14="http://schemas.microsoft.com/office/word/2010/wordprocessingDrawing" xmlns:wp="http://schemas.openxmlformats.org/drawingml/2006/wordprocessingDrawing" xmlns:w10="urn:schemas-microsoft-com:office:word" xmlns:w="http://schemas.openxmlformats.org/wordprocessingml/2006/main" xmlns:w14="http://schemas.microsoft.com/office/word/2010/wordml" xmlns:w15="http://schemas.microsoft.com/office/word/2012/wordml" xmlns:w16cex="http://schemas.microsoft.com/office/word/2018/wordml/cex" xmlns:w16cid="http://schemas.microsoft.com/office/word/2016/wordml/cid" xmlns:w16="http://schemas.microsoft.com/office/word/2018/wordml" xmlns:w16du="http://schemas.microsoft.com/office/word/2023/wordml/word16du" xmlns:w16sdtdh="http://schemas.microsoft.com/office/word/2020/wordml/sdtdatahash" xmlns:w16se="http://schemas.microsoft.com/office/word/2015/wordml/symex" xmlns:wpg="http://schemas.microsoft.com/office/word/2010/wordprocessingGroup" xmlns:wpi="http://schemas.microsoft.com/office/word/2010/wordprocessingInk" xmlns:wne="http://schemas.microsoft.com/office/word/2006/wordml" xmlns:wps="http://schemas.microsoft.com/office/word/2010/wordprocessingShape" mc:Ignorable="w14 w15 w16se w16cid w16 w16cex w16sdtdh w16du wp14">
-  <w:abstractNum w:abstractNumId="0" w15:restartNumberingAfterBreak="0">
-    <w:nsid w:val="2A9D067D"/>
-    <w:multiLevelType w:val="multilevel"/>
-    <w:tmpl w:val="FFFFFFFF"/>
+<w:numbering xmlns:w="http://schemas.openxmlformats.org/wordprocessingml/2006/main" xmlns:o="urn:schemas-microsoft-com:office:office" xmlns:r="http://schemas.openxmlformats.org/officeDocument/2006/relationships" xmlns:v="urn:schemas-microsoft-com:vml" xmlns:mc="http://schemas.openxmlformats.org/markup-compatibility/2006" xmlns:w14="http://schemas.microsoft.com/office/word/2010/wordml" mc:Ignorable="w14">
+  <w:abstractNum w:abstractNumId="1">
     <w:lvl w:ilvl="0">
       <w:start w:val="1"/>
       <w:numFmt w:val="decimal"/>
       <w:lvlText w:val="%1."/>
       <w:lvlJc w:val="left"/>
       <w:pPr>
+        <w:tabs>
+          <w:tab w:val="num" w:pos="0"/>
+        </w:tabs>
         <w:ind w:left="360" w:hanging="360"/>
       </w:pPr>
+      <w:rPr/>
     </w:lvl>
     <w:lvl w:ilvl="1">
       <w:start w:val="1"/>
@@ -3989,8 +4656,12 @@
       <w:lvlText w:val="%1.%2."/>
       <w:lvlJc w:val="left"/>
       <w:pPr>
+        <w:tabs>
+          <w:tab w:val="num" w:pos="0"/>
+        </w:tabs>
         <w:ind w:left="792" w:hanging="432"/>
       </w:pPr>
+      <w:rPr/>
     </w:lvl>
     <w:lvl w:ilvl="2">
       <w:start w:val="1"/>
@@ -3998,8 +4669,12 @@
       <w:lvlText w:val="%1.%2.%3."/>
       <w:lvlJc w:val="left"/>
       <w:pPr>
+        <w:tabs>
+          <w:tab w:val="num" w:pos="0"/>
+        </w:tabs>
         <w:ind w:left="1224" w:hanging="504"/>
       </w:pPr>
+      <w:rPr/>
     </w:lvl>
     <w:lvl w:ilvl="3">
       <w:start w:val="1"/>
@@ -4007,8 +4682,12 @@
       <w:lvlText w:val="%1.%2.%3.%4."/>
       <w:lvlJc w:val="left"/>
       <w:pPr>
+        <w:tabs>
+          <w:tab w:val="num" w:pos="0"/>
+        </w:tabs>
         <w:ind w:left="1728" w:hanging="647"/>
       </w:pPr>
+      <w:rPr/>
     </w:lvl>
     <w:lvl w:ilvl="4">
       <w:start w:val="1"/>
@@ -4016,8 +4695,12 @@
       <w:lvlText w:val="%1.%2.%3.%4.%5."/>
       <w:lvlJc w:val="left"/>
       <w:pPr>
+        <w:tabs>
+          <w:tab w:val="num" w:pos="0"/>
+        </w:tabs>
         <w:ind w:left="2232" w:hanging="792"/>
       </w:pPr>
+      <w:rPr/>
     </w:lvl>
     <w:lvl w:ilvl="5">
       <w:start w:val="1"/>
@@ -4025,8 +4708,12 @@
       <w:lvlText w:val="%1.%2.%3.%4.%5.%6."/>
       <w:lvlJc w:val="left"/>
       <w:pPr>
+        <w:tabs>
+          <w:tab w:val="num" w:pos="0"/>
+        </w:tabs>
         <w:ind w:left="2736" w:hanging="935"/>
       </w:pPr>
+      <w:rPr/>
     </w:lvl>
     <w:lvl w:ilvl="6">
       <w:start w:val="1"/>
@@ -4034,8 +4721,12 @@
       <w:lvlText w:val="%1.%2.%3.%4.%5.%6.%7."/>
       <w:lvlJc w:val="left"/>
       <w:pPr>
+        <w:tabs>
+          <w:tab w:val="num" w:pos="0"/>
+        </w:tabs>
         <w:ind w:left="3240" w:hanging="1080"/>
       </w:pPr>
+      <w:rPr/>
     </w:lvl>
     <w:lvl w:ilvl="7">
       <w:start w:val="1"/>
@@ -4043,8 +4734,12 @@
       <w:lvlText w:val="%1.%2.%3.%4.%5.%6.%7.%8."/>
       <w:lvlJc w:val="left"/>
       <w:pPr>
+        <w:tabs>
+          <w:tab w:val="num" w:pos="0"/>
+        </w:tabs>
         <w:ind w:left="3744" w:hanging="1224"/>
       </w:pPr>
+      <w:rPr/>
     </w:lvl>
     <w:lvl w:ilvl="8">
       <w:start w:val="1"/>
@@ -4052,14 +4747,15 @@
       <w:lvlText w:val="%1.%2.%3.%4.%5.%6.%7.%8.%9."/>
       <w:lvlJc w:val="left"/>
       <w:pPr>
+        <w:tabs>
+          <w:tab w:val="num" w:pos="0"/>
+        </w:tabs>
         <w:ind w:left="4320" w:hanging="1440"/>
       </w:pPr>
+      <w:rPr/>
     </w:lvl>
   </w:abstractNum>
-  <w:abstractNum w:abstractNumId="1" w15:restartNumberingAfterBreak="0">
-    <w:nsid w:val="59740100"/>
-    <w:multiLevelType w:val="multilevel"/>
-    <w:tmpl w:val="FFFFFFFF"/>
+  <w:abstractNum w:abstractNumId="2">
     <w:lvl w:ilvl="0">
       <w:start w:val="1"/>
       <w:numFmt w:val="none"/>
@@ -4067,7 +4763,10 @@
       <w:lvlText w:val=""/>
       <w:lvlJc w:val="left"/>
       <w:pPr>
-        <w:ind w:left="0" w:firstLine="0"/>
+        <w:tabs>
+          <w:tab w:val="num" w:pos="0"/>
+        </w:tabs>
+        <w:ind w:left="0" w:hanging="0"/>
       </w:pPr>
     </w:lvl>
     <w:lvl w:ilvl="1">
@@ -4077,7 +4776,10 @@
       <w:lvlText w:val=""/>
       <w:lvlJc w:val="left"/>
       <w:pPr>
-        <w:ind w:left="0" w:firstLine="0"/>
+        <w:tabs>
+          <w:tab w:val="num" w:pos="0"/>
+        </w:tabs>
+        <w:ind w:left="0" w:hanging="0"/>
       </w:pPr>
     </w:lvl>
     <w:lvl w:ilvl="2">
@@ -4087,7 +4789,10 @@
       <w:lvlText w:val=""/>
       <w:lvlJc w:val="left"/>
       <w:pPr>
-        <w:ind w:left="0" w:firstLine="0"/>
+        <w:tabs>
+          <w:tab w:val="num" w:pos="0"/>
+        </w:tabs>
+        <w:ind w:left="0" w:hanging="0"/>
       </w:pPr>
     </w:lvl>
     <w:lvl w:ilvl="3">
@@ -4097,7 +4802,10 @@
       <w:lvlText w:val=""/>
       <w:lvlJc w:val="left"/>
       <w:pPr>
-        <w:ind w:left="0" w:firstLine="0"/>
+        <w:tabs>
+          <w:tab w:val="num" w:pos="0"/>
+        </w:tabs>
+        <w:ind w:left="0" w:hanging="0"/>
       </w:pPr>
     </w:lvl>
     <w:lvl w:ilvl="4">
@@ -4107,7 +4815,10 @@
       <w:lvlText w:val=""/>
       <w:lvlJc w:val="left"/>
       <w:pPr>
-        <w:ind w:left="0" w:firstLine="0"/>
+        <w:tabs>
+          <w:tab w:val="num" w:pos="0"/>
+        </w:tabs>
+        <w:ind w:left="0" w:hanging="0"/>
       </w:pPr>
     </w:lvl>
     <w:lvl w:ilvl="5">
@@ -4117,7 +4828,10 @@
       <w:lvlText w:val=""/>
       <w:lvlJc w:val="left"/>
       <w:pPr>
-        <w:ind w:left="0" w:firstLine="0"/>
+        <w:tabs>
+          <w:tab w:val="num" w:pos="0"/>
+        </w:tabs>
+        <w:ind w:left="0" w:hanging="0"/>
       </w:pPr>
     </w:lvl>
     <w:lvl w:ilvl="6">
@@ -4127,7 +4841,10 @@
       <w:lvlText w:val=""/>
       <w:lvlJc w:val="left"/>
       <w:pPr>
-        <w:ind w:left="0" w:firstLine="0"/>
+        <w:tabs>
+          <w:tab w:val="num" w:pos="0"/>
+        </w:tabs>
+        <w:ind w:left="0" w:hanging="0"/>
       </w:pPr>
     </w:lvl>
     <w:lvl w:ilvl="7">
@@ -4137,7 +4854,10 @@
       <w:lvlText w:val=""/>
       <w:lvlJc w:val="left"/>
       <w:pPr>
-        <w:ind w:left="0" w:firstLine="0"/>
+        <w:tabs>
+          <w:tab w:val="num" w:pos="0"/>
+        </w:tabs>
+        <w:ind w:left="0" w:hanging="0"/>
       </w:pPr>
     </w:lvl>
     <w:lvl w:ilvl="8">
@@ -4147,42 +4867,49 @@
       <w:lvlText w:val=""/>
       <w:lvlJc w:val="left"/>
       <w:pPr>
-        <w:ind w:left="0" w:firstLine="0"/>
+        <w:tabs>
+          <w:tab w:val="num" w:pos="0"/>
+        </w:tabs>
+        <w:ind w:left="0" w:hanging="0"/>
       </w:pPr>
     </w:lvl>
   </w:abstractNum>
-  <w:num w:numId="1" w16cid:durableId="1676883263">
-    <w:abstractNumId w:val="0"/>
+  <w:num w:numId="1">
+    <w:abstractNumId w:val="1"/>
   </w:num>
-  <w:num w:numId="2" w16cid:durableId="1199706508">
-    <w:abstractNumId w:val="1"/>
+  <w:num w:numId="2">
+    <w:abstractNumId w:val="2"/>
   </w:num>
 </w:numbering>
 </file>
 
 <file path=word/styles.xml><?xml version="1.0" encoding="utf-8"?>
-<w:styles xmlns:mc="http://schemas.openxmlformats.org/markup-compatibility/2006" xmlns:r="http://schemas.openxmlformats.org/officeDocument/2006/relationships" xmlns:w="http://schemas.openxmlformats.org/wordprocessingml/2006/main" xmlns:w14="http://schemas.microsoft.com/office/word/2010/wordml" xmlns:w15="http://schemas.microsoft.com/office/word/2012/wordml" xmlns:w16cex="http://schemas.microsoft.com/office/word/2018/wordml/cex" xmlns:w16cid="http://schemas.microsoft.com/office/word/2016/wordml/cid" xmlns:w16="http://schemas.microsoft.com/office/word/2018/wordml" xmlns:w16du="http://schemas.microsoft.com/office/word/2023/wordml/word16du" xmlns:w16sdtdh="http://schemas.microsoft.com/office/word/2020/wordml/sdtdatahash" xmlns:w16se="http://schemas.microsoft.com/office/word/2015/wordml/symex" mc:Ignorable="w14 w15 w16se w16cid w16 w16cex w16sdtdh w16du">
+<w:styles xmlns:w="http://schemas.openxmlformats.org/wordprocessingml/2006/main" xmlns:w14="http://schemas.microsoft.com/office/word/2010/wordml" xmlns:mc="http://schemas.openxmlformats.org/markup-compatibility/2006" mc:Ignorable="w14">
   <w:docDefaults>
     <w:rPrDefault>
       <w:rPr>
-        <w:rFonts w:ascii="Aptos" w:eastAsia="Aptos" w:hAnsi="Aptos" w:cs="Aptos"/>
+        <w:rFonts w:ascii="Aptos" w:hAnsi="Aptos" w:eastAsia="Aptos" w:cs="Aptos"/>
         <w:szCs w:val="24"/>
         <w:lang w:val="ru-RU" w:eastAsia="zh-CN" w:bidi="hi-IN"/>
       </w:rPr>
     </w:rPrDefault>
-    <w:pPrDefault/>
+    <w:pPrDefault>
+      <w:pPr>
+        <w:suppressAutoHyphens w:val="true"/>
+      </w:pPr>
+    </w:pPrDefault>
   </w:docDefaults>
   <w:latentStyles w:defLockedState="0" w:defUIPriority="99" w:defSemiHidden="0" w:defUnhideWhenUsed="0" w:defQFormat="0" w:count="376">
     <w:lsdException w:name="Normal" w:uiPriority="0" w:qFormat="1"/>
     <w:lsdException w:name="heading 1" w:uiPriority="9" w:qFormat="1"/>
-    <w:lsdException w:name="heading 2" w:semiHidden="1" w:uiPriority="9" w:unhideWhenUsed="1" w:qFormat="1"/>
-    <w:lsdException w:name="heading 3" w:semiHidden="1" w:uiPriority="9" w:unhideWhenUsed="1" w:qFormat="1"/>
-    <w:lsdException w:name="heading 4" w:semiHidden="1" w:uiPriority="9" w:unhideWhenUsed="1" w:qFormat="1"/>
-    <w:lsdException w:name="heading 5" w:semiHidden="1" w:uiPriority="9" w:unhideWhenUsed="1" w:qFormat="1"/>
-    <w:lsdException w:name="heading 6" w:semiHidden="1" w:uiPriority="9" w:unhideWhenUsed="1" w:qFormat="1"/>
-    <w:lsdException w:name="heading 7" w:semiHidden="1" w:uiPriority="9" w:unhideWhenUsed="1" w:qFormat="1"/>
-    <w:lsdException w:name="heading 8" w:semiHidden="1" w:uiPriority="9" w:unhideWhenUsed="1" w:qFormat="1"/>
-    <w:lsdException w:name="heading 9" w:semiHidden="1" w:uiPriority="9" w:unhideWhenUsed="1" w:qFormat="1"/>
+    <w:lsdException w:name="heading 2" w:uiPriority="9" w:semiHidden="1" w:unhideWhenUsed="1" w:qFormat="1"/>
+    <w:lsdException w:name="heading 3" w:uiPriority="9" w:semiHidden="1" w:unhideWhenUsed="1" w:qFormat="1"/>
+    <w:lsdException w:name="heading 4" w:uiPriority="9" w:semiHidden="1" w:unhideWhenUsed="1" w:qFormat="1"/>
+    <w:lsdException w:name="heading 5" w:uiPriority="9" w:semiHidden="1" w:unhideWhenUsed="1" w:qFormat="1"/>
+    <w:lsdException w:name="heading 6" w:uiPriority="9" w:semiHidden="1" w:unhideWhenUsed="1" w:qFormat="1"/>
+    <w:lsdException w:name="heading 7" w:uiPriority="9" w:semiHidden="1" w:unhideWhenUsed="1" w:qFormat="1"/>
+    <w:lsdException w:name="heading 8" w:uiPriority="9" w:semiHidden="1" w:unhideWhenUsed="1" w:qFormat="1"/>
+    <w:lsdException w:name="heading 9" w:uiPriority="9" w:semiHidden="1" w:unhideWhenUsed="1" w:qFormat="1"/>
     <w:lsdException w:name="index 1" w:semiHidden="1" w:unhideWhenUsed="1"/>
     <w:lsdException w:name="index 2" w:semiHidden="1" w:unhideWhenUsed="1"/>
     <w:lsdException w:name="index 3" w:semiHidden="1" w:unhideWhenUsed="1"/>
@@ -4192,22 +4919,22 @@
     <w:lsdException w:name="index 7" w:semiHidden="1" w:unhideWhenUsed="1"/>
     <w:lsdException w:name="index 8" w:semiHidden="1" w:unhideWhenUsed="1"/>
     <w:lsdException w:name="index 9" w:semiHidden="1" w:unhideWhenUsed="1"/>
-    <w:lsdException w:name="toc 1" w:semiHidden="1" w:uiPriority="39" w:unhideWhenUsed="1"/>
-    <w:lsdException w:name="toc 2" w:semiHidden="1" w:uiPriority="39" w:unhideWhenUsed="1"/>
-    <w:lsdException w:name="toc 3" w:semiHidden="1" w:uiPriority="39" w:unhideWhenUsed="1"/>
-    <w:lsdException w:name="toc 4" w:semiHidden="1" w:uiPriority="39" w:unhideWhenUsed="1"/>
-    <w:lsdException w:name="toc 5" w:semiHidden="1" w:uiPriority="39" w:unhideWhenUsed="1"/>
-    <w:lsdException w:name="toc 6" w:semiHidden="1" w:uiPriority="39" w:unhideWhenUsed="1"/>
-    <w:lsdException w:name="toc 7" w:semiHidden="1" w:uiPriority="39" w:unhideWhenUsed="1"/>
-    <w:lsdException w:name="toc 8" w:semiHidden="1" w:uiPriority="39" w:unhideWhenUsed="1"/>
-    <w:lsdException w:name="toc 9" w:semiHidden="1" w:uiPriority="39" w:unhideWhenUsed="1"/>
+    <w:lsdException w:name="toc 1" w:uiPriority="39" w:semiHidden="1" w:unhideWhenUsed="1"/>
+    <w:lsdException w:name="toc 2" w:uiPriority="39" w:semiHidden="1" w:unhideWhenUsed="1"/>
+    <w:lsdException w:name="toc 3" w:uiPriority="39" w:semiHidden="1" w:unhideWhenUsed="1"/>
+    <w:lsdException w:name="toc 4" w:uiPriority="39" w:semiHidden="1" w:unhideWhenUsed="1"/>
+    <w:lsdException w:name="toc 5" w:uiPriority="39" w:semiHidden="1" w:unhideWhenUsed="1"/>
+    <w:lsdException w:name="toc 6" w:uiPriority="39" w:semiHidden="1" w:unhideWhenUsed="1"/>
+    <w:lsdException w:name="toc 7" w:uiPriority="39" w:semiHidden="1" w:unhideWhenUsed="1"/>
+    <w:lsdException w:name="toc 8" w:uiPriority="39" w:semiHidden="1" w:unhideWhenUsed="1"/>
+    <w:lsdException w:name="toc 9" w:uiPriority="39" w:semiHidden="1" w:unhideWhenUsed="1"/>
     <w:lsdException w:name="Normal Indent" w:semiHidden="1" w:unhideWhenUsed="1"/>
     <w:lsdException w:name="footnote text" w:semiHidden="1" w:unhideWhenUsed="1"/>
     <w:lsdException w:name="annotation text" w:semiHidden="1" w:unhideWhenUsed="1"/>
     <w:lsdException w:name="header" w:semiHidden="1" w:unhideWhenUsed="1"/>
     <w:lsdException w:name="footer" w:semiHidden="1" w:unhideWhenUsed="1"/>
     <w:lsdException w:name="index heading" w:semiHidden="1" w:unhideWhenUsed="1"/>
-    <w:lsdException w:name="caption" w:semiHidden="1" w:uiPriority="35" w:unhideWhenUsed="1" w:qFormat="1"/>
+    <w:lsdException w:name="caption" w:uiPriority="35" w:semiHidden="1" w:unhideWhenUsed="1" w:qFormat="1"/>
     <w:lsdException w:name="table of figures" w:semiHidden="1" w:unhideWhenUsed="1"/>
     <w:lsdException w:name="envelope address" w:semiHidden="1" w:unhideWhenUsed="1"/>
     <w:lsdException w:name="envelope return" w:semiHidden="1" w:unhideWhenUsed="1"/>
@@ -4238,7 +4965,7 @@
     <w:lsdException w:name="Title" w:uiPriority="10" w:qFormat="1"/>
     <w:lsdException w:name="Closing" w:semiHidden="1" w:unhideWhenUsed="1"/>
     <w:lsdException w:name="Signature" w:semiHidden="1" w:unhideWhenUsed="1"/>
-    <w:lsdException w:name="Default Paragraph Font" w:semiHidden="1" w:uiPriority="1" w:unhideWhenUsed="1"/>
+    <w:lsdException w:name="Default Paragraph Font" w:uiPriority="1" w:semiHidden="1" w:unhideWhenUsed="1"/>
     <w:lsdException w:name="Body Text" w:semiHidden="1" w:unhideWhenUsed="1"/>
     <w:lsdException w:name="Body Text Indent" w:semiHidden="1" w:unhideWhenUsed="1"/>
     <w:lsdException w:name="List Continue" w:semiHidden="1" w:unhideWhenUsed="1"/>
@@ -4438,8 +5165,8 @@
     <w:lsdException w:name="Subtle Reference" w:uiPriority="31" w:qFormat="1"/>
     <w:lsdException w:name="Intense Reference" w:uiPriority="32" w:qFormat="1"/>
     <w:lsdException w:name="Book Title" w:uiPriority="33" w:qFormat="1"/>
-    <w:lsdException w:name="Bibliography" w:semiHidden="1" w:uiPriority="37" w:unhideWhenUsed="1"/>
-    <w:lsdException w:name="TOC Heading" w:semiHidden="1" w:uiPriority="39" w:unhideWhenUsed="1" w:qFormat="1"/>
+    <w:lsdException w:name="Bibliography" w:uiPriority="37" w:semiHidden="1" w:unhideWhenUsed="1"/>
+    <w:lsdException w:name="TOC Heading" w:uiPriority="39" w:semiHidden="1" w:unhideWhenUsed="1" w:qFormat="1"/>
     <w:lsdException w:name="Plain Table 1" w:uiPriority="41"/>
     <w:lsdException w:name="Plain Table 2" w:uiPriority="42"/>
     <w:lsdException w:name="Plain Table 3" w:uiPriority="43"/>
@@ -4550,14 +5277,22 @@
     <w:lsdException w:name="Unresolved Mention" w:semiHidden="1" w:unhideWhenUsed="1"/>
     <w:lsdException w:name="Smart Link" w:semiHidden="1" w:unhideWhenUsed="1"/>
   </w:latentStyles>
-  <w:style w:type="paragraph" w:default="1" w:styleId="Normal">
+  <w:style w:type="paragraph" w:styleId="Normal" w:default="1">
     <w:name w:val="Normal"/>
     <w:qFormat/>
     <w:pPr>
-      <w:spacing w:after="160" w:line="276" w:lineRule="auto"/>
+      <w:widowControl/>
+      <w:bidi w:val="0"/>
+      <w:spacing w:lineRule="auto" w:line="276" w:before="0" w:after="160"/>
+      <w:jc w:val="left"/>
     </w:pPr>
     <w:rPr>
+      <w:rFonts w:ascii="Aptos" w:hAnsi="Aptos" w:eastAsia="Aptos" w:cs="Aptos"/>
+      <w:color w:val="auto"/>
+      <w:kern w:val="0"/>
       <w:sz w:val="24"/>
+      <w:szCs w:val="24"/>
+      <w:lang w:val="ru-RU" w:eastAsia="zh-CN" w:bidi="hi-IN"/>
     </w:rPr>
   </w:style>
   <w:style w:type="paragraph" w:styleId="Heading1">
@@ -4566,16 +5301,16 @@
     <w:next w:val="Normal"/>
     <w:uiPriority w:val="9"/>
     <w:qFormat/>
-    <w:rsid w:val="008024A3"/>
+    <w:rsid w:val="008024a3"/>
     <w:pPr>
-      <w:keepNext/>
+      <w:keepNext w:val="true"/>
       <w:keepLines/>
       <w:spacing w:before="360" w:after="80"/>
       <w:outlineLvl w:val="0"/>
     </w:pPr>
     <w:rPr>
-      <w:rFonts w:asciiTheme="majorHAnsi" w:eastAsiaTheme="majorEastAsia" w:hAnsiTheme="majorHAnsi" w:cstheme="majorBidi"/>
-      <w:color w:val="0F4761" w:themeColor="accent1" w:themeShade="BF"/>
+      <w:rFonts w:ascii="Aptos Display" w:hAnsi="Aptos Display" w:eastAsia="" w:cs="" w:asciiTheme="majorHAnsi" w:cstheme="majorBidi" w:eastAsiaTheme="majorEastAsia" w:hAnsiTheme="majorHAnsi"/>
+      <w:color w:themeColor="accent1" w:themeShade="bf" w:val="0F4761"/>
       <w:sz w:val="40"/>
       <w:szCs w:val="40"/>
     </w:rPr>
@@ -4588,16 +5323,16 @@
     <w:semiHidden/>
     <w:unhideWhenUsed/>
     <w:qFormat/>
-    <w:rsid w:val="008024A3"/>
+    <w:rsid w:val="008024a3"/>
     <w:pPr>
-      <w:keepNext/>
+      <w:keepNext w:val="true"/>
       <w:keepLines/>
       <w:spacing w:before="160" w:after="80"/>
       <w:outlineLvl w:val="1"/>
     </w:pPr>
     <w:rPr>
-      <w:rFonts w:asciiTheme="majorHAnsi" w:eastAsiaTheme="majorEastAsia" w:hAnsiTheme="majorHAnsi" w:cstheme="majorBidi"/>
-      <w:color w:val="0F4761" w:themeColor="accent1" w:themeShade="BF"/>
+      <w:rFonts w:ascii="Aptos Display" w:hAnsi="Aptos Display" w:eastAsia="" w:cs="" w:asciiTheme="majorHAnsi" w:cstheme="majorBidi" w:eastAsiaTheme="majorEastAsia" w:hAnsiTheme="majorHAnsi"/>
+      <w:color w:themeColor="accent1" w:themeShade="bf" w:val="0F4761"/>
       <w:sz w:val="32"/>
       <w:szCs w:val="32"/>
     </w:rPr>
@@ -4610,16 +5345,16 @@
     <w:semiHidden/>
     <w:unhideWhenUsed/>
     <w:qFormat/>
-    <w:rsid w:val="008024A3"/>
+    <w:rsid w:val="008024a3"/>
     <w:pPr>
-      <w:keepNext/>
+      <w:keepNext w:val="true"/>
       <w:keepLines/>
       <w:spacing w:before="160" w:after="80"/>
       <w:outlineLvl w:val="2"/>
     </w:pPr>
     <w:rPr>
-      <w:rFonts w:eastAsiaTheme="majorEastAsia" w:cstheme="majorBidi"/>
-      <w:color w:val="0F4761" w:themeColor="accent1" w:themeShade="BF"/>
+      <w:rFonts w:eastAsia="" w:cs="" w:cstheme="majorBidi" w:eastAsiaTheme="majorEastAsia"/>
+      <w:color w:themeColor="accent1" w:themeShade="bf" w:val="0F4761"/>
       <w:sz w:val="28"/>
       <w:szCs w:val="28"/>
     </w:rPr>
@@ -4632,18 +5367,18 @@
     <w:semiHidden/>
     <w:unhideWhenUsed/>
     <w:qFormat/>
-    <w:rsid w:val="008024A3"/>
+    <w:rsid w:val="008024a3"/>
     <w:pPr>
-      <w:keepNext/>
+      <w:keepNext w:val="true"/>
       <w:keepLines/>
       <w:spacing w:before="80" w:after="40"/>
       <w:outlineLvl w:val="3"/>
     </w:pPr>
     <w:rPr>
-      <w:rFonts w:eastAsiaTheme="majorEastAsia" w:cstheme="majorBidi"/>
+      <w:rFonts w:eastAsia="" w:cs="" w:cstheme="majorBidi" w:eastAsiaTheme="majorEastAsia"/>
       <w:i/>
       <w:iCs/>
-      <w:color w:val="0F4761" w:themeColor="accent1" w:themeShade="BF"/>
+      <w:color w:themeColor="accent1" w:themeShade="bf" w:val="0F4761"/>
     </w:rPr>
   </w:style>
   <w:style w:type="paragraph" w:styleId="Heading5">
@@ -4654,16 +5389,16 @@
     <w:semiHidden/>
     <w:unhideWhenUsed/>
     <w:qFormat/>
-    <w:rsid w:val="008024A3"/>
+    <w:rsid w:val="008024a3"/>
     <w:pPr>
-      <w:keepNext/>
+      <w:keepNext w:val="true"/>
       <w:keepLines/>
       <w:spacing w:before="80" w:after="40"/>
       <w:outlineLvl w:val="4"/>
     </w:pPr>
     <w:rPr>
-      <w:rFonts w:eastAsiaTheme="majorEastAsia" w:cstheme="majorBidi"/>
-      <w:color w:val="0F4761" w:themeColor="accent1" w:themeShade="BF"/>
+      <w:rFonts w:eastAsia="" w:cs="" w:cstheme="majorBidi" w:eastAsiaTheme="majorEastAsia"/>
+      <w:color w:themeColor="accent1" w:themeShade="bf" w:val="0F4761"/>
     </w:rPr>
   </w:style>
   <w:style w:type="paragraph" w:styleId="Heading6">
@@ -4674,18 +5409,18 @@
     <w:semiHidden/>
     <w:unhideWhenUsed/>
     <w:qFormat/>
-    <w:rsid w:val="008024A3"/>
+    <w:rsid w:val="008024a3"/>
     <w:pPr>
-      <w:keepNext/>
+      <w:keepNext w:val="true"/>
       <w:keepLines/>
       <w:spacing w:before="40" w:after="0"/>
       <w:outlineLvl w:val="5"/>
     </w:pPr>
     <w:rPr>
-      <w:rFonts w:eastAsiaTheme="majorEastAsia" w:cstheme="majorBidi"/>
+      <w:rFonts w:eastAsia="" w:cs="" w:cstheme="majorBidi" w:eastAsiaTheme="majorEastAsia"/>
       <w:i/>
       <w:iCs/>
-      <w:color w:val="595959" w:themeColor="text1" w:themeTint="A6"/>
+      <w:color w:themeColor="text1" w:themeTint="a6" w:val="595959"/>
     </w:rPr>
   </w:style>
   <w:style w:type="paragraph" w:styleId="Heading7">
@@ -4696,16 +5431,16 @@
     <w:semiHidden/>
     <w:unhideWhenUsed/>
     <w:qFormat/>
-    <w:rsid w:val="008024A3"/>
+    <w:rsid w:val="008024a3"/>
     <w:pPr>
-      <w:keepNext/>
+      <w:keepNext w:val="true"/>
       <w:keepLines/>
       <w:spacing w:before="40" w:after="0"/>
       <w:outlineLvl w:val="6"/>
     </w:pPr>
     <w:rPr>
-      <w:rFonts w:eastAsiaTheme="majorEastAsia" w:cstheme="majorBidi"/>
-      <w:color w:val="595959" w:themeColor="text1" w:themeTint="A6"/>
+      <w:rFonts w:eastAsia="" w:cs="" w:cstheme="majorBidi" w:eastAsiaTheme="majorEastAsia"/>
+      <w:color w:themeColor="text1" w:themeTint="a6" w:val="595959"/>
     </w:rPr>
   </w:style>
   <w:style w:type="paragraph" w:styleId="Heading8">
@@ -4716,18 +5451,18 @@
     <w:semiHidden/>
     <w:unhideWhenUsed/>
     <w:qFormat/>
-    <w:rsid w:val="008024A3"/>
+    <w:rsid w:val="008024a3"/>
     <w:pPr>
-      <w:keepNext/>
+      <w:keepNext w:val="true"/>
       <w:keepLines/>
-      <w:spacing w:after="0"/>
+      <w:spacing w:before="0" w:after="0"/>
       <w:outlineLvl w:val="7"/>
     </w:pPr>
     <w:rPr>
-      <w:rFonts w:eastAsiaTheme="majorEastAsia" w:cstheme="majorBidi"/>
+      <w:rFonts w:eastAsia="" w:cs="" w:cstheme="majorBidi" w:eastAsiaTheme="majorEastAsia"/>
       <w:i/>
       <w:iCs/>
-      <w:color w:val="272727" w:themeColor="text1" w:themeTint="D8"/>
+      <w:color w:themeColor="text1" w:themeTint="d8" w:val="272727"/>
     </w:rPr>
   </w:style>
   <w:style w:type="paragraph" w:styleId="Heading9">
@@ -4738,202 +5473,183 @@
     <w:semiHidden/>
     <w:unhideWhenUsed/>
     <w:qFormat/>
-    <w:rsid w:val="008024A3"/>
+    <w:rsid w:val="008024a3"/>
     <w:pPr>
-      <w:keepNext/>
+      <w:keepNext w:val="true"/>
       <w:keepLines/>
-      <w:spacing w:after="0"/>
+      <w:spacing w:before="0" w:after="0"/>
       <w:outlineLvl w:val="8"/>
     </w:pPr>
     <w:rPr>
-      <w:rFonts w:eastAsiaTheme="majorEastAsia" w:cstheme="majorBidi"/>
-      <w:color w:val="272727" w:themeColor="text1" w:themeTint="D8"/>
+      <w:rFonts w:eastAsia="" w:cs="" w:cstheme="majorBidi" w:eastAsiaTheme="majorEastAsia"/>
+      <w:color w:themeColor="text1" w:themeTint="d8" w:val="272727"/>
     </w:rPr>
   </w:style>
-  <w:style w:type="character" w:default="1" w:styleId="DefaultParagraphFont">
+  <w:style w:type="character" w:styleId="DefaultParagraphFont" w:default="1">
     <w:name w:val="Default Paragraph Font"/>
     <w:uiPriority w:val="1"/>
     <w:semiHidden/>
     <w:unhideWhenUsed/>
+    <w:qFormat/>
+    <w:rPr/>
   </w:style>
-  <w:style w:type="table" w:default="1" w:styleId="TableNormal">
-    <w:name w:val="Normal Table"/>
-    <w:uiPriority w:val="99"/>
-    <w:semiHidden/>
-    <w:unhideWhenUsed/>
-    <w:tblPr>
-      <w:tblInd w:w="0" w:type="dxa"/>
-      <w:tblCellMar>
-        <w:top w:w="0" w:type="dxa"/>
-        <w:left w:w="108" w:type="dxa"/>
-        <w:bottom w:w="0" w:type="dxa"/>
-        <w:right w:w="108" w:type="dxa"/>
-      </w:tblCellMar>
-    </w:tblPr>
-  </w:style>
-  <w:style w:type="numbering" w:default="1" w:styleId="NoList">
-    <w:name w:val="No List"/>
-    <w:uiPriority w:val="99"/>
-    <w:semiHidden/>
-    <w:unhideWhenUsed/>
-  </w:style>
-  <w:style w:type="character" w:customStyle="1" w:styleId="1">
+  <w:style w:type="character" w:styleId="1" w:customStyle="1">
     <w:name w:val="Заголовок 1 Знак"/>
     <w:basedOn w:val="DefaultParagraphFont"/>
     <w:uiPriority w:val="9"/>
     <w:qFormat/>
-    <w:rsid w:val="008024A3"/>
+    <w:rsid w:val="008024a3"/>
     <w:rPr>
-      <w:rFonts w:asciiTheme="majorHAnsi" w:eastAsiaTheme="majorEastAsia" w:hAnsiTheme="majorHAnsi" w:cstheme="majorBidi"/>
-      <w:color w:val="0F4761" w:themeColor="accent1" w:themeShade="BF"/>
+      <w:rFonts w:ascii="Aptos Display" w:hAnsi="Aptos Display" w:eastAsia="" w:cs="" w:asciiTheme="majorHAnsi" w:cstheme="majorBidi" w:eastAsiaTheme="majorEastAsia" w:hAnsiTheme="majorHAnsi"/>
+      <w:color w:themeColor="accent1" w:themeShade="bf" w:val="0F4761"/>
       <w:sz w:val="40"/>
       <w:szCs w:val="40"/>
     </w:rPr>
   </w:style>
-  <w:style w:type="character" w:customStyle="1" w:styleId="2">
+  <w:style w:type="character" w:styleId="2" w:customStyle="1">
     <w:name w:val="Заголовок 2 Знак"/>
     <w:basedOn w:val="DefaultParagraphFont"/>
     <w:uiPriority w:val="9"/>
     <w:semiHidden/>
     <w:qFormat/>
-    <w:rsid w:val="008024A3"/>
+    <w:rsid w:val="008024a3"/>
     <w:rPr>
-      <w:rFonts w:asciiTheme="majorHAnsi" w:eastAsiaTheme="majorEastAsia" w:hAnsiTheme="majorHAnsi" w:cstheme="majorBidi"/>
-      <w:color w:val="0F4761" w:themeColor="accent1" w:themeShade="BF"/>
+      <w:rFonts w:ascii="Aptos Display" w:hAnsi="Aptos Display" w:eastAsia="" w:cs="" w:asciiTheme="majorHAnsi" w:cstheme="majorBidi" w:eastAsiaTheme="majorEastAsia" w:hAnsiTheme="majorHAnsi"/>
+      <w:color w:themeColor="accent1" w:themeShade="bf" w:val="0F4761"/>
       <w:sz w:val="32"/>
       <w:szCs w:val="32"/>
     </w:rPr>
   </w:style>
-  <w:style w:type="character" w:customStyle="1" w:styleId="3">
+  <w:style w:type="character" w:styleId="3" w:customStyle="1">
     <w:name w:val="Заголовок 3 Знак"/>
     <w:basedOn w:val="DefaultParagraphFont"/>
     <w:uiPriority w:val="9"/>
     <w:semiHidden/>
     <w:qFormat/>
-    <w:rsid w:val="008024A3"/>
+    <w:rsid w:val="008024a3"/>
     <w:rPr>
-      <w:rFonts w:eastAsiaTheme="majorEastAsia" w:cstheme="majorBidi"/>
-      <w:color w:val="0F4761" w:themeColor="accent1" w:themeShade="BF"/>
+      <w:rFonts w:eastAsia="" w:cs="" w:cstheme="majorBidi" w:eastAsiaTheme="majorEastAsia"/>
+      <w:color w:themeColor="accent1" w:themeShade="bf" w:val="0F4761"/>
       <w:sz w:val="28"/>
       <w:szCs w:val="28"/>
     </w:rPr>
   </w:style>
-  <w:style w:type="character" w:customStyle="1" w:styleId="4">
+  <w:style w:type="character" w:styleId="4" w:customStyle="1">
     <w:name w:val="Заголовок 4 Знак"/>
     <w:basedOn w:val="DefaultParagraphFont"/>
     <w:uiPriority w:val="9"/>
     <w:semiHidden/>
     <w:qFormat/>
-    <w:rsid w:val="008024A3"/>
+    <w:rsid w:val="008024a3"/>
     <w:rPr>
-      <w:rFonts w:eastAsiaTheme="majorEastAsia" w:cstheme="majorBidi"/>
+      <w:rFonts w:eastAsia="" w:cs="" w:cstheme="majorBidi" w:eastAsiaTheme="majorEastAsia"/>
       <w:i/>
       <w:iCs/>
-      <w:color w:val="0F4761" w:themeColor="accent1" w:themeShade="BF"/>
+      <w:color w:themeColor="accent1" w:themeShade="bf" w:val="0F4761"/>
     </w:rPr>
   </w:style>
-  <w:style w:type="character" w:customStyle="1" w:styleId="5">
+  <w:style w:type="character" w:styleId="5" w:customStyle="1">
     <w:name w:val="Заголовок 5 Знак"/>
     <w:basedOn w:val="DefaultParagraphFont"/>
     <w:uiPriority w:val="9"/>
     <w:semiHidden/>
     <w:qFormat/>
-    <w:rsid w:val="008024A3"/>
+    <w:rsid w:val="008024a3"/>
     <w:rPr>
-      <w:rFonts w:eastAsiaTheme="majorEastAsia" w:cstheme="majorBidi"/>
-      <w:color w:val="0F4761" w:themeColor="accent1" w:themeShade="BF"/>
+      <w:rFonts w:eastAsia="" w:cs="" w:cstheme="majorBidi" w:eastAsiaTheme="majorEastAsia"/>
+      <w:color w:themeColor="accent1" w:themeShade="bf" w:val="0F4761"/>
     </w:rPr>
   </w:style>
-  <w:style w:type="character" w:customStyle="1" w:styleId="6">
+  <w:style w:type="character" w:styleId="6" w:customStyle="1">
     <w:name w:val="Заголовок 6 Знак"/>
     <w:basedOn w:val="DefaultParagraphFont"/>
     <w:uiPriority w:val="9"/>
     <w:semiHidden/>
     <w:qFormat/>
-    <w:rsid w:val="008024A3"/>
+    <w:rsid w:val="008024a3"/>
     <w:rPr>
-      <w:rFonts w:eastAsiaTheme="majorEastAsia" w:cstheme="majorBidi"/>
+      <w:rFonts w:eastAsia="" w:cs="" w:cstheme="majorBidi" w:eastAsiaTheme="majorEastAsia"/>
       <w:i/>
       <w:iCs/>
-      <w:color w:val="595959" w:themeColor="text1" w:themeTint="A6"/>
+      <w:color w:themeColor="text1" w:themeTint="a6" w:val="595959"/>
     </w:rPr>
   </w:style>
-  <w:style w:type="character" w:customStyle="1" w:styleId="7">
+  <w:style w:type="character" w:styleId="7" w:customStyle="1">
     <w:name w:val="Заголовок 7 Знак"/>
     <w:basedOn w:val="DefaultParagraphFont"/>
     <w:uiPriority w:val="9"/>
     <w:semiHidden/>
     <w:qFormat/>
-    <w:rsid w:val="008024A3"/>
+    <w:rsid w:val="008024a3"/>
     <w:rPr>
-      <w:rFonts w:eastAsiaTheme="majorEastAsia" w:cstheme="majorBidi"/>
-      <w:color w:val="595959" w:themeColor="text1" w:themeTint="A6"/>
+      <w:rFonts w:eastAsia="" w:cs="" w:cstheme="majorBidi" w:eastAsiaTheme="majorEastAsia"/>
+      <w:color w:themeColor="text1" w:themeTint="a6" w:val="595959"/>
     </w:rPr>
   </w:style>
-  <w:style w:type="character" w:customStyle="1" w:styleId="8">
+  <w:style w:type="character" w:styleId="8" w:customStyle="1">
     <w:name w:val="Заголовок 8 Знак"/>
     <w:basedOn w:val="DefaultParagraphFont"/>
     <w:uiPriority w:val="9"/>
     <w:semiHidden/>
     <w:qFormat/>
-    <w:rsid w:val="008024A3"/>
+    <w:rsid w:val="008024a3"/>
     <w:rPr>
-      <w:rFonts w:eastAsiaTheme="majorEastAsia" w:cstheme="majorBidi"/>
+      <w:rFonts w:eastAsia="" w:cs="" w:cstheme="majorBidi" w:eastAsiaTheme="majorEastAsia"/>
       <w:i/>
       <w:iCs/>
-      <w:color w:val="272727" w:themeColor="text1" w:themeTint="D8"/>
+      <w:color w:themeColor="text1" w:themeTint="d8" w:val="272727"/>
     </w:rPr>
   </w:style>
-  <w:style w:type="character" w:customStyle="1" w:styleId="9">
+  <w:style w:type="character" w:styleId="9" w:customStyle="1">
     <w:name w:val="Заголовок 9 Знак"/>
     <w:basedOn w:val="DefaultParagraphFont"/>
     <w:uiPriority w:val="9"/>
     <w:semiHidden/>
     <w:qFormat/>
-    <w:rsid w:val="008024A3"/>
+    <w:rsid w:val="008024a3"/>
     <w:rPr>
-      <w:rFonts w:eastAsiaTheme="majorEastAsia" w:cstheme="majorBidi"/>
-      <w:color w:val="272727" w:themeColor="text1" w:themeTint="D8"/>
+      <w:rFonts w:eastAsia="" w:cs="" w:cstheme="majorBidi" w:eastAsiaTheme="majorEastAsia"/>
+      <w:color w:themeColor="text1" w:themeTint="d8" w:val="272727"/>
     </w:rPr>
   </w:style>
-  <w:style w:type="character" w:customStyle="1" w:styleId="a">
+  <w:style w:type="character" w:styleId="Style5" w:customStyle="1">
     <w:name w:val="Заголовок Знак"/>
     <w:basedOn w:val="DefaultParagraphFont"/>
     <w:uiPriority w:val="10"/>
     <w:qFormat/>
-    <w:rsid w:val="008024A3"/>
+    <w:rsid w:val="008024a3"/>
     <w:rPr>
-      <w:rFonts w:asciiTheme="majorHAnsi" w:eastAsiaTheme="majorEastAsia" w:hAnsiTheme="majorHAnsi" w:cstheme="majorBidi"/>
+      <w:rFonts w:ascii="Aptos Display" w:hAnsi="Aptos Display" w:eastAsia="" w:cs="" w:asciiTheme="majorHAnsi" w:cstheme="majorBidi" w:eastAsiaTheme="majorEastAsia" w:hAnsiTheme="majorHAnsi"/>
       <w:spacing w:val="-10"/>
       <w:kern w:val="2"/>
       <w:sz w:val="56"/>
       <w:szCs w:val="56"/>
     </w:rPr>
   </w:style>
-  <w:style w:type="character" w:customStyle="1" w:styleId="a0">
+  <w:style w:type="character" w:styleId="Style6" w:customStyle="1">
     <w:name w:val="Подзаголовок Знак"/>
     <w:basedOn w:val="DefaultParagraphFont"/>
     <w:uiPriority w:val="11"/>
     <w:qFormat/>
-    <w:rsid w:val="008024A3"/>
+    <w:rsid w:val="008024a3"/>
     <w:rPr>
-      <w:rFonts w:eastAsiaTheme="majorEastAsia" w:cstheme="majorBidi"/>
-      <w:color w:val="595959" w:themeColor="text1" w:themeTint="A6"/>
+      <w:rFonts w:eastAsia="" w:cs="" w:cstheme="majorBidi" w:eastAsiaTheme="majorEastAsia"/>
+      <w:color w:themeColor="text1" w:themeTint="a6" w:val="595959"/>
       <w:spacing w:val="15"/>
       <w:sz w:val="28"/>
       <w:szCs w:val="28"/>
     </w:rPr>
   </w:style>
-  <w:style w:type="character" w:customStyle="1" w:styleId="20">
+  <w:style w:type="character" w:styleId="21" w:customStyle="1">
     <w:name w:val="Цитата 2 Знак"/>
     <w:basedOn w:val="DefaultParagraphFont"/>
     <w:uiPriority w:val="29"/>
     <w:qFormat/>
-    <w:rsid w:val="008024A3"/>
+    <w:rsid w:val="008024a3"/>
     <w:rPr>
       <w:i/>
       <w:iCs/>
-      <w:color w:val="404040" w:themeColor="text1" w:themeTint="BF"/>
+      <w:color w:themeColor="text1" w:themeTint="bf" w:val="404040"/>
     </w:rPr>
   </w:style>
   <w:style w:type="character" w:styleId="IntenseEmphasis">
@@ -4941,23 +5657,23 @@
     <w:basedOn w:val="DefaultParagraphFont"/>
     <w:uiPriority w:val="21"/>
     <w:qFormat/>
-    <w:rsid w:val="008024A3"/>
+    <w:rsid w:val="008024a3"/>
     <w:rPr>
       <w:i/>
       <w:iCs/>
-      <w:color w:val="0F4761" w:themeColor="accent1" w:themeShade="BF"/>
+      <w:color w:themeColor="accent1" w:themeShade="bf" w:val="0F4761"/>
     </w:rPr>
   </w:style>
-  <w:style w:type="character" w:customStyle="1" w:styleId="a1">
+  <w:style w:type="character" w:styleId="Style7" w:customStyle="1">
     <w:name w:val="Выделенная цитата Знак"/>
     <w:basedOn w:val="DefaultParagraphFont"/>
     <w:uiPriority w:val="30"/>
     <w:qFormat/>
-    <w:rsid w:val="008024A3"/>
+    <w:rsid w:val="008024a3"/>
     <w:rPr>
       <w:i/>
       <w:iCs/>
-      <w:color w:val="0F4761" w:themeColor="accent1" w:themeShade="BF"/>
+      <w:color w:themeColor="accent1" w:themeShade="bf" w:val="0F4761"/>
     </w:rPr>
   </w:style>
   <w:style w:type="character" w:styleId="IntenseReference">
@@ -4965,12 +5681,12 @@
     <w:basedOn w:val="DefaultParagraphFont"/>
     <w:uiPriority w:val="32"/>
     <w:qFormat/>
-    <w:rsid w:val="008024A3"/>
+    <w:rsid w:val="008024a3"/>
     <w:rPr>
       <w:b/>
       <w:bCs/>
       <w:smallCaps/>
-      <w:color w:val="0F4761" w:themeColor="accent1" w:themeShade="BF"/>
+      <w:color w:themeColor="accent1" w:themeShade="bf" w:val="0F4761"/>
       <w:spacing w:val="5"/>
     </w:rPr>
   </w:style>
@@ -4981,30 +5697,30 @@
     <w:semiHidden/>
     <w:unhideWhenUsed/>
     <w:qFormat/>
-    <w:rsid w:val="004B2D34"/>
+    <w:rsid w:val="004b2d34"/>
     <w:rPr>
       <w:sz w:val="16"/>
       <w:szCs w:val="16"/>
     </w:rPr>
   </w:style>
-  <w:style w:type="character" w:customStyle="1" w:styleId="a2">
+  <w:style w:type="character" w:styleId="Style8" w:customStyle="1">
     <w:name w:val="Текст примечания Знак"/>
     <w:basedOn w:val="DefaultParagraphFont"/>
     <w:uiPriority w:val="99"/>
     <w:qFormat/>
-    <w:rsid w:val="004B2D34"/>
+    <w:rsid w:val="004b2d34"/>
     <w:rPr>
       <w:sz w:val="20"/>
       <w:szCs w:val="20"/>
     </w:rPr>
   </w:style>
-  <w:style w:type="character" w:customStyle="1" w:styleId="a3">
+  <w:style w:type="character" w:styleId="Style9" w:customStyle="1">
     <w:name w:val="Тема примечания Знак"/>
-    <w:basedOn w:val="a2"/>
+    <w:basedOn w:val="Style8"/>
     <w:uiPriority w:val="99"/>
     <w:semiHidden/>
     <w:qFormat/>
-    <w:rsid w:val="004B2D34"/>
+    <w:rsid w:val="004b2d34"/>
     <w:rPr>
       <w:b/>
       <w:bCs/>
@@ -5012,112 +5728,32 @@
       <w:szCs w:val="20"/>
     </w:rPr>
   </w:style>
-  <w:style w:type="character" w:customStyle="1" w:styleId="ListLabel1">
-    <w:name w:val="ListLabel 1"/>
+  <w:style w:type="character" w:styleId="InternetLinkuser" w:customStyle="1">
+    <w:name w:val="Internet Link (user)"/>
     <w:qFormat/>
-    <w:rPr>
-      <w:rFonts w:ascii="Arial" w:eastAsia="Arial" w:hAnsi="Arial" w:cs="Arial"/>
-      <w:color w:val="0000FF"/>
-      <w:sz w:val="22"/>
-      <w:szCs w:val="22"/>
-      <w:u w:val="single"/>
-    </w:rPr>
-  </w:style>
-  <w:style w:type="character" w:customStyle="1" w:styleId="InternetLink">
-    <w:name w:val="Internet Link"/>
     <w:rPr>
       <w:color w:val="000080"/>
       <w:u w:val="single"/>
     </w:rPr>
   </w:style>
-  <w:style w:type="character" w:customStyle="1" w:styleId="ListLabel2">
-    <w:name w:val="ListLabel 2"/>
-    <w:qFormat/>
+  <w:style w:type="character" w:styleId="Hyperlink">
+    <w:name w:val="Hyperlink"/>
     <w:rPr>
-      <w:rFonts w:ascii="Arial" w:eastAsia="Arial" w:hAnsi="Arial" w:cs="Arial"/>
-      <w:color w:val="1155CC"/>
-      <w:sz w:val="20"/>
-      <w:szCs w:val="20"/>
+      <w:color w:val="000080"/>
       <w:u w:val="single"/>
     </w:rPr>
   </w:style>
-  <w:style w:type="character" w:customStyle="1" w:styleId="ListLabel3">
-    <w:name w:val="ListLabel 3"/>
-    <w:qFormat/>
-    <w:rPr>
-      <w:rFonts w:ascii="Arial" w:eastAsia="Arial" w:hAnsi="Arial" w:cs="Arial"/>
-      <w:color w:val="0000FF"/>
-      <w:sz w:val="22"/>
-      <w:szCs w:val="22"/>
-      <w:u w:val="single"/>
-    </w:rPr>
-  </w:style>
-  <w:style w:type="character" w:customStyle="1" w:styleId="ListLabel4">
-    <w:name w:val="ListLabel 4"/>
-    <w:qFormat/>
-    <w:rPr>
-      <w:rFonts w:ascii="Arial" w:eastAsia="Arial" w:hAnsi="Arial" w:cs="Arial"/>
-      <w:color w:val="1155CC"/>
-      <w:sz w:val="20"/>
-      <w:szCs w:val="20"/>
-      <w:u w:val="single"/>
-    </w:rPr>
-  </w:style>
-  <w:style w:type="character" w:customStyle="1" w:styleId="ListLabel5">
-    <w:name w:val="ListLabel 5"/>
-    <w:qFormat/>
-    <w:rPr>
-      <w:rFonts w:ascii="Arial" w:eastAsia="Arial" w:hAnsi="Arial" w:cs="Arial"/>
-      <w:color w:val="0000FF"/>
-      <w:sz w:val="22"/>
-      <w:szCs w:val="22"/>
-      <w:u w:val="single"/>
-    </w:rPr>
-  </w:style>
-  <w:style w:type="character" w:customStyle="1" w:styleId="ListLabel6">
-    <w:name w:val="ListLabel 6"/>
-    <w:qFormat/>
-    <w:rPr>
-      <w:rFonts w:ascii="Arial" w:eastAsia="Arial" w:hAnsi="Arial" w:cs="Arial"/>
-      <w:color w:val="1155CC"/>
-      <w:sz w:val="20"/>
-      <w:szCs w:val="20"/>
-      <w:u w:val="single"/>
-    </w:rPr>
-  </w:style>
-  <w:style w:type="character" w:customStyle="1" w:styleId="ListLabel7">
-    <w:name w:val="ListLabel 7"/>
-    <w:qFormat/>
-    <w:rPr>
-      <w:rFonts w:ascii="Arial" w:eastAsia="Arial" w:hAnsi="Arial" w:cs="Arial"/>
-      <w:color w:val="0000FF"/>
-      <w:sz w:val="22"/>
-      <w:szCs w:val="22"/>
-      <w:u w:val="single"/>
-    </w:rPr>
-  </w:style>
-  <w:style w:type="character" w:customStyle="1" w:styleId="ListLabel8">
-    <w:name w:val="ListLabel 8"/>
-    <w:qFormat/>
-    <w:rPr>
-      <w:rFonts w:ascii="Arial" w:eastAsia="Arial" w:hAnsi="Arial" w:cs="Arial"/>
-      <w:color w:val="1155CC"/>
-      <w:sz w:val="20"/>
-      <w:szCs w:val="20"/>
-      <w:u w:val="single"/>
-    </w:rPr>
-  </w:style>
-  <w:style w:type="paragraph" w:customStyle="1" w:styleId="Heading">
+  <w:style w:type="paragraph" w:styleId="Heading" w:customStyle="1">
     <w:name w:val="Heading"/>
     <w:basedOn w:val="Normal"/>
     <w:next w:val="BodyText"/>
     <w:qFormat/>
     <w:pPr>
-      <w:keepNext/>
+      <w:keepNext w:val="true"/>
       <w:spacing w:before="240" w:after="120"/>
     </w:pPr>
     <w:rPr>
-      <w:rFonts w:ascii="Arial" w:eastAsia="Microsoft YaHei" w:hAnsi="Arial" w:cs="Arial"/>
+      <w:rFonts w:ascii="Arial" w:hAnsi="Arial" w:eastAsia="Microsoft YaHei" w:cs="Arial"/>
       <w:sz w:val="28"/>
       <w:szCs w:val="28"/>
     </w:rPr>
@@ -5126,12 +5762,14 @@
     <w:name w:val="Body Text"/>
     <w:basedOn w:val="Normal"/>
     <w:pPr>
-      <w:spacing w:after="140"/>
+      <w:spacing w:before="0" w:after="140"/>
     </w:pPr>
+    <w:rPr/>
   </w:style>
   <w:style w:type="paragraph" w:styleId="List">
     <w:name w:val="List"/>
     <w:basedOn w:val="BodyText"/>
+    <w:pPr/>
     <w:rPr>
       <w:rFonts w:cs="Arial"/>
     </w:rPr>
@@ -5150,7 +5788,7 @@
       <w:iCs/>
     </w:rPr>
   </w:style>
-  <w:style w:type="paragraph" w:customStyle="1" w:styleId="Index">
+  <w:style w:type="paragraph" w:styleId="Index" w:customStyle="1">
     <w:name w:val="Index"/>
     <w:basedOn w:val="Normal"/>
     <w:qFormat/>
@@ -5161,14 +5799,22 @@
       <w:rFonts w:cs="Arial"/>
     </w:rPr>
   </w:style>
-  <w:style w:type="paragraph" w:customStyle="1" w:styleId="LO-normal">
+  <w:style w:type="paragraph" w:styleId="LO-normal" w:customStyle="1">
     <w:name w:val="LO-normal"/>
     <w:qFormat/>
     <w:pPr>
-      <w:spacing w:after="160" w:line="276" w:lineRule="auto"/>
+      <w:widowControl/>
+      <w:bidi w:val="0"/>
+      <w:spacing w:lineRule="auto" w:line="276" w:before="0" w:after="160"/>
+      <w:jc w:val="left"/>
     </w:pPr>
     <w:rPr>
+      <w:rFonts w:ascii="Aptos" w:hAnsi="Aptos" w:eastAsia="Aptos" w:cs="Aptos"/>
+      <w:color w:val="auto"/>
+      <w:kern w:val="0"/>
       <w:sz w:val="24"/>
+      <w:szCs w:val="24"/>
+      <w:lang w:val="ru-RU" w:eastAsia="zh-CN" w:bidi="hi-IN"/>
     </w:rPr>
   </w:style>
   <w:style w:type="paragraph" w:styleId="Title">
@@ -5177,13 +5823,13 @@
     <w:next w:val="Normal"/>
     <w:uiPriority w:val="10"/>
     <w:qFormat/>
-    <w:rsid w:val="008024A3"/>
+    <w:rsid w:val="008024a3"/>
     <w:pPr>
-      <w:spacing w:after="80" w:line="240" w:lineRule="auto"/>
+      <w:spacing w:lineRule="auto" w:line="240" w:before="0" w:after="80"/>
       <w:contextualSpacing/>
     </w:pPr>
     <w:rPr>
-      <w:rFonts w:asciiTheme="majorHAnsi" w:eastAsiaTheme="majorEastAsia" w:hAnsiTheme="majorHAnsi" w:cstheme="majorBidi"/>
+      <w:rFonts w:ascii="Aptos Display" w:hAnsi="Aptos Display" w:eastAsia="" w:cs="" w:asciiTheme="majorHAnsi" w:cstheme="majorBidi" w:eastAsiaTheme="majorEastAsia" w:hAnsiTheme="majorHAnsi"/>
       <w:spacing w:val="-10"/>
       <w:kern w:val="2"/>
       <w:sz w:val="56"/>
@@ -5196,7 +5842,8 @@
     <w:next w:val="LO-normal"/>
     <w:uiPriority w:val="11"/>
     <w:qFormat/>
-    <w:rsid w:val="008024A3"/>
+    <w:rsid w:val="008024a3"/>
+    <w:pPr/>
     <w:rPr>
       <w:color w:val="595959"/>
       <w:sz w:val="28"/>
@@ -5209,15 +5856,15 @@
     <w:next w:val="Normal"/>
     <w:uiPriority w:val="29"/>
     <w:qFormat/>
-    <w:rsid w:val="008024A3"/>
+    <w:rsid w:val="008024a3"/>
     <w:pPr>
-      <w:spacing w:before="160"/>
+      <w:spacing w:before="160" w:after="160"/>
       <w:jc w:val="center"/>
     </w:pPr>
     <w:rPr>
       <w:i/>
       <w:iCs/>
-      <w:color w:val="404040" w:themeColor="text1" w:themeTint="BF"/>
+      <w:color w:themeColor="text1" w:themeTint="bf" w:val="404040"/>
     </w:rPr>
   </w:style>
   <w:style w:type="paragraph" w:styleId="ListParagraph">
@@ -5225,11 +5872,13 @@
     <w:basedOn w:val="Normal"/>
     <w:uiPriority w:val="34"/>
     <w:qFormat/>
-    <w:rsid w:val="008024A3"/>
+    <w:rsid w:val="008024a3"/>
     <w:pPr>
+      <w:spacing w:before="0" w:after="160"/>
       <w:ind w:left="720"/>
       <w:contextualSpacing/>
     </w:pPr>
+    <w:rPr/>
   </w:style>
   <w:style w:type="paragraph" w:styleId="IntenseQuote">
     <w:name w:val="Intense Quote"/>
@@ -5237,7 +5886,7 @@
     <w:next w:val="Normal"/>
     <w:uiPriority w:val="30"/>
     <w:qFormat/>
-    <w:rsid w:val="008024A3"/>
+    <w:rsid w:val="008024a3"/>
     <w:pPr>
       <w:pBdr>
         <w:top w:val="single" w:sz="4" w:space="10" w:color="0F4761"/>
@@ -5250,7 +5899,7 @@
     <w:rPr>
       <w:i/>
       <w:iCs/>
-      <w:color w:val="0F4761" w:themeColor="accent1" w:themeShade="BF"/>
+      <w:color w:themeColor="accent1" w:themeShade="bf" w:val="0F4761"/>
     </w:rPr>
   </w:style>
   <w:style w:type="paragraph" w:styleId="CommentText">
@@ -5259,16 +5908,16 @@
     <w:uiPriority w:val="99"/>
     <w:unhideWhenUsed/>
     <w:qFormat/>
-    <w:rsid w:val="004B2D34"/>
+    <w:rsid w:val="004b2d34"/>
     <w:pPr>
-      <w:spacing w:line="240" w:lineRule="auto"/>
+      <w:spacing w:lineRule="auto" w:line="240"/>
     </w:pPr>
     <w:rPr>
       <w:sz w:val="20"/>
       <w:szCs w:val="20"/>
     </w:rPr>
   </w:style>
-  <w:style w:type="paragraph" w:styleId="CommentSubject">
+  <w:style w:type="paragraph" w:styleId="annotationsubject">
     <w:name w:val="annotation subject"/>
     <w:basedOn w:val="CommentText"/>
     <w:next w:val="CommentText"/>
@@ -5276,209 +5925,160 @@
     <w:semiHidden/>
     <w:unhideWhenUsed/>
     <w:qFormat/>
-    <w:rsid w:val="004B2D34"/>
+    <w:rsid w:val="004b2d34"/>
+    <w:pPr/>
     <w:rPr>
       <w:b/>
       <w:bCs/>
     </w:rPr>
   </w:style>
+  <w:style w:type="paragraph" w:styleId="HeaderandFooter">
+    <w:name w:val="Header and Footer"/>
+    <w:basedOn w:val="Normal"/>
+    <w:qFormat/>
+    <w:pPr/>
+    <w:rPr/>
+  </w:style>
   <w:style w:type="paragraph" w:styleId="Header">
     <w:name w:val="header"/>
     <w:basedOn w:val="Normal"/>
+    <w:pPr/>
+    <w:rPr/>
+  </w:style>
+  <w:style w:type="paragraph" w:styleId="normal1">
+    <w:name w:val="normal1"/>
+    <w:qFormat/>
+    <w:pPr>
+      <w:widowControl/>
+      <w:bidi w:val="0"/>
+      <w:spacing w:lineRule="auto" w:line="276" w:before="0" w:after="160"/>
+      <w:jc w:val="left"/>
+    </w:pPr>
+    <w:rPr>
+      <w:rFonts w:ascii="Aptos" w:hAnsi="Aptos" w:eastAsia="Aptos" w:cs="Aptos"/>
+      <w:color w:val="auto"/>
+      <w:kern w:val="0"/>
+      <w:sz w:val="20"/>
+      <w:szCs w:val="24"/>
+      <w:lang w:val="ru-RU" w:eastAsia="zh-CN" w:bidi="hi-IN"/>
+    </w:rPr>
+  </w:style>
+  <w:style w:type="numbering" w:styleId="NoList" w:default="1">
+    <w:name w:val="No List"/>
+    <w:uiPriority w:val="99"/>
+    <w:semiHidden/>
+    <w:unhideWhenUsed/>
+    <w:qFormat/>
+  </w:style>
+  <w:style w:type="table" w:default="1" w:styleId="TableNormal">
+    <w:name w:val="Normal Table"/>
+    <w:uiPriority w:val="99"/>
+    <w:semiHidden/>
+    <w:unhideWhenUsed/>
+    <w:tblPr>
+      <w:tblCellMar>
+        <w:top w:w="0" w:type="dxa"/>
+        <w:left w:w="108" w:type="dxa"/>
+        <w:bottom w:w="0" w:type="dxa"/>
+        <w:right w:w="108" w:type="dxa"/>
+      </w:tblCellMar>
+    </w:tblPr>
   </w:style>
 </w:styles>
 </file>
 
 <file path=word/theme/theme1.xml><?xml version="1.0" encoding="utf-8"?>
-<a:theme xmlns:a="http://schemas.openxmlformats.org/drawingml/2006/main" name="Тема Office">
+<a:theme xmlns:a="http://schemas.openxmlformats.org/drawingml/2006/main" xmlns:r="http://schemas.openxmlformats.org/officeDocument/2006/relationships" name="Тема Office">
   <a:themeElements>
     <a:clrScheme name="Стандартная">
       <a:dk1>
-        <a:sysClr val="windowText" lastClr="000000"/>
+        <a:srgbClr val="000000"/>
       </a:dk1>
       <a:lt1>
-        <a:sysClr val="window" lastClr="FFFFFF"/>
+        <a:srgbClr val="ffffff"/>
       </a:lt1>
       <a:dk2>
-        <a:srgbClr val="0E2841"/>
+        <a:srgbClr val="0e2841"/>
       </a:dk2>
       <a:lt2>
-        <a:srgbClr val="E8E8E8"/>
+        <a:srgbClr val="e8e8e8"/>
       </a:lt2>
       <a:accent1>
         <a:srgbClr val="156082"/>
       </a:accent1>
       <a:accent2>
-        <a:srgbClr val="E97132"/>
+        <a:srgbClr val="e97132"/>
       </a:accent2>
       <a:accent3>
-        <a:srgbClr val="196B24"/>
+        <a:srgbClr val="196b24"/>
       </a:accent3>
       <a:accent4>
-        <a:srgbClr val="0F9ED5"/>
+        <a:srgbClr val="0f9ed5"/>
       </a:accent4>
       <a:accent5>
-        <a:srgbClr val="A02B93"/>
+        <a:srgbClr val="a02b93"/>
       </a:accent5>
       <a:accent6>
-        <a:srgbClr val="4EA72E"/>
+        <a:srgbClr val="4ea72e"/>
       </a:accent6>
       <a:hlink>
         <a:srgbClr val="467886"/>
       </a:hlink>
       <a:folHlink>
-        <a:srgbClr val="96607D"/>
+        <a:srgbClr val="96607d"/>
       </a:folHlink>
     </a:clrScheme>
     <a:fontScheme name="Стандартная">
       <a:majorFont>
-        <a:latin typeface="Aptos Display" panose="02110004020202020204"/>
+        <a:latin typeface="Aptos Display" panose="02110004020202020204" pitchFamily="0" charset="1"/>
         <a:ea typeface=""/>
         <a:cs typeface=""/>
-        <a:font script="Jpan" typeface="游ゴシック Light"/>
-        <a:font script="Hang" typeface="맑은 고딕"/>
-        <a:font script="Hans" typeface="等线 Light"/>
-        <a:font script="Hant" typeface="新細明體"/>
-        <a:font script="Arab" typeface="Times New Roman"/>
-        <a:font script="Hebr" typeface="Times New Roman"/>
-        <a:font script="Thai" typeface="Angsana New"/>
-        <a:font script="Ethi" typeface="Nyala"/>
-        <a:font script="Beng" typeface="Vrinda"/>
-        <a:font script="Gujr" typeface="Shruti"/>
-        <a:font script="Khmr" typeface="MoolBoran"/>
-        <a:font script="Knda" typeface="Tunga"/>
-        <a:font script="Guru" typeface="Raavi"/>
-        <a:font script="Cans" typeface="Euphemia"/>
-        <a:font script="Cher" typeface="Plantagenet Cherokee"/>
-        <a:font script="Yiii" typeface="Microsoft Yi Baiti"/>
-        <a:font script="Tibt" typeface="Microsoft Himalaya"/>
-        <a:font script="Thaa" typeface="MV Boli"/>
-        <a:font script="Deva" typeface="Mangal"/>
-        <a:font script="Telu" typeface="Gautami"/>
-        <a:font script="Taml" typeface="Latha"/>
-        <a:font script="Syrc" typeface="Estrangelo Edessa"/>
-        <a:font script="Orya" typeface="Kalinga"/>
-        <a:font script="Mlym" typeface="Kartika"/>
-        <a:font script="Laoo" typeface="DokChampa"/>
-        <a:font script="Sinh" typeface="Iskoola Pota"/>
-        <a:font script="Mong" typeface="Mongolian Baiti"/>
-        <a:font script="Viet" typeface="Times New Roman"/>
-        <a:font script="Uigh" typeface="Microsoft Uighur"/>
-        <a:font script="Geor" typeface="Sylfaen"/>
-        <a:font script="Armn" typeface="Arial"/>
-        <a:font script="Bugi" typeface="Leelawadee UI"/>
-        <a:font script="Bopo" typeface="Microsoft JhengHei"/>
-        <a:font script="Java" typeface="Javanese Text"/>
-        <a:font script="Lisu" typeface="Segoe UI"/>
-        <a:font script="Mymr" typeface="Myanmar Text"/>
-        <a:font script="Nkoo" typeface="Ebrima"/>
-        <a:font script="Olck" typeface="Nirmala UI"/>
-        <a:font script="Osma" typeface="Ebrima"/>
-        <a:font script="Phag" typeface="Phagspa"/>
-        <a:font script="Syrn" typeface="Estrangelo Edessa"/>
-        <a:font script="Syrj" typeface="Estrangelo Edessa"/>
-        <a:font script="Syre" typeface="Estrangelo Edessa"/>
-        <a:font script="Sora" typeface="Nirmala UI"/>
-        <a:font script="Tale" typeface="Microsoft Tai Le"/>
-        <a:font script="Talu" typeface="Microsoft New Tai Lue"/>
-        <a:font script="Tfng" typeface="Ebrima"/>
       </a:majorFont>
       <a:minorFont>
-        <a:latin typeface="Aptos" panose="02110004020202020204"/>
+        <a:latin typeface="Aptos" panose="02110004020202020204" pitchFamily="0" charset="1"/>
         <a:ea typeface=""/>
         <a:cs typeface=""/>
-        <a:font script="Jpan" typeface="游明朝"/>
-        <a:font script="Hang" typeface="맑은 고딕"/>
-        <a:font script="Hans" typeface="等线"/>
-        <a:font script="Hant" typeface="新細明體"/>
-        <a:font script="Arab" typeface="Arial"/>
-        <a:font script="Hebr" typeface="Arial"/>
-        <a:font script="Thai" typeface="Cordia New"/>
-        <a:font script="Ethi" typeface="Nyala"/>
-        <a:font script="Beng" typeface="Vrinda"/>
-        <a:font script="Gujr" typeface="Shruti"/>
-        <a:font script="Khmr" typeface="DaunPenh"/>
-        <a:font script="Knda" typeface="Tunga"/>
-        <a:font script="Guru" typeface="Raavi"/>
-        <a:font script="Cans" typeface="Euphemia"/>
-        <a:font script="Cher" typeface="Plantagenet Cherokee"/>
-        <a:font script="Yiii" typeface="Microsoft Yi Baiti"/>
-        <a:font script="Tibt" typeface="Microsoft Himalaya"/>
-        <a:font script="Thaa" typeface="MV Boli"/>
-        <a:font script="Deva" typeface="Mangal"/>
-        <a:font script="Telu" typeface="Gautami"/>
-        <a:font script="Taml" typeface="Latha"/>
-        <a:font script="Syrc" typeface="Estrangelo Edessa"/>
-        <a:font script="Orya" typeface="Kalinga"/>
-        <a:font script="Mlym" typeface="Kartika"/>
-        <a:font script="Laoo" typeface="DokChampa"/>
-        <a:font script="Sinh" typeface="Iskoola Pota"/>
-        <a:font script="Mong" typeface="Mongolian Baiti"/>
-        <a:font script="Viet" typeface="Arial"/>
-        <a:font script="Uigh" typeface="Microsoft Uighur"/>
-        <a:font script="Geor" typeface="Sylfaen"/>
-        <a:font script="Armn" typeface="Arial"/>
-        <a:font script="Bugi" typeface="Leelawadee UI"/>
-        <a:font script="Bopo" typeface="Microsoft JhengHei"/>
-        <a:font script="Java" typeface="Javanese Text"/>
-        <a:font script="Lisu" typeface="Segoe UI"/>
-        <a:font script="Mymr" typeface="Myanmar Text"/>
-        <a:font script="Nkoo" typeface="Ebrima"/>
-        <a:font script="Olck" typeface="Nirmala UI"/>
-        <a:font script="Osma" typeface="Ebrima"/>
-        <a:font script="Phag" typeface="Phagspa"/>
-        <a:font script="Syrn" typeface="Estrangelo Edessa"/>
-        <a:font script="Syrj" typeface="Estrangelo Edessa"/>
-        <a:font script="Syre" typeface="Estrangelo Edessa"/>
-        <a:font script="Sora" typeface="Nirmala UI"/>
-        <a:font script="Tale" typeface="Microsoft Tai Le"/>
-        <a:font script="Talu" typeface="Microsoft New Tai Lue"/>
-        <a:font script="Tfng" typeface="Ebrima"/>
       </a:minorFont>
     </a:fontScheme>
-    <a:fmtScheme name="Стандартная">
+    <a:fmtScheme>
       <a:fillStyleLst>
         <a:solidFill>
           <a:schemeClr val="phClr"/>
         </a:solidFill>
-        <a:gradFill rotWithShape="1">
+        <a:gradFill>
           <a:gsLst>
             <a:gs pos="0">
               <a:schemeClr val="phClr">
                 <a:lumMod val="110000"/>
-                <a:satMod val="105000"/>
                 <a:tint val="67000"/>
               </a:schemeClr>
             </a:gs>
             <a:gs pos="50000">
               <a:schemeClr val="phClr">
                 <a:lumMod val="105000"/>
-                <a:satMod val="103000"/>
                 <a:tint val="73000"/>
               </a:schemeClr>
             </a:gs>
             <a:gs pos="100000">
               <a:schemeClr val="phClr">
                 <a:lumMod val="105000"/>
-                <a:satMod val="109000"/>
                 <a:tint val="81000"/>
               </a:schemeClr>
             </a:gs>
           </a:gsLst>
           <a:lin ang="5400000" scaled="0"/>
+          <a:tileRect l="0" t="0" r="0" b="0"/>
         </a:gradFill>
-        <a:gradFill rotWithShape="1">
+        <a:gradFill>
           <a:gsLst>
             <a:gs pos="0">
               <a:schemeClr val="phClr">
-                <a:satMod val="103000"/>
                 <a:lumMod val="102000"/>
                 <a:tint val="94000"/>
               </a:schemeClr>
             </a:gs>
             <a:gs pos="50000">
               <a:schemeClr val="phClr">
-                <a:satMod val="110000"/>
                 <a:lumMod val="100000"/>
                 <a:shade val="100000"/>
               </a:schemeClr>
@@ -5486,33 +6086,24 @@
             <a:gs pos="100000">
               <a:schemeClr val="phClr">
                 <a:lumMod val="99000"/>
-                <a:satMod val="120000"/>
                 <a:shade val="78000"/>
               </a:schemeClr>
             </a:gs>
           </a:gsLst>
           <a:lin ang="5400000" scaled="0"/>
+          <a:tileRect l="0" t="0" r="0" b="0"/>
         </a:gradFill>
       </a:fillStyleLst>
       <a:lnStyleLst>
         <a:ln w="6350" cap="flat" cmpd="sng" algn="ctr">
-          <a:solidFill>
-            <a:schemeClr val="phClr"/>
-          </a:solidFill>
           <a:prstDash val="solid"/>
           <a:miter lim="800000"/>
         </a:ln>
         <a:ln w="12700" cap="flat" cmpd="sng" algn="ctr">
-          <a:solidFill>
-            <a:schemeClr val="phClr"/>
-          </a:solidFill>
           <a:prstDash val="solid"/>
           <a:miter lim="800000"/>
         </a:ln>
         <a:ln w="19050" cap="flat" cmpd="sng" algn="ctr">
-          <a:solidFill>
-            <a:schemeClr val="phClr"/>
-          </a:solidFill>
           <a:prstDash val="solid"/>
           <a:miter lim="800000"/>
         </a:ln>
@@ -5525,13 +6116,7 @@
           <a:effectLst/>
         </a:effectStyle>
         <a:effectStyle>
-          <a:effectLst>
-            <a:outerShdw blurRad="57150" dist="19050" dir="5400000" algn="ctr" rotWithShape="0">
-              <a:srgbClr val="000000">
-                <a:alpha val="63000"/>
-              </a:srgbClr>
-            </a:outerShdw>
-          </a:effectLst>
+          <a:effectLst/>
         </a:effectStyle>
       </a:effectStyleLst>
       <a:bgFillStyleLst>
@@ -5541,15 +6126,13 @@
         <a:solidFill>
           <a:schemeClr val="phClr">
             <a:tint val="95000"/>
-            <a:satMod val="170000"/>
           </a:schemeClr>
         </a:solidFill>
-        <a:gradFill rotWithShape="1">
+        <a:gradFill>
           <a:gsLst>
             <a:gs pos="0">
               <a:schemeClr val="phClr">
                 <a:tint val="93000"/>
-                <a:satMod val="150000"/>
                 <a:shade val="98000"/>
                 <a:lumMod val="102000"/>
               </a:schemeClr>
@@ -5557,7 +6140,6 @@
             <a:gs pos="50000">
               <a:schemeClr val="phClr">
                 <a:tint val="98000"/>
-                <a:satMod val="130000"/>
                 <a:shade val="90000"/>
                 <a:lumMod val="103000"/>
               </a:schemeClr>
@@ -5565,22 +6147,15 @@
             <a:gs pos="100000">
               <a:schemeClr val="phClr">
                 <a:shade val="63000"/>
-                <a:satMod val="120000"/>
               </a:schemeClr>
             </a:gs>
           </a:gsLst>
           <a:lin ang="5400000" scaled="0"/>
+          <a:tileRect l="0" t="0" r="0" b="0"/>
         </a:gradFill>
       </a:bgFillStyleLst>
     </a:fmtScheme>
   </a:themeElements>
-  <a:objectDefaults/>
-  <a:extraClrSchemeLst/>
-  <a:extLst>
-    <a:ext uri="{05A4C25C-085E-4340-85A3-A5531E510DB2}">
-      <thm15:themeFamily xmlns:thm15="http://schemas.microsoft.com/office/thememl/2012/main" name="Office Theme" id="{2E142A2C-CD16-42D6-873A-C26D2A0506FA}" vid="{1BDDFF52-6CD6-40A5-AB3C-68EB2F1E4D0A}"/>
-    </a:ext>
-  </a:extLst>
 </a:theme>
 </file>
 
